--- a/lab1/docs/Лабораторная_работа_1_отчёт.docx
+++ b/lab1/docs/Лабораторная_работа_1_отчёт.docx
@@ -4,24 +4,33 @@
   <w:body>
     <w:p>
       <w:pPr>
-        <w:spacing w:after="40"/>
+        <w:ind w:firstLine="567"/>
         <w:jc w:val="center"/>
         <w:rPr>
-          <w:lang w:val="ru-RU"/>
-        </w:rPr>
-      </w:pPr>
-      <w:r>
-        <w:rPr>
           <w:b/>
-          <w:sz w:val="28"/>
-          <w:lang w:val="ru-RU"/>
-        </w:rPr>
-        <w:t>ЛАБОРАТОРНАЯ РАБОТА № 1</w:t>
+          <w:sz w:val="32"/>
+          <w:lang w:val="ru-RU"/>
+        </w:rPr>
+      </w:pPr>
+      <w:r>
+        <w:rPr>
+          <w:b/>
+          <w:lang w:val="ru-RU"/>
+        </w:rPr>
+        <w:t>ЛАБОРАТОРНАЯ</w:t>
+      </w:r>
+      <w:r>
+        <w:rPr>
+          <w:b/>
+          <w:sz w:val="32"/>
+          <w:lang w:val="ru-RU"/>
+        </w:rPr>
+        <w:t xml:space="preserve"> РАБОТА № 1</w:t>
       </w:r>
     </w:p>
     <w:p>
       <w:pPr>
-        <w:spacing w:after="160"/>
+        <w:ind w:firstLine="567"/>
         <w:jc w:val="center"/>
         <w:rPr>
           <w:lang w:val="ru-RU"/>
@@ -30,17 +39,35 @@
       <w:r>
         <w:rPr>
           <w:b/>
-          <w:sz w:val="28"/>
-          <w:lang w:val="ru-RU"/>
-        </w:rPr>
-        <w:t>Цветовые модели</w:t>
+          <w:sz w:val="26"/>
+          <w:szCs w:val="26"/>
+          <w:lang w:val="ru-RU"/>
+        </w:rPr>
+        <w:t>Цветовые</w:t>
+      </w:r>
+      <w:r>
+        <w:rPr>
+          <w:b/>
+          <w:sz w:val="32"/>
+          <w:lang w:val="ru-RU"/>
+        </w:rPr>
+        <w:t xml:space="preserve"> модели</w:t>
+      </w:r>
+      <w:r>
+        <w:rPr>
+          <w:b/>
+          <w:sz w:val="32"/>
+          <w:lang w:val="ru-RU"/>
+        </w:rPr>
+        <w:br/>
       </w:r>
     </w:p>
     <w:p>
       <w:pPr>
-        <w:keepNext/>
-        <w:spacing w:before="160" w:after="60"/>
-        <w:rPr>
+        <w:ind w:firstLine="567"/>
+        <w:rPr>
+          <w:sz w:val="26"/>
+          <w:szCs w:val="26"/>
           <w:lang w:val="ru-RU"/>
         </w:rPr>
       </w:pPr>
@@ -48,6 +75,7 @@
         <w:rPr>
           <w:b/>
           <w:sz w:val="26"/>
+          <w:szCs w:val="26"/>
           <w:lang w:val="ru-RU"/>
         </w:rPr>
         <w:t>Цель работы</w:t>
@@ -55,139 +83,149 @@
     </w:p>
     <w:p>
       <w:pPr>
-        <w:spacing w:after="0"/>
-        <w:ind w:firstLine="709"/>
-        <w:jc w:val="both"/>
-        <w:rPr>
-          <w:lang w:val="ru-RU"/>
-        </w:rPr>
-      </w:pPr>
-      <w:r>
-        <w:rPr>
+        <w:ind w:firstLine="567"/>
+        <w:rPr>
+          <w:sz w:val="24"/>
+          <w:szCs w:val="24"/>
+          <w:lang w:val="ru-RU"/>
+        </w:rPr>
+      </w:pPr>
+      <w:r>
+        <w:rPr>
+          <w:sz w:val="24"/>
+          <w:szCs w:val="24"/>
           <w:lang w:val="ru-RU"/>
         </w:rPr>
         <w:t xml:space="preserve">Изучить цветовые модели </w:t>
       </w:r>
       <w:r>
+        <w:rPr>
+          <w:sz w:val="24"/>
+          <w:szCs w:val="24"/>
+        </w:rPr>
         <w:t>RGB</w:t>
       </w:r>
       <w:r>
         <w:rPr>
+          <w:sz w:val="24"/>
+          <w:szCs w:val="24"/>
           <w:lang w:val="ru-RU"/>
         </w:rPr>
         <w:t xml:space="preserve">, </w:t>
       </w:r>
       <w:r>
+        <w:rPr>
+          <w:sz w:val="24"/>
+          <w:szCs w:val="24"/>
+        </w:rPr>
         <w:t>CMYK</w:t>
       </w:r>
       <w:r>
         <w:rPr>
+          <w:sz w:val="24"/>
+          <w:szCs w:val="24"/>
           <w:lang w:val="ru-RU"/>
         </w:rPr>
         <w:t xml:space="preserve">, </w:t>
       </w:r>
       <w:r>
+        <w:rPr>
+          <w:sz w:val="24"/>
+          <w:szCs w:val="24"/>
+        </w:rPr>
         <w:t>HSV</w:t>
       </w:r>
       <w:r>
         <w:rPr>
+          <w:sz w:val="24"/>
+          <w:szCs w:val="24"/>
           <w:lang w:val="ru-RU"/>
         </w:rPr>
         <w:t xml:space="preserve">, </w:t>
       </w:r>
       <w:r>
+        <w:rPr>
+          <w:sz w:val="24"/>
+          <w:szCs w:val="24"/>
+        </w:rPr>
         <w:t>HLS</w:t>
       </w:r>
       <w:r>
         <w:rPr>
+          <w:sz w:val="24"/>
+          <w:szCs w:val="24"/>
           <w:lang w:val="ru-RU"/>
         </w:rPr>
         <w:t xml:space="preserve">, </w:t>
       </w:r>
       <w:r>
+        <w:rPr>
+          <w:sz w:val="24"/>
+          <w:szCs w:val="24"/>
+        </w:rPr>
         <w:t>XYZ</w:t>
       </w:r>
       <w:r>
         <w:rPr>
+          <w:sz w:val="24"/>
+          <w:szCs w:val="24"/>
           <w:lang w:val="ru-RU"/>
         </w:rPr>
         <w:t xml:space="preserve"> и </w:t>
       </w:r>
       <w:r>
+        <w:rPr>
+          <w:sz w:val="24"/>
+          <w:szCs w:val="24"/>
+        </w:rPr>
         <w:t>CIELAB</w:t>
       </w:r>
       <w:r>
         <w:rPr>
+          <w:sz w:val="24"/>
+          <w:szCs w:val="24"/>
           <w:lang w:val="ru-RU"/>
         </w:rPr>
         <w:t xml:space="preserve"> (</w:t>
       </w:r>
       <w:r>
+        <w:rPr>
+          <w:sz w:val="24"/>
+          <w:szCs w:val="24"/>
+        </w:rPr>
         <w:t>Lab</w:t>
       </w:r>
       <w:r>
         <w:rPr>
-          <w:lang w:val="ru-RU"/>
-        </w:rPr>
-        <w:t xml:space="preserve">), переход от одной модели к другой и цветовой график МКО. Разработать настольное приложение, позволяющее пользователю выбирать и интерактивно менять цвет, одновременно показывая его составляющие в </w:t>
-      </w:r>
-      <w:r>
-        <w:rPr>
-          <w:lang w:val="ru-RU"/>
-        </w:rPr>
-        <w:t>трёх моделях</w:t>
-      </w:r>
-      <w:r>
-        <w:rPr>
-          <w:lang w:val="ru-RU"/>
-        </w:rPr>
-        <w:t xml:space="preserve">: </w:t>
-      </w:r>
-      <w:r>
-        <w:t>CMYK</w:t>
-      </w:r>
-      <w:r>
-        <w:rPr>
-          <w:lang w:val="ru-RU"/>
-        </w:rPr>
-        <w:t>,</w:t>
-      </w:r>
-      <w:r>
-        <w:rPr>
-          <w:lang w:val="ru-RU"/>
-        </w:rPr>
-        <w:t xml:space="preserve"> </w:t>
-      </w:r>
-      <w:r>
-        <w:t>RGB</w:t>
-      </w:r>
-      <w:r>
-        <w:rPr>
-          <w:lang w:val="ru-RU"/>
-        </w:rPr>
-        <w:t>,</w:t>
-      </w:r>
-      <w:r>
-        <w:rPr>
-          <w:lang w:val="ru-RU"/>
-        </w:rPr>
-        <w:t xml:space="preserve"> </w:t>
-      </w:r>
-      <w:r>
-        <w:t>HLS</w:t>
-      </w:r>
-      <w:r>
-        <w:rPr>
-          <w:lang w:val="ru-RU"/>
-        </w:rPr>
-        <w:t>.</w:t>
+          <w:sz w:val="24"/>
+          <w:szCs w:val="24"/>
+          <w:lang w:val="ru-RU"/>
+        </w:rPr>
+        <w:t>)</w:t>
+      </w:r>
+      <w:r>
+        <w:rPr>
+          <w:sz w:val="24"/>
+          <w:szCs w:val="24"/>
+          <w:lang w:val="ru-RU"/>
+        </w:rPr>
+        <w:t xml:space="preserve"> и график МКО</w:t>
+      </w:r>
+      <w:r>
+        <w:rPr>
+          <w:sz w:val="24"/>
+          <w:szCs w:val="24"/>
+          <w:lang w:val="ru-RU"/>
+        </w:rPr>
+        <w:t>, рассмотреть принципы преобразования между цветовыми пространствами и разработать настольное приложение.</w:t>
       </w:r>
     </w:p>
     <w:p>
       <w:pPr>
-        <w:keepNext/>
-        <w:spacing w:before="160" w:after="60"/>
-        <w:rPr>
+        <w:ind w:firstLine="567"/>
+        <w:rPr>
+          <w:sz w:val="26"/>
+          <w:szCs w:val="26"/>
           <w:lang w:val="ru-RU"/>
         </w:rPr>
       </w:pPr>
@@ -195,6 +233,7 @@
         <w:rPr>
           <w:b/>
           <w:sz w:val="26"/>
+          <w:szCs w:val="26"/>
           <w:lang w:val="ru-RU"/>
         </w:rPr>
         <w:t>Задачи работы</w:t>
@@ -202,18 +241,28 @@
     </w:p>
     <w:p>
       <w:pPr>
-        <w:spacing w:after="0"/>
-        <w:ind w:firstLine="709"/>
-        <w:jc w:val="both"/>
-        <w:rPr>
-          <w:lang w:val="ru-RU"/>
-        </w:rPr>
-      </w:pPr>
-      <w:r>
-        <w:rPr>
+        <w:ind w:firstLine="567"/>
+        <w:rPr>
+          <w:sz w:val="24"/>
+          <w:szCs w:val="24"/>
+          <w:lang w:val="ru-RU"/>
+        </w:rPr>
+      </w:pPr>
+      <w:r>
+        <w:rPr>
+          <w:sz w:val="24"/>
+          <w:szCs w:val="24"/>
           <w:lang w:val="ru-RU"/>
         </w:rPr>
         <w:t>В ходе выполнения лабораторной работы были поставлены следующие задачи:</w:t>
+      </w:r>
+      <w:r>
+        <w:rPr>
+          <w:sz w:val="24"/>
+          <w:szCs w:val="24"/>
+          <w:lang w:val="ru-RU"/>
+        </w:rPr>
+        <w:t xml:space="preserve"> </w:t>
       </w:r>
     </w:p>
     <w:p>
@@ -221,79 +270,131 @@
         <w:pStyle w:val="ae"/>
         <w:numPr>
           <w:ilvl w:val="0"/>
-          <w:numId w:val="14"/>
+          <w:numId w:val="19"/>
         </w:numPr>
-        <w:spacing w:after="0"/>
-        <w:jc w:val="both"/>
-        <w:rPr>
-          <w:lang w:val="ru-RU"/>
-        </w:rPr>
-      </w:pPr>
-      <w:r>
-        <w:rPr>
-          <w:lang w:val="ru-RU"/>
-        </w:rPr>
-        <w:t xml:space="preserve">изучить назначение и области применения цветовых моделей </w:t>
-      </w:r>
-      <w:r>
+        <w:rPr>
+          <w:sz w:val="24"/>
+          <w:szCs w:val="24"/>
+          <w:lang w:val="ru-RU"/>
+        </w:rPr>
+      </w:pPr>
+      <w:r>
+        <w:rPr>
+          <w:sz w:val="24"/>
+          <w:szCs w:val="24"/>
+          <w:lang w:val="ru-RU"/>
+        </w:rPr>
+        <w:t>И</w:t>
+      </w:r>
+      <w:r>
+        <w:rPr>
+          <w:sz w:val="24"/>
+          <w:szCs w:val="24"/>
+          <w:lang w:val="ru-RU"/>
+        </w:rPr>
+        <w:t xml:space="preserve">зучить основные цветовые модели </w:t>
+      </w:r>
+      <w:r>
+        <w:rPr>
+          <w:sz w:val="24"/>
+          <w:szCs w:val="24"/>
+        </w:rPr>
         <w:t>RGB</w:t>
       </w:r>
       <w:r>
         <w:rPr>
+          <w:sz w:val="24"/>
+          <w:szCs w:val="24"/>
           <w:lang w:val="ru-RU"/>
         </w:rPr>
         <w:t xml:space="preserve">, </w:t>
       </w:r>
       <w:r>
+        <w:rPr>
+          <w:sz w:val="24"/>
+          <w:szCs w:val="24"/>
+        </w:rPr>
         <w:t>CMYK</w:t>
       </w:r>
       <w:r>
         <w:rPr>
+          <w:sz w:val="24"/>
+          <w:szCs w:val="24"/>
           <w:lang w:val="ru-RU"/>
         </w:rPr>
         <w:t xml:space="preserve">, </w:t>
       </w:r>
       <w:r>
+        <w:rPr>
+          <w:sz w:val="24"/>
+          <w:szCs w:val="24"/>
+        </w:rPr>
         <w:t>HSV</w:t>
       </w:r>
       <w:r>
         <w:rPr>
+          <w:sz w:val="24"/>
+          <w:szCs w:val="24"/>
           <w:lang w:val="ru-RU"/>
         </w:rPr>
         <w:t xml:space="preserve">, </w:t>
       </w:r>
       <w:r>
+        <w:rPr>
+          <w:sz w:val="24"/>
+          <w:szCs w:val="24"/>
+        </w:rPr>
         <w:t>HLS</w:t>
       </w:r>
       <w:r>
         <w:rPr>
+          <w:sz w:val="24"/>
+          <w:szCs w:val="24"/>
           <w:lang w:val="ru-RU"/>
         </w:rPr>
         <w:t xml:space="preserve">, </w:t>
       </w:r>
       <w:r>
+        <w:rPr>
+          <w:sz w:val="24"/>
+          <w:szCs w:val="24"/>
+        </w:rPr>
         <w:t>XYZ</w:t>
       </w:r>
       <w:r>
         <w:rPr>
+          <w:sz w:val="24"/>
+          <w:szCs w:val="24"/>
           <w:lang w:val="ru-RU"/>
         </w:rPr>
         <w:t xml:space="preserve"> и </w:t>
       </w:r>
       <w:r>
+        <w:rPr>
+          <w:sz w:val="24"/>
+          <w:szCs w:val="24"/>
+        </w:rPr>
         <w:t>CIELAB</w:t>
       </w:r>
       <w:r>
         <w:rPr>
+          <w:sz w:val="24"/>
+          <w:szCs w:val="24"/>
           <w:lang w:val="ru-RU"/>
         </w:rPr>
         <w:t xml:space="preserve"> (</w:t>
       </w:r>
       <w:r>
+        <w:rPr>
+          <w:sz w:val="24"/>
+          <w:szCs w:val="24"/>
+        </w:rPr>
         <w:t>Lab</w:t>
       </w:r>
       <w:r>
         <w:rPr>
+          <w:sz w:val="24"/>
+          <w:szCs w:val="24"/>
           <w:lang w:val="ru-RU"/>
         </w:rPr>
         <w:t>);</w:t>
@@ -304,19 +405,29 @@
         <w:pStyle w:val="ae"/>
         <w:numPr>
           <w:ilvl w:val="0"/>
-          <w:numId w:val="14"/>
+          <w:numId w:val="19"/>
         </w:numPr>
-        <w:spacing w:after="0"/>
-        <w:jc w:val="both"/>
-        <w:rPr>
-          <w:lang w:val="ru-RU"/>
-        </w:rPr>
-      </w:pPr>
-      <w:r>
-        <w:rPr>
-          <w:lang w:val="ru-RU"/>
-        </w:rPr>
-        <w:t>рассмотреть основные принципы перехода от одной цветовой модели к другой и исследовать цветовой график МКО;</w:t>
+        <w:rPr>
+          <w:sz w:val="24"/>
+          <w:szCs w:val="24"/>
+          <w:lang w:val="ru-RU"/>
+        </w:rPr>
+      </w:pPr>
+      <w:r>
+        <w:rPr>
+          <w:sz w:val="24"/>
+          <w:szCs w:val="24"/>
+          <w:lang w:val="ru-RU"/>
+        </w:rPr>
+        <w:t>Р</w:t>
+      </w:r>
+      <w:r>
+        <w:rPr>
+          <w:sz w:val="24"/>
+          <w:szCs w:val="24"/>
+          <w:lang w:val="ru-RU"/>
+        </w:rPr>
+        <w:t>ассмотреть математические принципы преобразования между моделями;</w:t>
       </w:r>
     </w:p>
     <w:p>
@@ -324,43 +435,71 @@
         <w:pStyle w:val="ae"/>
         <w:numPr>
           <w:ilvl w:val="0"/>
-          <w:numId w:val="14"/>
+          <w:numId w:val="19"/>
         </w:numPr>
-        <w:spacing w:after="0"/>
-        <w:jc w:val="both"/>
-        <w:rPr>
-          <w:lang w:val="ru-RU"/>
-        </w:rPr>
-      </w:pPr>
-      <w:r>
-        <w:rPr>
-          <w:lang w:val="ru-RU"/>
-        </w:rPr>
-        <w:t xml:space="preserve">создать приложение с одновременным отображением составляющих выбранного цвета в моделях </w:t>
-      </w:r>
-      <w:r>
+        <w:rPr>
+          <w:sz w:val="24"/>
+          <w:szCs w:val="24"/>
+          <w:lang w:val="ru-RU"/>
+        </w:rPr>
+      </w:pPr>
+      <w:r>
+        <w:rPr>
+          <w:sz w:val="24"/>
+          <w:szCs w:val="24"/>
+          <w:lang w:val="ru-RU"/>
+        </w:rPr>
+        <w:t>Р</w:t>
+      </w:r>
+      <w:r>
+        <w:rPr>
+          <w:sz w:val="24"/>
+          <w:szCs w:val="24"/>
+          <w:lang w:val="ru-RU"/>
+        </w:rPr>
+        <w:t xml:space="preserve">еализовать приложение для отображения цвета в моделях </w:t>
+      </w:r>
+      <w:r>
+        <w:rPr>
+          <w:sz w:val="24"/>
+          <w:szCs w:val="24"/>
+        </w:rPr>
+        <w:t>RGB</w:t>
+      </w:r>
+      <w:r>
+        <w:rPr>
+          <w:sz w:val="24"/>
+          <w:szCs w:val="24"/>
+          <w:lang w:val="ru-RU"/>
+        </w:rPr>
+        <w:t xml:space="preserve">, </w:t>
+      </w:r>
+      <w:r>
+        <w:rPr>
+          <w:sz w:val="24"/>
+          <w:szCs w:val="24"/>
+        </w:rPr>
         <w:t>CMYK</w:t>
       </w:r>
       <w:r>
         <w:rPr>
-          <w:lang w:val="ru-RU"/>
-        </w:rPr>
-        <w:t xml:space="preserve">, </w:t>
-      </w:r>
-      <w:r>
-        <w:t>RGB</w:t>
-      </w:r>
-      <w:r>
-        <w:rPr>
+          <w:sz w:val="24"/>
+          <w:szCs w:val="24"/>
           <w:lang w:val="ru-RU"/>
         </w:rPr>
         <w:t xml:space="preserve"> и </w:t>
       </w:r>
       <w:r>
+        <w:rPr>
+          <w:sz w:val="24"/>
+          <w:szCs w:val="24"/>
+        </w:rPr>
         <w:t>HLS</w:t>
       </w:r>
       <w:r>
         <w:rPr>
+          <w:sz w:val="24"/>
+          <w:szCs w:val="24"/>
           <w:lang w:val="ru-RU"/>
         </w:rPr>
         <w:t>;</w:t>
@@ -371,19 +510,29 @@
         <w:pStyle w:val="ae"/>
         <w:numPr>
           <w:ilvl w:val="0"/>
-          <w:numId w:val="14"/>
+          <w:numId w:val="19"/>
         </w:numPr>
-        <w:spacing w:after="0"/>
-        <w:jc w:val="both"/>
-        <w:rPr>
-          <w:lang w:val="ru-RU"/>
-        </w:rPr>
-      </w:pPr>
-      <w:r>
-        <w:rPr>
-          <w:lang w:val="ru-RU"/>
-        </w:rPr>
-        <w:t>добавить числовой ввод, ползунки и палитру для задания цвета;</w:t>
+        <w:rPr>
+          <w:sz w:val="24"/>
+          <w:szCs w:val="24"/>
+          <w:lang w:val="ru-RU"/>
+        </w:rPr>
+      </w:pPr>
+      <w:r>
+        <w:rPr>
+          <w:sz w:val="24"/>
+          <w:szCs w:val="24"/>
+          <w:lang w:val="ru-RU"/>
+        </w:rPr>
+        <w:t>Д</w:t>
+      </w:r>
+      <w:r>
+        <w:rPr>
+          <w:sz w:val="24"/>
+          <w:szCs w:val="24"/>
+          <w:lang w:val="ru-RU"/>
+        </w:rPr>
+        <w:t>обавить числовой ввод, ползунки и выбор цвета из палитры;</w:t>
       </w:r>
     </w:p>
     <w:p>
@@ -391,55 +540,199 @@
         <w:pStyle w:val="ae"/>
         <w:numPr>
           <w:ilvl w:val="0"/>
-          <w:numId w:val="14"/>
+          <w:numId w:val="19"/>
         </w:numPr>
-        <w:spacing w:after="0"/>
-        <w:jc w:val="both"/>
-        <w:rPr>
-          <w:lang w:val="ru-RU"/>
-        </w:rPr>
-      </w:pPr>
-      <w:r>
-        <w:rPr>
-          <w:lang w:val="ru-RU"/>
-        </w:rPr>
-        <w:t>реализовать автоматический пересчёт цвета во всех моделях при изменении любой компоненты;</w:t>
+        <w:rPr>
+          <w:sz w:val="24"/>
+          <w:szCs w:val="24"/>
+          <w:lang w:val="ru-RU"/>
+        </w:rPr>
+      </w:pPr>
+      <w:r>
+        <w:rPr>
+          <w:sz w:val="24"/>
+          <w:szCs w:val="24"/>
+          <w:lang w:val="ru-RU"/>
+        </w:rPr>
+        <w:t>Р</w:t>
+      </w:r>
+      <w:r>
+        <w:rPr>
+          <w:sz w:val="24"/>
+          <w:szCs w:val="24"/>
+          <w:lang w:val="ru-RU"/>
+        </w:rPr>
+        <w:t>еализовать автоматический пересчёт компонентов при изменении цвета.</w:t>
       </w:r>
     </w:p>
     <w:p>
       <w:pPr>
-        <w:pStyle w:val="ae"/>
-        <w:numPr>
-          <w:ilvl w:val="0"/>
-          <w:numId w:val="14"/>
-        </w:numPr>
-        <w:spacing w:after="0"/>
-        <w:jc w:val="both"/>
-        <w:rPr>
-          <w:lang w:val="ru-RU"/>
-        </w:rPr>
-      </w:pPr>
-      <w:r>
-        <w:rPr>
-          <w:lang w:val="ru-RU"/>
-        </w:rPr>
-        <w:t xml:space="preserve">разместить исходный код на </w:t>
-      </w:r>
-      <w:r>
-        <w:t>GitHub</w:t>
-      </w:r>
-      <w:r>
-        <w:rPr>
-          <w:lang w:val="ru-RU"/>
-        </w:rPr>
-        <w:t>.</w:t>
+        <w:ind w:firstLine="567"/>
+        <w:rPr>
+          <w:sz w:val="26"/>
+          <w:szCs w:val="26"/>
+          <w:lang w:val="ru-RU"/>
+        </w:rPr>
+      </w:pPr>
+      <w:r>
+        <w:rPr>
+          <w:b/>
+          <w:sz w:val="26"/>
+          <w:szCs w:val="26"/>
+          <w:lang w:val="ru-RU"/>
+        </w:rPr>
+        <w:t>Использованные средства разработки</w:t>
       </w:r>
     </w:p>
     <w:p>
       <w:pPr>
-        <w:keepNext/>
-        <w:spacing w:before="160" w:after="60"/>
-        <w:rPr>
+        <w:ind w:firstLine="567"/>
+        <w:rPr>
+          <w:sz w:val="24"/>
+          <w:szCs w:val="24"/>
+          <w:lang w:val="ru-RU"/>
+        </w:rPr>
+      </w:pPr>
+      <w:r>
+        <w:rPr>
+          <w:sz w:val="24"/>
+          <w:szCs w:val="24"/>
+          <w:lang w:val="ru-RU"/>
+        </w:rPr>
+        <w:t xml:space="preserve">Для разработки использовались </w:t>
+      </w:r>
+      <w:r>
+        <w:rPr>
+          <w:sz w:val="24"/>
+          <w:szCs w:val="24"/>
+        </w:rPr>
+        <w:t>C</w:t>
+      </w:r>
+      <w:r>
+        <w:rPr>
+          <w:sz w:val="24"/>
+          <w:szCs w:val="24"/>
+          <w:lang w:val="ru-RU"/>
+        </w:rPr>
+        <w:t xml:space="preserve">++17 и </w:t>
+      </w:r>
+      <w:r>
+        <w:rPr>
+          <w:sz w:val="24"/>
+          <w:szCs w:val="24"/>
+        </w:rPr>
+        <w:t>Qt</w:t>
+      </w:r>
+      <w:r>
+        <w:rPr>
+          <w:sz w:val="24"/>
+          <w:szCs w:val="24"/>
+          <w:lang w:val="ru-RU"/>
+        </w:rPr>
+        <w:t xml:space="preserve"> </w:t>
+      </w:r>
+      <w:r>
+        <w:rPr>
+          <w:sz w:val="24"/>
+          <w:szCs w:val="24"/>
+        </w:rPr>
+        <w:t>Widgets</w:t>
+      </w:r>
+      <w:r>
+        <w:rPr>
+          <w:sz w:val="24"/>
+          <w:szCs w:val="24"/>
+          <w:lang w:val="ru-RU"/>
+        </w:rPr>
+        <w:t xml:space="preserve"> 6. </w:t>
+      </w:r>
+    </w:p>
+    <w:p>
+      <w:pPr>
+        <w:ind w:firstLine="567"/>
+        <w:rPr>
+          <w:sz w:val="24"/>
+          <w:szCs w:val="24"/>
+          <w:lang w:val="ru-RU"/>
+        </w:rPr>
+      </w:pPr>
+      <w:r>
+        <w:rPr>
+          <w:sz w:val="24"/>
+          <w:szCs w:val="24"/>
+        </w:rPr>
+        <w:t>Qt</w:t>
+      </w:r>
+      <w:r>
+        <w:rPr>
+          <w:sz w:val="24"/>
+          <w:szCs w:val="24"/>
+          <w:lang w:val="ru-RU"/>
+        </w:rPr>
+        <w:t xml:space="preserve"> </w:t>
+      </w:r>
+      <w:r>
+        <w:rPr>
+          <w:sz w:val="24"/>
+          <w:szCs w:val="24"/>
+        </w:rPr>
+        <w:t>Creator</w:t>
+      </w:r>
+      <w:r>
+        <w:rPr>
+          <w:sz w:val="24"/>
+          <w:szCs w:val="24"/>
+          <w:lang w:val="ru-RU"/>
+        </w:rPr>
+        <w:t xml:space="preserve"> применялся для создания и сборки приложения. </w:t>
+      </w:r>
+    </w:p>
+    <w:p>
+      <w:pPr>
+        <w:ind w:firstLine="567"/>
+        <w:rPr>
+          <w:sz w:val="24"/>
+          <w:szCs w:val="24"/>
+          <w:lang w:val="ru-RU"/>
+        </w:rPr>
+      </w:pPr>
+      <w:r>
+        <w:rPr>
+          <w:sz w:val="24"/>
+          <w:szCs w:val="24"/>
+        </w:rPr>
+        <w:t>Git</w:t>
+      </w:r>
+      <w:r>
+        <w:rPr>
+          <w:sz w:val="24"/>
+          <w:szCs w:val="24"/>
+          <w:lang w:val="ru-RU"/>
+        </w:rPr>
+        <w:t xml:space="preserve"> и </w:t>
+      </w:r>
+      <w:r>
+        <w:rPr>
+          <w:sz w:val="24"/>
+          <w:szCs w:val="24"/>
+        </w:rPr>
+        <w:t>GitHub</w:t>
+      </w:r>
+      <w:r>
+        <w:rPr>
+          <w:sz w:val="24"/>
+          <w:szCs w:val="24"/>
+          <w:lang w:val="ru-RU"/>
+        </w:rPr>
+        <w:t xml:space="preserve"> использовались для хранения исходного кода и контроля версий.</w:t>
+      </w:r>
+    </w:p>
+    <w:p>
+      <w:pPr>
+        <w:ind w:firstLine="567"/>
+        <w:rPr>
+          <w:sz w:val="26"/>
+          <w:szCs w:val="26"/>
           <w:lang w:val="ru-RU"/>
         </w:rPr>
       </w:pPr>
@@ -447,118 +740,1773 @@
         <w:rPr>
           <w:b/>
           <w:sz w:val="26"/>
-          <w:lang w:val="ru-RU"/>
-        </w:rPr>
-        <w:t>Использованные средства разработки</w:t>
+          <w:szCs w:val="26"/>
+          <w:lang w:val="ru-RU"/>
+        </w:rPr>
+        <w:t>Ход выполнения работы</w:t>
       </w:r>
     </w:p>
     <w:p>
       <w:pPr>
-        <w:spacing w:after="0"/>
-        <w:ind w:left="397" w:hanging="255"/>
-        <w:jc w:val="both"/>
-        <w:rPr>
-          <w:lang w:val="ru-RU"/>
-        </w:rPr>
-      </w:pPr>
-      <w:r>
-        <w:rPr>
-          <w:lang w:val="ru-RU"/>
-        </w:rPr>
-        <w:t xml:space="preserve">• </w:t>
-      </w:r>
-      <w:r>
-        <w:t>C</w:t>
-      </w:r>
-      <w:r>
-        <w:rPr>
-          <w:lang w:val="ru-RU"/>
-        </w:rPr>
-        <w:t>++17 — реализация математических преобразований, контроллера и логики приложения;</w:t>
+        <w:ind w:firstLine="567"/>
+        <w:rPr>
+          <w:szCs w:val="24"/>
+          <w:lang w:val="ru-RU"/>
+        </w:rPr>
+      </w:pPr>
+      <w:r>
+        <w:rPr>
+          <w:sz w:val="24"/>
+          <w:szCs w:val="24"/>
+          <w:lang w:val="ru-RU"/>
+        </w:rPr>
+        <w:t xml:space="preserve">1. </w:t>
+      </w:r>
+      <w:r>
+        <w:rPr>
+          <w:szCs w:val="24"/>
+          <w:lang w:val="ru-RU"/>
+        </w:rPr>
+        <w:t>И</w:t>
+      </w:r>
+      <w:r>
+        <w:rPr>
+          <w:sz w:val="24"/>
+          <w:szCs w:val="24"/>
+          <w:lang w:val="ru-RU"/>
+        </w:rPr>
+        <w:t xml:space="preserve">зучены цветовые модели </w:t>
+      </w:r>
+      <w:r>
+        <w:rPr>
+          <w:sz w:val="24"/>
+          <w:szCs w:val="24"/>
+        </w:rPr>
+        <w:t>RGB</w:t>
+      </w:r>
+      <w:r>
+        <w:rPr>
+          <w:sz w:val="24"/>
+          <w:szCs w:val="24"/>
+          <w:lang w:val="ru-RU"/>
+        </w:rPr>
+        <w:t xml:space="preserve">, </w:t>
+      </w:r>
+      <w:r>
+        <w:rPr>
+          <w:sz w:val="24"/>
+          <w:szCs w:val="24"/>
+        </w:rPr>
+        <w:t>CMYK</w:t>
+      </w:r>
+      <w:r>
+        <w:rPr>
+          <w:sz w:val="24"/>
+          <w:szCs w:val="24"/>
+          <w:lang w:val="ru-RU"/>
+        </w:rPr>
+        <w:t xml:space="preserve">, </w:t>
+      </w:r>
+      <w:r>
+        <w:rPr>
+          <w:sz w:val="24"/>
+          <w:szCs w:val="24"/>
+        </w:rPr>
+        <w:t>HSV</w:t>
+      </w:r>
+      <w:r>
+        <w:rPr>
+          <w:sz w:val="24"/>
+          <w:szCs w:val="24"/>
+          <w:lang w:val="ru-RU"/>
+        </w:rPr>
+        <w:t xml:space="preserve">, </w:t>
+      </w:r>
+      <w:r>
+        <w:rPr>
+          <w:sz w:val="24"/>
+          <w:szCs w:val="24"/>
+        </w:rPr>
+        <w:t>HLS</w:t>
+      </w:r>
+      <w:r>
+        <w:rPr>
+          <w:sz w:val="24"/>
+          <w:szCs w:val="24"/>
+          <w:lang w:val="ru-RU"/>
+        </w:rPr>
+        <w:t xml:space="preserve">, </w:t>
+      </w:r>
+      <w:r>
+        <w:rPr>
+          <w:sz w:val="24"/>
+          <w:szCs w:val="24"/>
+        </w:rPr>
+        <w:t>XYZ</w:t>
+      </w:r>
+      <w:r>
+        <w:rPr>
+          <w:sz w:val="24"/>
+          <w:szCs w:val="24"/>
+          <w:lang w:val="ru-RU"/>
+        </w:rPr>
+        <w:t xml:space="preserve"> и </w:t>
+      </w:r>
+      <w:r>
+        <w:rPr>
+          <w:sz w:val="24"/>
+          <w:szCs w:val="24"/>
+        </w:rPr>
+        <w:t>CIELAB</w:t>
+      </w:r>
+      <w:r>
+        <w:rPr>
+          <w:sz w:val="24"/>
+          <w:szCs w:val="24"/>
+          <w:lang w:val="ru-RU"/>
+        </w:rPr>
+        <w:t xml:space="preserve"> (</w:t>
+      </w:r>
+      <w:r>
+        <w:rPr>
+          <w:sz w:val="24"/>
+          <w:szCs w:val="24"/>
+        </w:rPr>
+        <w:t>Lab</w:t>
+      </w:r>
+      <w:r>
+        <w:rPr>
+          <w:sz w:val="24"/>
+          <w:szCs w:val="24"/>
+          <w:lang w:val="ru-RU"/>
+        </w:rPr>
+        <w:t xml:space="preserve">). </w:t>
+      </w:r>
+      <w:r>
+        <w:rPr>
+          <w:sz w:val="24"/>
+          <w:szCs w:val="24"/>
+        </w:rPr>
+        <w:t>RGB</w:t>
+      </w:r>
+      <w:r>
+        <w:rPr>
+          <w:sz w:val="24"/>
+          <w:szCs w:val="24"/>
+          <w:lang w:val="ru-RU"/>
+        </w:rPr>
+        <w:t xml:space="preserve"> является аддитивной моделью и используется для отображения цвета на экранах. </w:t>
+      </w:r>
+      <w:r>
+        <w:rPr>
+          <w:sz w:val="24"/>
+          <w:szCs w:val="24"/>
+        </w:rPr>
+        <w:t>CMYK</w:t>
+      </w:r>
+      <w:r>
+        <w:rPr>
+          <w:sz w:val="24"/>
+          <w:szCs w:val="24"/>
+          <w:lang w:val="ru-RU"/>
+        </w:rPr>
+        <w:t xml:space="preserve"> применяется в полиграфии. </w:t>
+      </w:r>
+      <w:r>
+        <w:rPr>
+          <w:sz w:val="24"/>
+          <w:szCs w:val="24"/>
+        </w:rPr>
+        <w:t>HSV</w:t>
+      </w:r>
+      <w:r>
+        <w:rPr>
+          <w:sz w:val="24"/>
+          <w:szCs w:val="24"/>
+          <w:lang w:val="ru-RU"/>
+        </w:rPr>
+        <w:t xml:space="preserve"> и </w:t>
+      </w:r>
+      <w:r>
+        <w:rPr>
+          <w:sz w:val="24"/>
+          <w:szCs w:val="24"/>
+        </w:rPr>
+        <w:t>HLS</w:t>
+      </w:r>
+      <w:r>
+        <w:rPr>
+          <w:sz w:val="24"/>
+          <w:szCs w:val="24"/>
+          <w:lang w:val="ru-RU"/>
+        </w:rPr>
+        <w:t xml:space="preserve"> позволяют описывать цвет через оттенок, насыщенность и яркость. </w:t>
+      </w:r>
+      <w:r>
+        <w:rPr>
+          <w:sz w:val="24"/>
+          <w:szCs w:val="24"/>
+        </w:rPr>
+        <w:t>XYZ</w:t>
+      </w:r>
+      <w:r>
+        <w:rPr>
+          <w:sz w:val="24"/>
+          <w:szCs w:val="24"/>
+          <w:lang w:val="ru-RU"/>
+        </w:rPr>
+        <w:t xml:space="preserve"> и </w:t>
+      </w:r>
+      <w:r>
+        <w:rPr>
+          <w:sz w:val="24"/>
+          <w:szCs w:val="24"/>
+        </w:rPr>
+        <w:t>CIELAB</w:t>
+      </w:r>
+      <w:r>
+        <w:rPr>
+          <w:sz w:val="24"/>
+          <w:szCs w:val="24"/>
+          <w:lang w:val="ru-RU"/>
+        </w:rPr>
+        <w:t xml:space="preserve"> относятся к аппаратно-</w:t>
+      </w:r>
+      <w:r>
+        <w:rPr>
+          <w:sz w:val="24"/>
+          <w:szCs w:val="24"/>
+          <w:lang w:val="ru-RU"/>
+        </w:rPr>
+        <w:t>независимым цветовым пространствам</w:t>
+      </w:r>
+      <w:r>
+        <w:rPr>
+          <w:szCs w:val="24"/>
+          <w:lang w:val="ru-RU"/>
+        </w:rPr>
+        <w:t>.</w:t>
       </w:r>
     </w:p>
     <w:p>
       <w:pPr>
-        <w:spacing w:after="0"/>
-        <w:ind w:left="397" w:hanging="255"/>
-        <w:jc w:val="both"/>
-        <w:rPr>
-          <w:lang w:val="ru-RU"/>
-        </w:rPr>
-      </w:pPr>
-      <w:r>
-        <w:rPr>
-          <w:lang w:val="ru-RU"/>
-        </w:rPr>
-        <w:t xml:space="preserve">• </w:t>
-      </w:r>
-      <w:r>
-        <w:t>Qt</w:t>
-      </w:r>
-      <w:r>
-        <w:rPr>
+        <w:ind w:firstLine="567"/>
+        <w:rPr>
+          <w:sz w:val="24"/>
+          <w:szCs w:val="24"/>
+          <w:lang w:val="ru-RU"/>
+        </w:rPr>
+      </w:pPr>
+      <w:r>
+        <w:rPr>
+          <w:sz w:val="24"/>
+          <w:szCs w:val="24"/>
+          <w:lang w:val="ru-RU"/>
+        </w:rPr>
+        <w:t xml:space="preserve">2. Реализована математическая часть приложения. </w:t>
+      </w:r>
+      <w:r>
+        <w:rPr>
+          <w:szCs w:val="24"/>
+          <w:lang w:val="ru-RU"/>
+        </w:rPr>
+        <w:t>Р</w:t>
+      </w:r>
+      <w:r>
+        <w:rPr>
+          <w:sz w:val="24"/>
+          <w:szCs w:val="24"/>
+          <w:lang w:val="ru-RU"/>
+        </w:rPr>
+        <w:t xml:space="preserve">азработаны преобразования </w:t>
+      </w:r>
+      <w:r>
+        <w:rPr>
+          <w:sz w:val="24"/>
+          <w:szCs w:val="24"/>
+        </w:rPr>
+        <w:t>RGB</w:t>
+      </w:r>
+      <w:r>
+        <w:rPr>
+          <w:sz w:val="24"/>
+          <w:szCs w:val="24"/>
+          <w:lang w:val="ru-RU"/>
+        </w:rPr>
+        <w:t xml:space="preserve"> → </w:t>
+      </w:r>
+      <w:r>
+        <w:rPr>
+          <w:sz w:val="24"/>
+          <w:szCs w:val="24"/>
+        </w:rPr>
+        <w:t>CMYK</w:t>
+      </w:r>
+      <w:r>
+        <w:rPr>
+          <w:sz w:val="24"/>
+          <w:szCs w:val="24"/>
+          <w:lang w:val="ru-RU"/>
+        </w:rPr>
+        <w:t xml:space="preserve">, </w:t>
+      </w:r>
+      <w:r>
+        <w:rPr>
+          <w:sz w:val="24"/>
+          <w:szCs w:val="24"/>
+        </w:rPr>
+        <w:t>CMYK</w:t>
+      </w:r>
+      <w:r>
+        <w:rPr>
+          <w:sz w:val="24"/>
+          <w:szCs w:val="24"/>
+          <w:lang w:val="ru-RU"/>
+        </w:rPr>
+        <w:t xml:space="preserve"> → </w:t>
+      </w:r>
+      <w:r>
+        <w:rPr>
+          <w:sz w:val="24"/>
+          <w:szCs w:val="24"/>
+        </w:rPr>
+        <w:t>RGB</w:t>
+      </w:r>
+      <w:r>
+        <w:rPr>
+          <w:sz w:val="24"/>
+          <w:szCs w:val="24"/>
+          <w:lang w:val="ru-RU"/>
+        </w:rPr>
+        <w:t xml:space="preserve">, </w:t>
+      </w:r>
+      <w:r>
+        <w:rPr>
+          <w:sz w:val="24"/>
+          <w:szCs w:val="24"/>
+        </w:rPr>
+        <w:t>RGB</w:t>
+      </w:r>
+      <w:r>
+        <w:rPr>
+          <w:sz w:val="24"/>
+          <w:szCs w:val="24"/>
+          <w:lang w:val="ru-RU"/>
+        </w:rPr>
+        <w:t xml:space="preserve"> → </w:t>
+      </w:r>
+      <w:r>
+        <w:rPr>
+          <w:sz w:val="24"/>
+          <w:szCs w:val="24"/>
+        </w:rPr>
+        <w:t>HLS</w:t>
+      </w:r>
+      <w:r>
+        <w:rPr>
+          <w:sz w:val="24"/>
+          <w:szCs w:val="24"/>
+          <w:lang w:val="ru-RU"/>
+        </w:rPr>
+        <w:t xml:space="preserve"> и </w:t>
+      </w:r>
+      <w:r>
+        <w:rPr>
+          <w:sz w:val="24"/>
+          <w:szCs w:val="24"/>
+        </w:rPr>
+        <w:t>HLS</w:t>
+      </w:r>
+      <w:r>
+        <w:rPr>
+          <w:sz w:val="24"/>
+          <w:szCs w:val="24"/>
+          <w:lang w:val="ru-RU"/>
+        </w:rPr>
+        <w:t xml:space="preserve"> → </w:t>
+      </w:r>
+      <w:r>
+        <w:rPr>
+          <w:sz w:val="24"/>
+          <w:szCs w:val="24"/>
+        </w:rPr>
+        <w:t>RGB</w:t>
+      </w:r>
+      <w:r>
+        <w:rPr>
+          <w:sz w:val="24"/>
+          <w:szCs w:val="24"/>
+          <w:lang w:val="ru-RU"/>
+        </w:rPr>
+        <w:t>.</w:t>
+      </w:r>
+      <w:r>
+        <w:rPr>
+          <w:sz w:val="24"/>
+          <w:szCs w:val="24"/>
           <w:lang w:val="ru-RU"/>
         </w:rPr>
         <w:t xml:space="preserve"> </w:t>
       </w:r>
       <w:r>
-        <w:t>Creator</w:t>
-      </w:r>
-      <w:r>
-        <w:rPr>
-          <w:lang w:val="ru-RU"/>
-        </w:rPr>
-        <w:t xml:space="preserve"> — разработка и сборка приложения;</w:t>
+        <w:rPr>
+          <w:sz w:val="24"/>
+          <w:szCs w:val="24"/>
+          <w:lang w:val="ru-RU"/>
+        </w:rPr>
+        <w:t xml:space="preserve">Преобразование </w:t>
+      </w:r>
+      <w:r>
+        <w:rPr>
+          <w:sz w:val="24"/>
+          <w:szCs w:val="24"/>
+        </w:rPr>
+        <w:t>RGB</w:t>
+      </w:r>
+      <w:r>
+        <w:rPr>
+          <w:sz w:val="24"/>
+          <w:szCs w:val="24"/>
+          <w:lang w:val="ru-RU"/>
+        </w:rPr>
+        <w:t xml:space="preserve"> в </w:t>
+      </w:r>
+      <w:r>
+        <w:rPr>
+          <w:sz w:val="24"/>
+          <w:szCs w:val="24"/>
+        </w:rPr>
+        <w:t>CMYK</w:t>
+      </w:r>
+      <w:r>
+        <w:rPr>
+          <w:sz w:val="24"/>
+          <w:szCs w:val="24"/>
+          <w:lang w:val="ru-RU"/>
+        </w:rPr>
+        <w:t xml:space="preserve"> выполняется после нормализации компонентов </w:t>
+      </w:r>
+      <w:r>
+        <w:rPr>
+          <w:sz w:val="24"/>
+          <w:szCs w:val="24"/>
+        </w:rPr>
+        <w:t>RGB</w:t>
+      </w:r>
+      <w:r>
+        <w:rPr>
+          <w:sz w:val="24"/>
+          <w:szCs w:val="24"/>
+          <w:lang w:val="ru-RU"/>
+        </w:rPr>
+        <w:t>:</w:t>
+      </w:r>
+      <w:r>
+        <w:rPr>
+          <w:sz w:val="24"/>
+          <w:szCs w:val="24"/>
+          <w:lang w:val="ru-RU"/>
+        </w:rPr>
+        <w:t xml:space="preserve"> </w:t>
+      </w:r>
+      <w:r>
+        <w:rPr>
+          <w:sz w:val="24"/>
+          <w:szCs w:val="24"/>
+        </w:rPr>
+        <w:t>R</w:t>
+      </w:r>
+      <w:r>
+        <w:rPr>
+          <w:sz w:val="24"/>
+          <w:szCs w:val="24"/>
+          <w:lang w:val="ru-RU"/>
+        </w:rPr>
+        <w:t xml:space="preserve"> = </w:t>
+      </w:r>
+      <w:r>
+        <w:rPr>
+          <w:sz w:val="24"/>
+          <w:szCs w:val="24"/>
+        </w:rPr>
+        <w:t>r</w:t>
+      </w:r>
+      <w:r>
+        <w:rPr>
+          <w:sz w:val="24"/>
+          <w:szCs w:val="24"/>
+          <w:lang w:val="ru-RU"/>
+        </w:rPr>
+        <w:t xml:space="preserve"> / 255, </w:t>
+      </w:r>
+      <w:r>
+        <w:rPr>
+          <w:sz w:val="24"/>
+          <w:szCs w:val="24"/>
+        </w:rPr>
+        <w:t>G</w:t>
+      </w:r>
+      <w:r>
+        <w:rPr>
+          <w:sz w:val="24"/>
+          <w:szCs w:val="24"/>
+          <w:lang w:val="ru-RU"/>
+        </w:rPr>
+        <w:t xml:space="preserve"> = </w:t>
+      </w:r>
+      <w:r>
+        <w:rPr>
+          <w:sz w:val="24"/>
+          <w:szCs w:val="24"/>
+        </w:rPr>
+        <w:t>g</w:t>
+      </w:r>
+      <w:r>
+        <w:rPr>
+          <w:sz w:val="24"/>
+          <w:szCs w:val="24"/>
+          <w:lang w:val="ru-RU"/>
+        </w:rPr>
+        <w:t xml:space="preserve"> / 255, </w:t>
+      </w:r>
+      <w:r>
+        <w:rPr>
+          <w:sz w:val="24"/>
+          <w:szCs w:val="24"/>
+        </w:rPr>
+        <w:t>B</w:t>
+      </w:r>
+      <w:r>
+        <w:rPr>
+          <w:sz w:val="24"/>
+          <w:szCs w:val="24"/>
+          <w:lang w:val="ru-RU"/>
+        </w:rPr>
+        <w:t xml:space="preserve"> = </w:t>
+      </w:r>
+      <w:r>
+        <w:rPr>
+          <w:sz w:val="24"/>
+          <w:szCs w:val="24"/>
+        </w:rPr>
+        <w:t>b</w:t>
+      </w:r>
+      <w:r>
+        <w:rPr>
+          <w:sz w:val="24"/>
+          <w:szCs w:val="24"/>
+          <w:lang w:val="ru-RU"/>
+        </w:rPr>
+        <w:t xml:space="preserve"> / 255.</w:t>
+      </w:r>
+      <w:r>
+        <w:rPr>
+          <w:sz w:val="24"/>
+          <w:szCs w:val="24"/>
+          <w:lang w:val="ru-RU"/>
+        </w:rPr>
+        <w:t xml:space="preserve"> </w:t>
+      </w:r>
+      <w:r>
+        <w:rPr>
+          <w:sz w:val="24"/>
+          <w:szCs w:val="24"/>
+          <w:lang w:val="ru-RU"/>
+        </w:rPr>
+        <w:t>Чёрная составляющая определяется формулой:</w:t>
+      </w:r>
+      <w:r>
+        <w:rPr>
+          <w:sz w:val="24"/>
+          <w:szCs w:val="24"/>
+          <w:lang w:val="ru-RU"/>
+        </w:rPr>
+        <w:t xml:space="preserve"> </w:t>
+      </w:r>
+      <w:r>
+        <w:rPr>
+          <w:sz w:val="24"/>
+          <w:szCs w:val="24"/>
+        </w:rPr>
+        <w:t>K</w:t>
+      </w:r>
+      <w:r>
+        <w:rPr>
+          <w:sz w:val="24"/>
+          <w:szCs w:val="24"/>
+          <w:lang w:val="ru-RU"/>
+        </w:rPr>
+        <w:t xml:space="preserve"> = 1 </w:t>
+      </w:r>
+      <w:r>
+        <w:rPr>
+          <w:sz w:val="24"/>
+          <w:szCs w:val="24"/>
+          <w:lang w:val="ru-RU"/>
+        </w:rPr>
+        <w:t>–</w:t>
+      </w:r>
+      <w:r>
+        <w:rPr>
+          <w:sz w:val="24"/>
+          <w:szCs w:val="24"/>
+          <w:lang w:val="ru-RU"/>
+        </w:rPr>
+        <w:t xml:space="preserve"> </w:t>
+      </w:r>
+      <w:r>
+        <w:rPr>
+          <w:sz w:val="24"/>
+          <w:szCs w:val="24"/>
+        </w:rPr>
+        <w:t>max</w:t>
+      </w:r>
+      <w:r>
+        <w:rPr>
+          <w:sz w:val="24"/>
+          <w:szCs w:val="24"/>
+          <w:lang w:val="ru-RU"/>
+        </w:rPr>
+        <w:t xml:space="preserve"> </w:t>
+      </w:r>
+      <w:r>
+        <w:rPr>
+          <w:sz w:val="24"/>
+          <w:szCs w:val="24"/>
+          <w:lang w:val="ru-RU"/>
+        </w:rPr>
+        <w:t>(</w:t>
+      </w:r>
+      <w:r>
+        <w:rPr>
+          <w:sz w:val="24"/>
+          <w:szCs w:val="24"/>
+        </w:rPr>
+        <w:t>R</w:t>
+      </w:r>
+      <w:r>
+        <w:rPr>
+          <w:sz w:val="24"/>
+          <w:szCs w:val="24"/>
+          <w:lang w:val="ru-RU"/>
+        </w:rPr>
+        <w:t xml:space="preserve">, </w:t>
+      </w:r>
+      <w:r>
+        <w:rPr>
+          <w:sz w:val="24"/>
+          <w:szCs w:val="24"/>
+        </w:rPr>
+        <w:t>G</w:t>
+      </w:r>
+      <w:r>
+        <w:rPr>
+          <w:sz w:val="24"/>
+          <w:szCs w:val="24"/>
+          <w:lang w:val="ru-RU"/>
+        </w:rPr>
+        <w:t xml:space="preserve">, </w:t>
+      </w:r>
+      <w:r>
+        <w:rPr>
+          <w:sz w:val="24"/>
+          <w:szCs w:val="24"/>
+        </w:rPr>
+        <w:t>B</w:t>
+      </w:r>
+      <w:r>
+        <w:rPr>
+          <w:sz w:val="24"/>
+          <w:szCs w:val="24"/>
+          <w:lang w:val="ru-RU"/>
+        </w:rPr>
+        <w:t>).</w:t>
+      </w:r>
+      <w:r>
+        <w:rPr>
+          <w:sz w:val="24"/>
+          <w:szCs w:val="24"/>
+          <w:lang w:val="ru-RU"/>
+        </w:rPr>
+        <w:t xml:space="preserve"> </w:t>
+      </w:r>
+      <w:r>
+        <w:rPr>
+          <w:sz w:val="24"/>
+          <w:szCs w:val="24"/>
+          <w:lang w:val="ru-RU"/>
+        </w:rPr>
+        <w:t xml:space="preserve">Если </w:t>
+      </w:r>
+      <w:r>
+        <w:rPr>
+          <w:sz w:val="24"/>
+          <w:szCs w:val="24"/>
+        </w:rPr>
+        <w:t>K</w:t>
+      </w:r>
+      <w:r>
+        <w:rPr>
+          <w:sz w:val="24"/>
+          <w:szCs w:val="24"/>
+          <w:lang w:val="ru-RU"/>
+        </w:rPr>
+        <w:t xml:space="preserve"> ≠ 1, остальные компоненты вычисляются следующим образом:</w:t>
+      </w:r>
+      <w:r>
+        <w:rPr>
+          <w:sz w:val="24"/>
+          <w:szCs w:val="24"/>
+          <w:lang w:val="ru-RU"/>
+        </w:rPr>
+        <w:t xml:space="preserve"> </w:t>
+      </w:r>
+      <w:r>
+        <w:rPr>
+          <w:sz w:val="24"/>
+          <w:szCs w:val="24"/>
+        </w:rPr>
+        <w:t>C</w:t>
+      </w:r>
+      <w:r>
+        <w:rPr>
+          <w:sz w:val="24"/>
+          <w:szCs w:val="24"/>
+          <w:lang w:val="ru-RU"/>
+        </w:rPr>
+        <w:t xml:space="preserve"> = (1 − </w:t>
+      </w:r>
+      <w:r>
+        <w:rPr>
+          <w:sz w:val="24"/>
+          <w:szCs w:val="24"/>
+        </w:rPr>
+        <w:t>R</w:t>
+      </w:r>
+      <w:r>
+        <w:rPr>
+          <w:sz w:val="24"/>
+          <w:szCs w:val="24"/>
+          <w:lang w:val="ru-RU"/>
+        </w:rPr>
+        <w:t xml:space="preserve"> − </w:t>
+      </w:r>
+      <w:r>
+        <w:rPr>
+          <w:sz w:val="24"/>
+          <w:szCs w:val="24"/>
+        </w:rPr>
+        <w:t>K</w:t>
+      </w:r>
+      <w:r>
+        <w:rPr>
+          <w:sz w:val="24"/>
+          <w:szCs w:val="24"/>
+          <w:lang w:val="ru-RU"/>
+        </w:rPr>
+        <w:t xml:space="preserve">) / (1 − </w:t>
+      </w:r>
+      <w:r>
+        <w:rPr>
+          <w:sz w:val="24"/>
+          <w:szCs w:val="24"/>
+        </w:rPr>
+        <w:t>K</w:t>
+      </w:r>
+      <w:r>
+        <w:rPr>
+          <w:sz w:val="24"/>
+          <w:szCs w:val="24"/>
+          <w:lang w:val="ru-RU"/>
+        </w:rPr>
+        <w:t>),</w:t>
+      </w:r>
+      <w:r>
+        <w:rPr>
+          <w:sz w:val="24"/>
+          <w:szCs w:val="24"/>
+          <w:lang w:val="ru-RU"/>
+        </w:rPr>
+        <w:t xml:space="preserve"> </w:t>
+      </w:r>
+      <w:r>
+        <w:rPr>
+          <w:sz w:val="24"/>
+          <w:szCs w:val="24"/>
+        </w:rPr>
+        <w:t>M</w:t>
+      </w:r>
+      <w:r>
+        <w:rPr>
+          <w:sz w:val="24"/>
+          <w:szCs w:val="24"/>
+          <w:lang w:val="ru-RU"/>
+        </w:rPr>
+        <w:t xml:space="preserve"> = (1 − </w:t>
+      </w:r>
+      <w:r>
+        <w:rPr>
+          <w:sz w:val="24"/>
+          <w:szCs w:val="24"/>
+        </w:rPr>
+        <w:t>G</w:t>
+      </w:r>
+      <w:r>
+        <w:rPr>
+          <w:sz w:val="24"/>
+          <w:szCs w:val="24"/>
+          <w:lang w:val="ru-RU"/>
+        </w:rPr>
+        <w:t xml:space="preserve"> − </w:t>
+      </w:r>
+      <w:r>
+        <w:rPr>
+          <w:sz w:val="24"/>
+          <w:szCs w:val="24"/>
+        </w:rPr>
+        <w:t>K</w:t>
+      </w:r>
+      <w:r>
+        <w:rPr>
+          <w:sz w:val="24"/>
+          <w:szCs w:val="24"/>
+          <w:lang w:val="ru-RU"/>
+        </w:rPr>
+        <w:t xml:space="preserve">) / (1 − </w:t>
+      </w:r>
+      <w:r>
+        <w:rPr>
+          <w:sz w:val="24"/>
+          <w:szCs w:val="24"/>
+        </w:rPr>
+        <w:t>K</w:t>
+      </w:r>
+      <w:r>
+        <w:rPr>
+          <w:sz w:val="24"/>
+          <w:szCs w:val="24"/>
+          <w:lang w:val="ru-RU"/>
+        </w:rPr>
+        <w:t>),</w:t>
+      </w:r>
+      <w:r>
+        <w:rPr>
+          <w:sz w:val="24"/>
+          <w:szCs w:val="24"/>
+          <w:lang w:val="ru-RU"/>
+        </w:rPr>
+        <w:t xml:space="preserve"> </w:t>
+      </w:r>
+      <w:r>
+        <w:rPr>
+          <w:sz w:val="24"/>
+          <w:szCs w:val="24"/>
+        </w:rPr>
+        <w:t>Y</w:t>
+      </w:r>
+      <w:r>
+        <w:rPr>
+          <w:sz w:val="24"/>
+          <w:szCs w:val="24"/>
+          <w:lang w:val="ru-RU"/>
+        </w:rPr>
+        <w:t xml:space="preserve"> = (1 − </w:t>
+      </w:r>
+      <w:r>
+        <w:rPr>
+          <w:sz w:val="24"/>
+          <w:szCs w:val="24"/>
+        </w:rPr>
+        <w:t>B</w:t>
+      </w:r>
+      <w:r>
+        <w:rPr>
+          <w:sz w:val="24"/>
+          <w:szCs w:val="24"/>
+          <w:lang w:val="ru-RU"/>
+        </w:rPr>
+        <w:t xml:space="preserve"> − </w:t>
+      </w:r>
+      <w:r>
+        <w:rPr>
+          <w:sz w:val="24"/>
+          <w:szCs w:val="24"/>
+        </w:rPr>
+        <w:t>K</w:t>
+      </w:r>
+      <w:r>
+        <w:rPr>
+          <w:sz w:val="24"/>
+          <w:szCs w:val="24"/>
+          <w:lang w:val="ru-RU"/>
+        </w:rPr>
+        <w:t xml:space="preserve">) / (1 − </w:t>
+      </w:r>
+      <w:r>
+        <w:rPr>
+          <w:sz w:val="24"/>
+          <w:szCs w:val="24"/>
+        </w:rPr>
+        <w:t>K</w:t>
+      </w:r>
+      <w:r>
+        <w:rPr>
+          <w:sz w:val="24"/>
+          <w:szCs w:val="24"/>
+          <w:lang w:val="ru-RU"/>
+        </w:rPr>
+        <w:t>).</w:t>
+      </w:r>
+      <w:r>
+        <w:rPr>
+          <w:sz w:val="24"/>
+          <w:szCs w:val="24"/>
+          <w:lang w:val="ru-RU"/>
+        </w:rPr>
+        <w:t xml:space="preserve"> </w:t>
+      </w:r>
+      <w:r>
+        <w:rPr>
+          <w:sz w:val="24"/>
+          <w:szCs w:val="24"/>
+          <w:lang w:val="ru-RU"/>
+        </w:rPr>
+        <w:t xml:space="preserve">Обратное преобразование </w:t>
+      </w:r>
+      <w:r>
+        <w:rPr>
+          <w:sz w:val="24"/>
+          <w:szCs w:val="24"/>
+        </w:rPr>
+        <w:t>CMYK</w:t>
+      </w:r>
+      <w:r>
+        <w:rPr>
+          <w:sz w:val="24"/>
+          <w:szCs w:val="24"/>
+          <w:lang w:val="ru-RU"/>
+        </w:rPr>
+        <w:t xml:space="preserve"> в </w:t>
+      </w:r>
+      <w:r>
+        <w:rPr>
+          <w:sz w:val="24"/>
+          <w:szCs w:val="24"/>
+        </w:rPr>
+        <w:t>RGB</w:t>
+      </w:r>
+      <w:r>
+        <w:rPr>
+          <w:sz w:val="24"/>
+          <w:szCs w:val="24"/>
+          <w:lang w:val="ru-RU"/>
+        </w:rPr>
+        <w:t xml:space="preserve"> выполняется по формулам:</w:t>
+      </w:r>
+      <w:r>
+        <w:rPr>
+          <w:sz w:val="24"/>
+          <w:szCs w:val="24"/>
+          <w:lang w:val="ru-RU"/>
+        </w:rPr>
+        <w:t xml:space="preserve"> </w:t>
+      </w:r>
+      <w:r>
+        <w:rPr>
+          <w:sz w:val="24"/>
+          <w:szCs w:val="24"/>
+        </w:rPr>
+        <w:t>R</w:t>
+      </w:r>
+      <w:r>
+        <w:rPr>
+          <w:sz w:val="24"/>
+          <w:szCs w:val="24"/>
+          <w:lang w:val="ru-RU"/>
+        </w:rPr>
+        <w:t xml:space="preserve"> = 255 × (1 − </w:t>
+      </w:r>
+      <w:r>
+        <w:rPr>
+          <w:sz w:val="24"/>
+          <w:szCs w:val="24"/>
+        </w:rPr>
+        <w:t>C</w:t>
+      </w:r>
+      <w:r>
+        <w:rPr>
+          <w:sz w:val="24"/>
+          <w:szCs w:val="24"/>
+          <w:lang w:val="ru-RU"/>
+        </w:rPr>
+        <w:t xml:space="preserve">) × (1 − </w:t>
+      </w:r>
+      <w:r>
+        <w:rPr>
+          <w:sz w:val="24"/>
+          <w:szCs w:val="24"/>
+        </w:rPr>
+        <w:t>K</w:t>
+      </w:r>
+      <w:r>
+        <w:rPr>
+          <w:sz w:val="24"/>
+          <w:szCs w:val="24"/>
+          <w:lang w:val="ru-RU"/>
+        </w:rPr>
+        <w:t>),</w:t>
+      </w:r>
+      <w:r>
+        <w:rPr>
+          <w:sz w:val="24"/>
+          <w:szCs w:val="24"/>
+          <w:lang w:val="ru-RU"/>
+        </w:rPr>
+        <w:t xml:space="preserve"> </w:t>
+      </w:r>
+      <w:r>
+        <w:rPr>
+          <w:sz w:val="24"/>
+          <w:szCs w:val="24"/>
+        </w:rPr>
+        <w:t>G</w:t>
+      </w:r>
+      <w:r>
+        <w:rPr>
+          <w:sz w:val="24"/>
+          <w:szCs w:val="24"/>
+          <w:lang w:val="ru-RU"/>
+        </w:rPr>
+        <w:t xml:space="preserve"> = 255 × (1 − </w:t>
+      </w:r>
+      <w:r>
+        <w:rPr>
+          <w:sz w:val="24"/>
+          <w:szCs w:val="24"/>
+        </w:rPr>
+        <w:t>M</w:t>
+      </w:r>
+      <w:r>
+        <w:rPr>
+          <w:sz w:val="24"/>
+          <w:szCs w:val="24"/>
+          <w:lang w:val="ru-RU"/>
+        </w:rPr>
+        <w:t xml:space="preserve">) × (1 − </w:t>
+      </w:r>
+      <w:r>
+        <w:rPr>
+          <w:sz w:val="24"/>
+          <w:szCs w:val="24"/>
+        </w:rPr>
+        <w:t>K</w:t>
+      </w:r>
+      <w:r>
+        <w:rPr>
+          <w:sz w:val="24"/>
+          <w:szCs w:val="24"/>
+          <w:lang w:val="ru-RU"/>
+        </w:rPr>
+        <w:t>),</w:t>
+      </w:r>
+      <w:r>
+        <w:rPr>
+          <w:sz w:val="24"/>
+          <w:szCs w:val="24"/>
+          <w:lang w:val="ru-RU"/>
+        </w:rPr>
+        <w:t xml:space="preserve"> </w:t>
+      </w:r>
+      <w:r>
+        <w:rPr>
+          <w:sz w:val="24"/>
+          <w:szCs w:val="24"/>
+        </w:rPr>
+        <w:t>B</w:t>
+      </w:r>
+      <w:r>
+        <w:rPr>
+          <w:sz w:val="24"/>
+          <w:szCs w:val="24"/>
+          <w:lang w:val="ru-RU"/>
+        </w:rPr>
+        <w:t xml:space="preserve"> = 255 × (1 − </w:t>
+      </w:r>
+      <w:r>
+        <w:rPr>
+          <w:sz w:val="24"/>
+          <w:szCs w:val="24"/>
+        </w:rPr>
+        <w:t>Y</w:t>
+      </w:r>
+      <w:r>
+        <w:rPr>
+          <w:sz w:val="24"/>
+          <w:szCs w:val="24"/>
+          <w:lang w:val="ru-RU"/>
+        </w:rPr>
+        <w:t xml:space="preserve">) × (1 − </w:t>
+      </w:r>
+      <w:r>
+        <w:rPr>
+          <w:sz w:val="24"/>
+          <w:szCs w:val="24"/>
+        </w:rPr>
+        <w:t>K</w:t>
+      </w:r>
+      <w:r>
+        <w:rPr>
+          <w:sz w:val="24"/>
+          <w:szCs w:val="24"/>
+          <w:lang w:val="ru-RU"/>
+        </w:rPr>
+        <w:t>).</w:t>
+      </w:r>
+      <w:r>
+        <w:rPr>
+          <w:sz w:val="24"/>
+          <w:szCs w:val="24"/>
+          <w:lang w:val="ru-RU"/>
+        </w:rPr>
+        <w:t xml:space="preserve"> </w:t>
+      </w:r>
+      <w:r>
+        <w:rPr>
+          <w:sz w:val="24"/>
+          <w:szCs w:val="24"/>
+          <w:lang w:val="ru-RU"/>
+        </w:rPr>
+        <w:t xml:space="preserve">При преобразовании </w:t>
+      </w:r>
+      <w:r>
+        <w:rPr>
+          <w:sz w:val="24"/>
+          <w:szCs w:val="24"/>
+        </w:rPr>
+        <w:t>RGB</w:t>
+      </w:r>
+      <w:r>
+        <w:rPr>
+          <w:sz w:val="24"/>
+          <w:szCs w:val="24"/>
+          <w:lang w:val="ru-RU"/>
+        </w:rPr>
+        <w:t xml:space="preserve"> → </w:t>
+      </w:r>
+      <w:r>
+        <w:rPr>
+          <w:sz w:val="24"/>
+          <w:szCs w:val="24"/>
+        </w:rPr>
+        <w:t>HLS</w:t>
+      </w:r>
+      <w:r>
+        <w:rPr>
+          <w:sz w:val="24"/>
+          <w:szCs w:val="24"/>
+          <w:lang w:val="ru-RU"/>
+        </w:rPr>
+        <w:t xml:space="preserve"> сначала находятся максимальная и минимальная нормализованные </w:t>
+      </w:r>
+      <w:r>
+        <w:rPr>
+          <w:sz w:val="24"/>
+          <w:szCs w:val="24"/>
+          <w:lang w:val="ru-RU"/>
+        </w:rPr>
+        <w:lastRenderedPageBreak/>
+        <w:t xml:space="preserve">компоненты </w:t>
+      </w:r>
+      <w:r>
+        <w:rPr>
+          <w:sz w:val="24"/>
+          <w:szCs w:val="24"/>
+        </w:rPr>
+        <w:t>RGB</w:t>
+      </w:r>
+      <w:r>
+        <w:rPr>
+          <w:sz w:val="24"/>
+          <w:szCs w:val="24"/>
+          <w:lang w:val="ru-RU"/>
+        </w:rPr>
+        <w:t>. Светлота вычисляется по формуле:</w:t>
+      </w:r>
+      <w:r>
+        <w:rPr>
+          <w:sz w:val="24"/>
+          <w:szCs w:val="24"/>
+          <w:lang w:val="ru-RU"/>
+        </w:rPr>
+        <w:t xml:space="preserve"> </w:t>
+      </w:r>
+      <w:r>
+        <w:rPr>
+          <w:sz w:val="24"/>
+          <w:szCs w:val="24"/>
+        </w:rPr>
+        <w:t>L</w:t>
+      </w:r>
+      <w:r>
+        <w:rPr>
+          <w:sz w:val="24"/>
+          <w:szCs w:val="24"/>
+          <w:lang w:val="ru-RU"/>
+        </w:rPr>
+        <w:t xml:space="preserve"> = (</w:t>
+      </w:r>
+      <w:r>
+        <w:rPr>
+          <w:sz w:val="24"/>
+          <w:szCs w:val="24"/>
+        </w:rPr>
+        <w:t>max</w:t>
+      </w:r>
+      <w:r>
+        <w:rPr>
+          <w:sz w:val="24"/>
+          <w:szCs w:val="24"/>
+          <w:lang w:val="ru-RU"/>
+        </w:rPr>
+        <w:t xml:space="preserve"> + </w:t>
+      </w:r>
+      <w:r>
+        <w:rPr>
+          <w:sz w:val="24"/>
+          <w:szCs w:val="24"/>
+        </w:rPr>
+        <w:t>min</w:t>
+      </w:r>
+      <w:r>
+        <w:rPr>
+          <w:sz w:val="24"/>
+          <w:szCs w:val="24"/>
+          <w:lang w:val="ru-RU"/>
+        </w:rPr>
+        <w:t>) / 2.</w:t>
+      </w:r>
+      <w:r>
+        <w:rPr>
+          <w:sz w:val="24"/>
+          <w:szCs w:val="24"/>
+          <w:lang w:val="ru-RU"/>
+        </w:rPr>
+        <w:t xml:space="preserve"> </w:t>
+      </w:r>
+      <w:r>
+        <w:rPr>
+          <w:sz w:val="24"/>
+          <w:szCs w:val="24"/>
+          <w:lang w:val="ru-RU"/>
+        </w:rPr>
+        <w:t xml:space="preserve">При преобразовании </w:t>
+      </w:r>
+      <w:r>
+        <w:rPr>
+          <w:sz w:val="24"/>
+          <w:szCs w:val="24"/>
+        </w:rPr>
+        <w:t>HLS</w:t>
+      </w:r>
+      <w:r>
+        <w:rPr>
+          <w:sz w:val="24"/>
+          <w:szCs w:val="24"/>
+          <w:lang w:val="ru-RU"/>
+        </w:rPr>
+        <w:t xml:space="preserve"> → </w:t>
+      </w:r>
+      <w:r>
+        <w:rPr>
+          <w:sz w:val="24"/>
+          <w:szCs w:val="24"/>
+        </w:rPr>
+        <w:t>RGB</w:t>
+      </w:r>
+      <w:r>
+        <w:rPr>
+          <w:sz w:val="24"/>
+          <w:szCs w:val="24"/>
+          <w:lang w:val="ru-RU"/>
+        </w:rPr>
+        <w:t xml:space="preserve"> определяется цветность:</w:t>
+      </w:r>
+      <w:r>
+        <w:rPr>
+          <w:sz w:val="24"/>
+          <w:szCs w:val="24"/>
+          <w:lang w:val="ru-RU"/>
+        </w:rPr>
+        <w:t xml:space="preserve"> </w:t>
+      </w:r>
+      <w:r>
+        <w:rPr>
+          <w:sz w:val="24"/>
+          <w:szCs w:val="24"/>
+        </w:rPr>
+        <w:t>C</w:t>
+      </w:r>
+      <w:r>
+        <w:rPr>
+          <w:sz w:val="24"/>
+          <w:szCs w:val="24"/>
+          <w:lang w:val="ru-RU"/>
+        </w:rPr>
+        <w:t xml:space="preserve"> = (1 − |2</w:t>
+      </w:r>
+      <w:r>
+        <w:rPr>
+          <w:sz w:val="24"/>
+          <w:szCs w:val="24"/>
+        </w:rPr>
+        <w:t>L</w:t>
+      </w:r>
+      <w:r>
+        <w:rPr>
+          <w:sz w:val="24"/>
+          <w:szCs w:val="24"/>
+          <w:lang w:val="ru-RU"/>
+        </w:rPr>
+        <w:t xml:space="preserve"> − 1|) × </w:t>
+      </w:r>
+      <w:r>
+        <w:rPr>
+          <w:sz w:val="24"/>
+          <w:szCs w:val="24"/>
+        </w:rPr>
+        <w:t>S</w:t>
+      </w:r>
+      <w:r>
+        <w:rPr>
+          <w:sz w:val="24"/>
+          <w:szCs w:val="24"/>
+          <w:lang w:val="ru-RU"/>
+        </w:rPr>
+        <w:t>.</w:t>
+      </w:r>
+      <w:r>
+        <w:rPr>
+          <w:sz w:val="24"/>
+          <w:szCs w:val="24"/>
+          <w:lang w:val="ru-RU"/>
+        </w:rPr>
+        <w:t xml:space="preserve"> </w:t>
+      </w:r>
+      <w:r>
+        <w:rPr>
+          <w:sz w:val="24"/>
+          <w:szCs w:val="24"/>
+          <w:lang w:val="ru-RU"/>
+        </w:rPr>
+        <w:t xml:space="preserve">После вычисления промежуточных компонентов полученные значения переводятся обратно в диапазон </w:t>
+      </w:r>
+      <w:r>
+        <w:rPr>
+          <w:sz w:val="24"/>
+          <w:szCs w:val="24"/>
+        </w:rPr>
+        <w:t>RGB</w:t>
+      </w:r>
+      <w:r>
+        <w:rPr>
+          <w:sz w:val="24"/>
+          <w:szCs w:val="24"/>
+          <w:lang w:val="ru-RU"/>
+        </w:rPr>
+        <w:t>.</w:t>
       </w:r>
     </w:p>
     <w:p>
       <w:pPr>
-        <w:spacing w:after="0"/>
-        <w:ind w:left="397" w:hanging="255"/>
-        <w:jc w:val="both"/>
-        <w:rPr>
-          <w:lang w:val="ru-RU"/>
-        </w:rPr>
-      </w:pPr>
-      <w:r>
-        <w:rPr>
-          <w:lang w:val="ru-RU"/>
-        </w:rPr>
-        <w:t xml:space="preserve">• </w:t>
-      </w:r>
-      <w:r>
-        <w:t>Git</w:t>
-      </w:r>
-      <w:r>
-        <w:rPr>
+        <w:ind w:firstLine="567"/>
+        <w:rPr>
+          <w:sz w:val="24"/>
+          <w:szCs w:val="24"/>
+          <w:lang w:val="ru-RU"/>
+        </w:rPr>
+      </w:pPr>
+      <w:r>
+        <w:rPr>
+          <w:sz w:val="24"/>
+          <w:szCs w:val="24"/>
+          <w:lang w:val="ru-RU"/>
+        </w:rPr>
+        <w:t xml:space="preserve">3. Разработано приложение </w:t>
+      </w:r>
+      <w:r>
+        <w:rPr>
+          <w:sz w:val="24"/>
+          <w:szCs w:val="24"/>
+        </w:rPr>
+        <w:t>ColorConverter</w:t>
+      </w:r>
+      <w:r>
+        <w:rPr>
+          <w:sz w:val="24"/>
+          <w:szCs w:val="24"/>
+          <w:lang w:val="ru-RU"/>
+        </w:rPr>
+        <w:t xml:space="preserve">. Интерфейс содержит отдельные блоки </w:t>
+      </w:r>
+      <w:r>
+        <w:rPr>
+          <w:sz w:val="24"/>
+          <w:szCs w:val="24"/>
+        </w:rPr>
+        <w:t>RGB</w:t>
+      </w:r>
+      <w:r>
+        <w:rPr>
+          <w:sz w:val="24"/>
+          <w:szCs w:val="24"/>
+          <w:lang w:val="ru-RU"/>
+        </w:rPr>
+        <w:t xml:space="preserve">, </w:t>
+      </w:r>
+      <w:r>
+        <w:rPr>
+          <w:sz w:val="24"/>
+          <w:szCs w:val="24"/>
+        </w:rPr>
+        <w:t>CMYK</w:t>
+      </w:r>
+      <w:r>
+        <w:rPr>
+          <w:sz w:val="24"/>
+          <w:szCs w:val="24"/>
           <w:lang w:val="ru-RU"/>
         </w:rPr>
         <w:t xml:space="preserve"> и </w:t>
       </w:r>
       <w:r>
-        <w:t>GitHub</w:t>
-      </w:r>
-      <w:r>
-        <w:rPr>
-          <w:lang w:val="ru-RU"/>
-        </w:rPr>
-        <w:t xml:space="preserve"> — контроль версий, хранение исходного кода и публикация </w:t>
-      </w:r>
-      <w:r>
-        <w:t>release</w:t>
-      </w:r>
-      <w:r>
-        <w:rPr>
-          <w:lang w:val="ru-RU"/>
-        </w:rPr>
-        <w:t>-версии.</w:t>
+        <w:rPr>
+          <w:sz w:val="24"/>
+          <w:szCs w:val="24"/>
+        </w:rPr>
+        <w:t>HLS</w:t>
+      </w:r>
+      <w:r>
+        <w:rPr>
+          <w:sz w:val="24"/>
+          <w:szCs w:val="24"/>
+          <w:lang w:val="ru-RU"/>
+        </w:rPr>
+        <w:t xml:space="preserve">. Пользователь может изменять цвет с помощью числового ввода, ползунков и стандартной палитры </w:t>
+      </w:r>
+      <w:r>
+        <w:rPr>
+          <w:sz w:val="24"/>
+          <w:szCs w:val="24"/>
+        </w:rPr>
+        <w:t>Qt</w:t>
+      </w:r>
+      <w:r>
+        <w:rPr>
+          <w:sz w:val="24"/>
+          <w:szCs w:val="24"/>
+          <w:lang w:val="ru-RU"/>
+        </w:rPr>
+        <w:t xml:space="preserve"> </w:t>
+      </w:r>
+      <w:r>
+        <w:rPr>
+          <w:sz w:val="24"/>
+          <w:szCs w:val="24"/>
+        </w:rPr>
+        <w:t>QColorDialog</w:t>
+      </w:r>
+      <w:r>
+        <w:rPr>
+          <w:sz w:val="24"/>
+          <w:szCs w:val="24"/>
+          <w:lang w:val="ru-RU"/>
+        </w:rPr>
+        <w:t>.</w:t>
       </w:r>
     </w:p>
     <w:p>
       <w:pPr>
-        <w:keepNext/>
-        <w:spacing w:before="160" w:after="60"/>
-        <w:rPr>
+        <w:ind w:firstLine="567"/>
+        <w:rPr>
+          <w:sz w:val="24"/>
+          <w:szCs w:val="24"/>
+          <w:lang w:val="ru-RU"/>
+        </w:rPr>
+      </w:pPr>
+      <w:r>
+        <w:rPr>
+          <w:sz w:val="24"/>
+          <w:szCs w:val="24"/>
+          <w:lang w:val="ru-RU"/>
+        </w:rPr>
+        <w:t xml:space="preserve">4. Для управления состоянием приложения создан </w:t>
+      </w:r>
+      <w:r>
+        <w:rPr>
+          <w:sz w:val="24"/>
+          <w:szCs w:val="24"/>
+        </w:rPr>
+        <w:t>ColorController</w:t>
+      </w:r>
+      <w:r>
+        <w:rPr>
+          <w:sz w:val="24"/>
+          <w:szCs w:val="24"/>
+          <w:lang w:val="ru-RU"/>
+        </w:rPr>
+        <w:t>. После изменения любой компоненты выполняется автоматический пересчёт остальных цветовых моделей. После вычислений обновляются значения в интерфейсе и область предварительного просмотра цвета.</w:t>
+      </w:r>
+      <w:r>
+        <w:rPr>
+          <w:sz w:val="24"/>
+          <w:szCs w:val="24"/>
+          <w:lang w:val="ru-RU"/>
+        </w:rPr>
+        <w:t xml:space="preserve"> </w:t>
+      </w:r>
+    </w:p>
+    <w:p>
+      <w:pPr>
+        <w:ind w:firstLine="567"/>
+        <w:rPr>
+          <w:sz w:val="24"/>
+          <w:szCs w:val="24"/>
+          <w:lang w:val="ru-RU"/>
+        </w:rPr>
+      </w:pPr>
+      <w:r>
+        <w:rPr>
+          <w:sz w:val="24"/>
+          <w:szCs w:val="24"/>
+          <w:lang w:val="ru-RU"/>
+        </w:rPr>
+        <w:t xml:space="preserve">5. Реализована проверка диапазонов значений. </w:t>
+      </w:r>
+      <w:r>
+        <w:rPr>
+          <w:sz w:val="24"/>
+          <w:szCs w:val="24"/>
+        </w:rPr>
+        <w:t>RGB</w:t>
+      </w:r>
+      <w:r>
+        <w:rPr>
+          <w:sz w:val="24"/>
+          <w:szCs w:val="24"/>
+          <w:lang w:val="ru-RU"/>
+        </w:rPr>
+        <w:t xml:space="preserve"> использует диапазон 0</w:t>
+      </w:r>
+      <w:r>
+        <w:rPr>
+          <w:sz w:val="24"/>
+          <w:szCs w:val="24"/>
+          <w:lang w:val="ru-RU"/>
+        </w:rPr>
+        <w:t xml:space="preserve"> </w:t>
+      </w:r>
+      <w:r>
+        <w:rPr>
+          <w:sz w:val="24"/>
+          <w:szCs w:val="24"/>
+          <w:lang w:val="ru-RU"/>
+        </w:rPr>
+        <w:t>–</w:t>
+      </w:r>
+      <w:r>
+        <w:rPr>
+          <w:sz w:val="24"/>
+          <w:szCs w:val="24"/>
+          <w:lang w:val="ru-RU"/>
+        </w:rPr>
+        <w:t xml:space="preserve"> </w:t>
+      </w:r>
+      <w:r>
+        <w:rPr>
+          <w:sz w:val="24"/>
+          <w:szCs w:val="24"/>
+          <w:lang w:val="ru-RU"/>
+        </w:rPr>
+        <w:t xml:space="preserve">255, </w:t>
+      </w:r>
+      <w:r>
+        <w:rPr>
+          <w:sz w:val="24"/>
+          <w:szCs w:val="24"/>
+        </w:rPr>
+        <w:t>CMYK</w:t>
+      </w:r>
+      <w:r>
+        <w:rPr>
+          <w:sz w:val="24"/>
+          <w:szCs w:val="24"/>
+          <w:lang w:val="ru-RU"/>
+        </w:rPr>
+        <w:t xml:space="preserve"> — 0</w:t>
+      </w:r>
+      <w:r>
+        <w:rPr>
+          <w:sz w:val="24"/>
+          <w:szCs w:val="24"/>
+          <w:lang w:val="ru-RU"/>
+        </w:rPr>
+        <w:t xml:space="preserve"> </w:t>
+      </w:r>
+      <w:r>
+        <w:rPr>
+          <w:sz w:val="24"/>
+          <w:szCs w:val="24"/>
+          <w:lang w:val="ru-RU"/>
+        </w:rPr>
+        <w:t>–</w:t>
+      </w:r>
+      <w:r>
+        <w:rPr>
+          <w:sz w:val="24"/>
+          <w:szCs w:val="24"/>
+          <w:lang w:val="ru-RU"/>
+        </w:rPr>
+        <w:t xml:space="preserve"> </w:t>
+      </w:r>
+      <w:r>
+        <w:rPr>
+          <w:sz w:val="24"/>
+          <w:szCs w:val="24"/>
+          <w:lang w:val="ru-RU"/>
+        </w:rPr>
+        <w:t xml:space="preserve">100%, </w:t>
+      </w:r>
+      <w:r>
+        <w:rPr>
+          <w:sz w:val="24"/>
+          <w:szCs w:val="24"/>
+        </w:rPr>
+        <w:t>HLS</w:t>
+      </w:r>
+      <w:r>
+        <w:rPr>
+          <w:sz w:val="24"/>
+          <w:szCs w:val="24"/>
+          <w:lang w:val="ru-RU"/>
+        </w:rPr>
+        <w:t xml:space="preserve">: </w:t>
+      </w:r>
+      <w:r>
+        <w:rPr>
+          <w:sz w:val="24"/>
+          <w:szCs w:val="24"/>
+        </w:rPr>
+        <w:t>H</w:t>
+      </w:r>
+      <w:r>
+        <w:rPr>
+          <w:sz w:val="24"/>
+          <w:szCs w:val="24"/>
+          <w:lang w:val="ru-RU"/>
+        </w:rPr>
+        <w:t xml:space="preserve"> — 0</w:t>
+      </w:r>
+      <w:r>
+        <w:rPr>
+          <w:sz w:val="24"/>
+          <w:szCs w:val="24"/>
+          <w:lang w:val="ru-RU"/>
+        </w:rPr>
+        <w:t xml:space="preserve"> </w:t>
+      </w:r>
+      <w:r>
+        <w:rPr>
+          <w:sz w:val="24"/>
+          <w:szCs w:val="24"/>
+          <w:lang w:val="ru-RU"/>
+        </w:rPr>
+        <w:t>–</w:t>
+      </w:r>
+      <w:r>
+        <w:rPr>
+          <w:sz w:val="24"/>
+          <w:szCs w:val="24"/>
+          <w:lang w:val="ru-RU"/>
+        </w:rPr>
+        <w:t xml:space="preserve"> </w:t>
+      </w:r>
+      <w:r>
+        <w:rPr>
+          <w:sz w:val="24"/>
+          <w:szCs w:val="24"/>
+          <w:lang w:val="ru-RU"/>
+        </w:rPr>
+        <w:t xml:space="preserve">360°, </w:t>
+      </w:r>
+      <w:r>
+        <w:rPr>
+          <w:sz w:val="24"/>
+          <w:szCs w:val="24"/>
+        </w:rPr>
+        <w:t>L</w:t>
+      </w:r>
+      <w:r>
+        <w:rPr>
+          <w:sz w:val="24"/>
+          <w:szCs w:val="24"/>
+          <w:lang w:val="ru-RU"/>
+        </w:rPr>
+        <w:t xml:space="preserve"> и </w:t>
+      </w:r>
+      <w:r>
+        <w:rPr>
+          <w:sz w:val="24"/>
+          <w:szCs w:val="24"/>
+        </w:rPr>
+        <w:t>S</w:t>
+      </w:r>
+      <w:r>
+        <w:rPr>
+          <w:sz w:val="24"/>
+          <w:szCs w:val="24"/>
+          <w:lang w:val="ru-RU"/>
+        </w:rPr>
+        <w:t xml:space="preserve"> — 0</w:t>
+      </w:r>
+      <w:r>
+        <w:rPr>
+          <w:sz w:val="24"/>
+          <w:szCs w:val="24"/>
+          <w:lang w:val="ru-RU"/>
+        </w:rPr>
+        <w:t xml:space="preserve"> </w:t>
+      </w:r>
+      <w:r>
+        <w:rPr>
+          <w:sz w:val="24"/>
+          <w:szCs w:val="24"/>
+          <w:lang w:val="ru-RU"/>
+        </w:rPr>
+        <w:t>–</w:t>
+      </w:r>
+      <w:r>
+        <w:rPr>
+          <w:sz w:val="24"/>
+          <w:szCs w:val="24"/>
+          <w:lang w:val="ru-RU"/>
+        </w:rPr>
+        <w:t xml:space="preserve"> </w:t>
+      </w:r>
+      <w:r>
+        <w:rPr>
+          <w:sz w:val="24"/>
+          <w:szCs w:val="24"/>
+          <w:lang w:val="ru-RU"/>
+        </w:rPr>
+        <w:t>100%. Добавлено предупреждение при округлении значений или выходе за допустимые границы.</w:t>
+      </w:r>
+    </w:p>
+    <w:p>
+      <w:pPr>
+        <w:ind w:firstLine="567"/>
+        <w:rPr>
+          <w:sz w:val="26"/>
+          <w:szCs w:val="26"/>
           <w:lang w:val="ru-RU"/>
         </w:rPr>
       </w:pPr>
@@ -566,144 +2514,322 @@
         <w:rPr>
           <w:b/>
           <w:sz w:val="26"/>
-          <w:lang w:val="ru-RU"/>
-        </w:rPr>
-        <w:t>Ход выполнения работы</w:t>
+          <w:szCs w:val="26"/>
+          <w:lang w:val="ru-RU"/>
+        </w:rPr>
+        <w:t>Проблемы и способы решения</w:t>
       </w:r>
     </w:p>
     <w:p>
       <w:pPr>
-        <w:keepNext/>
-        <w:spacing w:before="100" w:after="60"/>
-        <w:rPr>
-          <w:lang w:val="ru-RU"/>
-        </w:rPr>
-      </w:pPr>
-      <w:r>
-        <w:rPr>
-          <w:b/>
-          <w:lang w:val="ru-RU"/>
-        </w:rPr>
-        <w:t>1. Изучение цветовых моделей и цветового графика МКО</w:t>
+        <w:ind w:firstLine="567"/>
+        <w:rPr>
+          <w:sz w:val="24"/>
+          <w:szCs w:val="24"/>
+          <w:lang w:val="ru-RU"/>
+        </w:rPr>
+      </w:pPr>
+      <w:r>
+        <w:rPr>
+          <w:sz w:val="24"/>
+          <w:szCs w:val="24"/>
+          <w:lang w:val="ru-RU"/>
+        </w:rPr>
+        <w:t xml:space="preserve">Основной проблемой была синхронизация нескольких цветовых моделей. Для решения вся логика изменения цвета была перенесена в </w:t>
+      </w:r>
+      <w:r>
+        <w:rPr>
+          <w:sz w:val="24"/>
+          <w:szCs w:val="24"/>
+        </w:rPr>
+        <w:t>ColorController</w:t>
+      </w:r>
+      <w:r>
+        <w:rPr>
+          <w:sz w:val="24"/>
+          <w:szCs w:val="24"/>
+          <w:lang w:val="ru-RU"/>
+        </w:rPr>
+        <w:t>, который выполняет единый пересчёт всех моделей.</w:t>
+      </w:r>
+      <w:r>
+        <w:rPr>
+          <w:sz w:val="24"/>
+          <w:szCs w:val="24"/>
+          <w:lang w:val="ru-RU"/>
+        </w:rPr>
+        <w:t xml:space="preserve"> </w:t>
+      </w:r>
+      <w:r>
+        <w:rPr>
+          <w:sz w:val="24"/>
+          <w:szCs w:val="24"/>
+          <w:lang w:val="ru-RU"/>
+        </w:rPr>
+        <w:t xml:space="preserve">Также была решена проблема повторного вызова обработчиков интерфейса при обновлении значений с помощью блокировки </w:t>
+      </w:r>
+      <w:r>
+        <w:rPr>
+          <w:sz w:val="24"/>
+          <w:szCs w:val="24"/>
+        </w:rPr>
+        <w:t>Qt</w:t>
+      </w:r>
+      <w:r>
+        <w:rPr>
+          <w:sz w:val="24"/>
+          <w:szCs w:val="24"/>
+          <w:lang w:val="ru-RU"/>
+        </w:rPr>
+        <w:t>-сигналов.</w:t>
       </w:r>
     </w:p>
     <w:p>
       <w:pPr>
-        <w:spacing w:after="0"/>
-        <w:ind w:firstLine="709"/>
-        <w:jc w:val="both"/>
-        <w:rPr>
-          <w:lang w:val="ru-RU"/>
-        </w:rPr>
-      </w:pPr>
-      <w:r>
-        <w:rPr>
-          <w:lang w:val="ru-RU"/>
-        </w:rPr>
-        <w:t xml:space="preserve">В ходе работы были рассмотрены основные цветовые модели. </w:t>
-      </w:r>
-      <w:r>
-        <w:t>RGB</w:t>
-      </w:r>
-      <w:r>
-        <w:rPr>
-          <w:lang w:val="ru-RU"/>
-        </w:rPr>
-        <w:t xml:space="preserve"> — аддитивная модель, в которой цвет задаётся составляющими красного, зелёного и синего. </w:t>
-      </w:r>
-      <w:r>
-        <w:t>CMYK</w:t>
-      </w:r>
-      <w:r>
-        <w:rPr>
-          <w:lang w:val="ru-RU"/>
-        </w:rPr>
-        <w:t xml:space="preserve"> — субтрактивная модель, использующая голубую, пурпурную, жёлтую и чёрную составляющие. </w:t>
-      </w:r>
-      <w:r>
-        <w:t>HSV</w:t>
-      </w:r>
-      <w:r>
-        <w:rPr>
-          <w:lang w:val="ru-RU"/>
-        </w:rPr>
-        <w:t xml:space="preserve"> задаёт цвет через тон, насыщенность и яркость, а </w:t>
-      </w:r>
-      <w:r>
-        <w:t>HLS</w:t>
-      </w:r>
-      <w:r>
-        <w:rPr>
-          <w:lang w:val="ru-RU"/>
-        </w:rPr>
-        <w:t xml:space="preserve"> — через тон, светлоту и насыщенность. </w:t>
-      </w:r>
-      <w:r>
-        <w:t>XYZ</w:t>
-      </w:r>
-      <w:r>
-        <w:rPr>
-          <w:lang w:val="ru-RU"/>
-        </w:rPr>
-        <w:t xml:space="preserve"> является аппаратно-независимым цветовым пространством МКО, а </w:t>
-      </w:r>
-      <w:r>
-        <w:t>CIELAB</w:t>
-      </w:r>
-      <w:r>
-        <w:rPr>
-          <w:lang w:val="ru-RU"/>
-        </w:rPr>
-        <w:t xml:space="preserve"> (</w:t>
-      </w:r>
-      <w:r>
-        <w:t>Lab</w:t>
-      </w:r>
-      <w:r>
-        <w:rPr>
-          <w:lang w:val="ru-RU"/>
-        </w:rPr>
-        <w:t>) описывает цвет координатами светлоты и двумя цветовыми координатами.</w:t>
+        <w:ind w:firstLine="567"/>
+        <w:rPr>
+          <w:sz w:val="24"/>
+          <w:szCs w:val="24"/>
+          <w:lang w:val="ru-RU"/>
+        </w:rPr>
+      </w:pPr>
+      <w:r>
+        <w:rPr>
+          <w:b/>
+          <w:sz w:val="26"/>
+          <w:szCs w:val="26"/>
+          <w:lang w:val="ru-RU"/>
+        </w:rPr>
+        <w:t>Вывод</w:t>
       </w:r>
     </w:p>
     <w:p>
       <w:pPr>
-        <w:spacing w:after="0"/>
-        <w:ind w:firstLine="709"/>
-        <w:jc w:val="both"/>
-        <w:rPr>
-          <w:lang w:val="ru-RU"/>
-        </w:rPr>
-      </w:pPr>
-      <w:r>
-        <w:rPr>
-          <w:lang w:val="ru-RU"/>
-        </w:rPr>
-        <w:t xml:space="preserve">Также был исследован цветовой график МКО, который используется для представления видимых человеком цветов и сравнения цветовых охватов различных устройств и цветовых пространств. Для практической части лабораторной работы используются модели </w:t>
-      </w:r>
-      <w:r>
+        <w:ind w:firstLine="567"/>
+        <w:rPr>
+          <w:sz w:val="24"/>
+          <w:szCs w:val="24"/>
+          <w:lang w:val="ru-RU"/>
+        </w:rPr>
+      </w:pPr>
+      <w:r>
+        <w:rPr>
+          <w:sz w:val="24"/>
+          <w:szCs w:val="24"/>
+          <w:lang w:val="ru-RU"/>
+        </w:rPr>
+        <w:t xml:space="preserve">В ходе лабораторной работы были изучены основные цветовые модели </w:t>
+      </w:r>
+      <w:r>
+        <w:rPr>
+          <w:sz w:val="24"/>
+          <w:szCs w:val="24"/>
+        </w:rPr>
+        <w:t>RGB</w:t>
+      </w:r>
+      <w:r>
+        <w:rPr>
+          <w:sz w:val="24"/>
+          <w:szCs w:val="24"/>
+          <w:lang w:val="ru-RU"/>
+        </w:rPr>
+        <w:t xml:space="preserve">, </w:t>
+      </w:r>
+      <w:r>
+        <w:rPr>
+          <w:sz w:val="24"/>
+          <w:szCs w:val="24"/>
+        </w:rPr>
         <w:t>CMYK</w:t>
       </w:r>
       <w:r>
         <w:rPr>
+          <w:sz w:val="24"/>
+          <w:szCs w:val="24"/>
           <w:lang w:val="ru-RU"/>
         </w:rPr>
         <w:t xml:space="preserve">, </w:t>
       </w:r>
       <w:r>
+        <w:rPr>
+          <w:sz w:val="24"/>
+          <w:szCs w:val="24"/>
+        </w:rPr>
+        <w:t>HSV</w:t>
+      </w:r>
+      <w:r>
+        <w:rPr>
+          <w:sz w:val="24"/>
+          <w:szCs w:val="24"/>
+          <w:lang w:val="ru-RU"/>
+        </w:rPr>
+        <w:t xml:space="preserve">, </w:t>
+      </w:r>
+      <w:r>
+        <w:rPr>
+          <w:sz w:val="24"/>
+          <w:szCs w:val="24"/>
+        </w:rPr>
+        <w:t>HLS</w:t>
+      </w:r>
+      <w:r>
+        <w:rPr>
+          <w:sz w:val="24"/>
+          <w:szCs w:val="24"/>
+          <w:lang w:val="ru-RU"/>
+        </w:rPr>
+        <w:t xml:space="preserve">, </w:t>
+      </w:r>
+      <w:r>
+        <w:rPr>
+          <w:sz w:val="24"/>
+          <w:szCs w:val="24"/>
+        </w:rPr>
+        <w:t>XYZ</w:t>
+      </w:r>
+      <w:r>
+        <w:rPr>
+          <w:sz w:val="24"/>
+          <w:szCs w:val="24"/>
+          <w:lang w:val="ru-RU"/>
+        </w:rPr>
+        <w:t xml:space="preserve">, </w:t>
+      </w:r>
+      <w:r>
+        <w:rPr>
+          <w:sz w:val="24"/>
+          <w:szCs w:val="24"/>
+        </w:rPr>
+        <w:t>CIELAB</w:t>
+      </w:r>
+      <w:r>
+        <w:rPr>
+          <w:sz w:val="24"/>
+          <w:szCs w:val="24"/>
+          <w:lang w:val="ru-RU"/>
+        </w:rPr>
+        <w:t xml:space="preserve"> (</w:t>
+      </w:r>
+      <w:r>
+        <w:rPr>
+          <w:sz w:val="24"/>
+          <w:szCs w:val="24"/>
+        </w:rPr>
+        <w:t>Lab</w:t>
+      </w:r>
+      <w:r>
+        <w:rPr>
+          <w:sz w:val="24"/>
+          <w:szCs w:val="24"/>
+          <w:lang w:val="ru-RU"/>
+        </w:rPr>
+        <w:t>)</w:t>
+      </w:r>
+      <w:r>
+        <w:rPr>
+          <w:sz w:val="24"/>
+          <w:szCs w:val="24"/>
+          <w:lang w:val="ru-RU"/>
+        </w:rPr>
+        <w:t xml:space="preserve"> и график МКО</w:t>
+      </w:r>
+      <w:r>
+        <w:rPr>
+          <w:sz w:val="24"/>
+          <w:szCs w:val="24"/>
+          <w:lang w:val="ru-RU"/>
+        </w:rPr>
+        <w:t xml:space="preserve">, а также принципы преобразования между </w:t>
+      </w:r>
+      <w:r>
+        <w:rPr>
+          <w:sz w:val="24"/>
+          <w:szCs w:val="24"/>
+          <w:lang w:val="ru-RU"/>
+        </w:rPr>
+        <w:t>цветовыми моделями</w:t>
+      </w:r>
+      <w:r>
+        <w:rPr>
+          <w:sz w:val="24"/>
+          <w:szCs w:val="24"/>
+          <w:lang w:val="ru-RU"/>
+        </w:rPr>
+        <w:t xml:space="preserve">. Было разработано настольное приложение </w:t>
+      </w:r>
+      <w:r>
+        <w:rPr>
+          <w:sz w:val="24"/>
+          <w:szCs w:val="24"/>
+        </w:rPr>
+        <w:t>ColorConverter</w:t>
+      </w:r>
+      <w:bookmarkStart w:id="0" w:name="_GoBack"/>
+      <w:bookmarkEnd w:id="0"/>
+      <w:r>
+        <w:rPr>
+          <w:sz w:val="24"/>
+          <w:szCs w:val="24"/>
+          <w:lang w:val="ru-RU"/>
+        </w:rPr>
+        <w:t xml:space="preserve">. Приложение позволяет задавать цвет несколькими способами, автоматически пересчитывать значения моделей </w:t>
+      </w:r>
+      <w:r>
+        <w:rPr>
+          <w:sz w:val="24"/>
+          <w:szCs w:val="24"/>
+        </w:rPr>
         <w:t>RGB</w:t>
       </w:r>
       <w:r>
         <w:rPr>
+          <w:sz w:val="24"/>
+          <w:szCs w:val="24"/>
+          <w:lang w:val="ru-RU"/>
+        </w:rPr>
+        <w:t xml:space="preserve">, </w:t>
+      </w:r>
+      <w:r>
+        <w:rPr>
+          <w:sz w:val="24"/>
+          <w:szCs w:val="24"/>
+        </w:rPr>
+        <w:t>CMYK</w:t>
+      </w:r>
+      <w:r>
+        <w:rPr>
+          <w:sz w:val="24"/>
+          <w:szCs w:val="24"/>
           <w:lang w:val="ru-RU"/>
         </w:rPr>
         <w:t xml:space="preserve"> и </w:t>
       </w:r>
       <w:r>
+        <w:rPr>
+          <w:sz w:val="24"/>
+          <w:szCs w:val="24"/>
+        </w:rPr>
         <w:t>HLS</w:t>
       </w:r>
       <w:r>
         <w:rPr>
+          <w:sz w:val="24"/>
+          <w:szCs w:val="24"/>
+          <w:lang w:val="ru-RU"/>
+        </w:rPr>
+        <w:t xml:space="preserve"> и </w:t>
+      </w:r>
+      <w:r>
+        <w:rPr>
+          <w:sz w:val="24"/>
+          <w:szCs w:val="24"/>
+          <w:lang w:val="ru-RU"/>
+        </w:rPr>
+        <w:t>отображать результат в удобном виде</w:t>
+      </w:r>
+      <w:r>
+        <w:rPr>
+          <w:szCs w:val="24"/>
           <w:lang w:val="ru-RU"/>
         </w:rPr>
         <w:t>.</w:t>
@@ -711,2286 +2837,10 @@
     </w:p>
     <w:p>
       <w:pPr>
-        <w:keepNext/>
-        <w:spacing w:before="100" w:after="60"/>
-        <w:rPr>
-          <w:lang w:val="ru-RU"/>
-        </w:rPr>
-      </w:pPr>
-      <w:r>
-        <w:rPr>
-          <w:b/>
-          <w:lang w:val="ru-RU"/>
-        </w:rPr>
-        <w:t>2. Разработка интерфейса</w:t>
-      </w:r>
-    </w:p>
-    <w:p>
-      <w:pPr>
-        <w:spacing w:after="0"/>
-        <w:ind w:firstLine="709"/>
-        <w:jc w:val="both"/>
-        <w:rPr>
-          <w:lang w:val="ru-RU"/>
-        </w:rPr>
-      </w:pPr>
-      <w:r>
-        <w:rPr>
-          <w:lang w:val="ru-RU"/>
-        </w:rPr>
-        <w:t xml:space="preserve">Создано настольное приложение </w:t>
-      </w:r>
-      <w:r>
-        <w:t>ColorConverter</w:t>
-      </w:r>
-      <w:r>
-        <w:rPr>
-          <w:lang w:val="ru-RU"/>
-        </w:rPr>
-        <w:t xml:space="preserve"> на </w:t>
-      </w:r>
-      <w:r>
-        <w:t>C</w:t>
-      </w:r>
-      <w:r>
-        <w:rPr>
-          <w:lang w:val="ru-RU"/>
-        </w:rPr>
-        <w:t>++</w:t>
-      </w:r>
-      <w:r>
-        <w:rPr>
-          <w:lang w:val="ru-RU"/>
-        </w:rPr>
-        <w:t xml:space="preserve">. Интерфейс состоит из трёх блоков: </w:t>
-      </w:r>
-      <w:r>
-        <w:t>CMYK</w:t>
-      </w:r>
-      <w:r>
-        <w:rPr>
-          <w:lang w:val="ru-RU"/>
-        </w:rPr>
-        <w:t xml:space="preserve">, </w:t>
-      </w:r>
-      <w:r>
-        <w:t>RGB</w:t>
-      </w:r>
-      <w:r>
-        <w:rPr>
-          <w:lang w:val="ru-RU"/>
-        </w:rPr>
-        <w:t xml:space="preserve"> и </w:t>
-      </w:r>
-      <w:r>
-        <w:t>HLS</w:t>
-      </w:r>
-      <w:r>
-        <w:rPr>
-          <w:lang w:val="ru-RU"/>
-        </w:rPr>
-        <w:t xml:space="preserve">. В каждом блоке одновременно отображаются составляющие </w:t>
-      </w:r>
-      <w:r>
-        <w:rPr>
-          <w:lang w:val="ru-RU"/>
-        </w:rPr>
-        <w:lastRenderedPageBreak/>
-        <w:t>соответствующей модели. Для каждой компоненты предусмотрен ползунок для плавного изменения и поле для отображения значения.</w:t>
-      </w:r>
-    </w:p>
-    <w:p>
-      <w:pPr>
-        <w:spacing w:after="0"/>
-        <w:ind w:firstLine="709"/>
-        <w:jc w:val="both"/>
-        <w:rPr>
-          <w:lang w:val="ru-RU"/>
-        </w:rPr>
-      </w:pPr>
-      <w:r>
-        <w:rPr>
-          <w:lang w:val="ru-RU"/>
-        </w:rPr>
-        <w:t xml:space="preserve">Для точного задания компоненты используется отдельное окно ввода. Пользователь вводит требуемое значение и подтверждает его. </w:t>
-      </w:r>
-      <w:r>
-        <w:t>RGB</w:t>
-      </w:r>
-      <w:r>
-        <w:rPr>
-          <w:lang w:val="ru-RU"/>
-        </w:rPr>
-        <w:t xml:space="preserve"> отображается целыми значениями, а дробные составляющие </w:t>
-      </w:r>
-      <w:r>
-        <w:t>CMYK</w:t>
-      </w:r>
-      <w:r>
-        <w:rPr>
-          <w:lang w:val="ru-RU"/>
-        </w:rPr>
-        <w:t xml:space="preserve"> и </w:t>
-      </w:r>
-      <w:r>
-        <w:t>HLS</w:t>
-      </w:r>
-      <w:r>
-        <w:rPr>
-          <w:lang w:val="ru-RU"/>
-        </w:rPr>
-        <w:t xml:space="preserve"> — с точностью до одного знака после запятой. В нижней части окна находится область предварительного просмотра выбранного цвета и строка для ненавязчивых предупреждений.</w:t>
-      </w:r>
-    </w:p>
-    <w:p>
-      <w:pPr>
-        <w:keepNext/>
-        <w:spacing w:before="100" w:after="60"/>
-        <w:rPr>
-          <w:lang w:val="ru-RU"/>
-        </w:rPr>
-      </w:pPr>
-      <w:r>
-        <w:rPr>
-          <w:b/>
-          <w:lang w:val="ru-RU"/>
-        </w:rPr>
-        <w:t>3. Выбор цвета из палитры</w:t>
-      </w:r>
-    </w:p>
-    <w:p>
-      <w:pPr>
-        <w:spacing w:after="0"/>
-        <w:ind w:firstLine="709"/>
-        <w:jc w:val="both"/>
-        <w:rPr>
-          <w:lang w:val="ru-RU"/>
-        </w:rPr>
-      </w:pPr>
-      <w:r>
-        <w:rPr>
-          <w:lang w:val="ru-RU"/>
-        </w:rPr>
-        <w:t xml:space="preserve">В каждой из трёх моделей доступна кнопка выбора цвета из палитры. Для этого используется стандартный диалог </w:t>
-      </w:r>
-      <w:r>
-        <w:t>QColorDialog</w:t>
-      </w:r>
-      <w:r>
-        <w:rPr>
-          <w:lang w:val="ru-RU"/>
-        </w:rPr>
-        <w:t>. После выбора цвета он передаётся в контроллер, который пересчитывает составляющие всех трёх моделей. Поэтому палитра является одним из трёх способов задания цвета наряду с точным вводом и ползунками.</w:t>
-      </w:r>
-    </w:p>
-    <w:p>
-      <w:pPr>
-        <w:keepNext/>
-        <w:spacing w:before="100" w:after="60"/>
-        <w:rPr>
-          <w:lang w:val="ru-RU"/>
-        </w:rPr>
-      </w:pPr>
-      <w:r>
-        <w:rPr>
-          <w:b/>
-          <w:lang w:val="ru-RU"/>
-        </w:rPr>
-        <w:t>4. Организация программы</w:t>
-      </w:r>
-    </w:p>
-    <w:p>
-      <w:pPr>
-        <w:spacing w:after="0"/>
-        <w:ind w:firstLine="709"/>
-        <w:jc w:val="both"/>
-        <w:rPr>
-          <w:lang w:val="ru-RU"/>
-        </w:rPr>
-      </w:pPr>
-      <w:r>
-        <w:rPr>
-          <w:lang w:val="ru-RU"/>
-        </w:rPr>
-        <w:t xml:space="preserve">Код приложения разделён на логические слои. В части </w:t>
-      </w:r>
-      <w:r>
-        <w:t>core</w:t>
-      </w:r>
-      <w:r>
-        <w:rPr>
-          <w:lang w:val="ru-RU"/>
-        </w:rPr>
-        <w:t xml:space="preserve"> находятся структуры </w:t>
-      </w:r>
-      <w:r>
-        <w:t>RgbColor</w:t>
-      </w:r>
-      <w:r>
-        <w:rPr>
-          <w:lang w:val="ru-RU"/>
-        </w:rPr>
-        <w:t xml:space="preserve">, </w:t>
-      </w:r>
-      <w:r>
-        <w:t>CmykColor</w:t>
-      </w:r>
-      <w:r>
-        <w:rPr>
-          <w:lang w:val="ru-RU"/>
-        </w:rPr>
-        <w:t xml:space="preserve"> и </w:t>
-      </w:r>
-      <w:r>
-        <w:t>HlsColor</w:t>
-      </w:r>
-      <w:r>
-        <w:rPr>
-          <w:lang w:val="ru-RU"/>
-        </w:rPr>
-        <w:t xml:space="preserve"> и функции перехода от одной модели к другой. В </w:t>
-      </w:r>
-      <w:r>
-        <w:t>controller</w:t>
-      </w:r>
-      <w:r>
-        <w:rPr>
-          <w:lang w:val="ru-RU"/>
-        </w:rPr>
-        <w:t xml:space="preserve"> находится </w:t>
-      </w:r>
-      <w:r>
-        <w:t>ColorController</w:t>
-      </w:r>
-      <w:r>
-        <w:rPr>
-          <w:lang w:val="ru-RU"/>
-        </w:rPr>
-        <w:t xml:space="preserve">, который хранит текущее состояние цвета и выполняет автоматический пересчёт. В </w:t>
-      </w:r>
-      <w:r>
-        <w:t>view</w:t>
-      </w:r>
-      <w:r>
-        <w:rPr>
-          <w:lang w:val="ru-RU"/>
-        </w:rPr>
-        <w:t xml:space="preserve"> расположены главное окно и элементы графического интерфейса.</w:t>
-      </w:r>
-    </w:p>
-    <w:p>
-      <w:pPr>
-        <w:spacing w:after="0"/>
-        <w:ind w:firstLine="709"/>
-        <w:jc w:val="both"/>
-        <w:rPr>
-          <w:lang w:val="ru-RU"/>
-        </w:rPr>
-      </w:pPr>
-      <w:r>
-        <w:rPr>
-          <w:lang w:val="ru-RU"/>
-        </w:rPr>
-        <w:t xml:space="preserve">Такое разделение позволяет отделить математическую часть от отображения и тестировать преобразования независимо от интерфейса. Для обновления интерфейса после пересчёта используется единое состояние, содержащее актуальные составляющие </w:t>
-      </w:r>
-      <w:r>
-        <w:t>RGB</w:t>
-      </w:r>
-      <w:r>
-        <w:rPr>
-          <w:lang w:val="ru-RU"/>
-        </w:rPr>
-        <w:t xml:space="preserve">, </w:t>
-      </w:r>
-      <w:r>
-        <w:t>CMYK</w:t>
-      </w:r>
-      <w:r>
-        <w:rPr>
-          <w:lang w:val="ru-RU"/>
-        </w:rPr>
-        <w:t xml:space="preserve"> и </w:t>
-      </w:r>
-      <w:r>
-        <w:t>HLS</w:t>
-      </w:r>
-      <w:r>
-        <w:rPr>
-          <w:lang w:val="ru-RU"/>
-        </w:rPr>
-        <w:t>.</w:t>
-      </w:r>
-    </w:p>
-    <w:p>
-      <w:pPr>
-        <w:keepNext/>
-        <w:spacing w:before="100" w:after="60"/>
-        <w:rPr>
-          <w:lang w:val="ru-RU"/>
-        </w:rPr>
-      </w:pPr>
-      <w:r>
-        <w:rPr>
-          <w:b/>
-          <w:lang w:val="ru-RU"/>
-        </w:rPr>
-        <w:t>5. Реализация преобразований</w:t>
-      </w:r>
-    </w:p>
-    <w:p>
-      <w:pPr>
-        <w:spacing w:after="0"/>
-        <w:ind w:firstLine="709"/>
-        <w:jc w:val="both"/>
-        <w:rPr>
-          <w:lang w:val="ru-RU"/>
-        </w:rPr>
-      </w:pPr>
-      <w:r>
-        <w:rPr>
-          <w:lang w:val="ru-RU"/>
-        </w:rPr>
-        <w:t xml:space="preserve">В приложении реализованы преобразования </w:t>
-      </w:r>
-      <w:r>
-        <w:t>RGB</w:t>
-      </w:r>
-      <w:r>
-        <w:rPr>
-          <w:lang w:val="ru-RU"/>
-        </w:rPr>
-        <w:t xml:space="preserve"> → </w:t>
-      </w:r>
-      <w:r>
-        <w:t>CMYK</w:t>
-      </w:r>
-      <w:r>
-        <w:rPr>
-          <w:lang w:val="ru-RU"/>
-        </w:rPr>
-        <w:t xml:space="preserve">, </w:t>
-      </w:r>
-      <w:r>
-        <w:t>CMYK</w:t>
-      </w:r>
-      <w:r>
-        <w:rPr>
-          <w:lang w:val="ru-RU"/>
-        </w:rPr>
-        <w:t xml:space="preserve"> → </w:t>
-      </w:r>
-      <w:r>
-        <w:t>RGB</w:t>
-      </w:r>
-      <w:r>
-        <w:rPr>
-          <w:lang w:val="ru-RU"/>
-        </w:rPr>
-        <w:t xml:space="preserve">, </w:t>
-      </w:r>
-      <w:r>
-        <w:t>RGB</w:t>
-      </w:r>
-      <w:r>
-        <w:rPr>
-          <w:lang w:val="ru-RU"/>
-        </w:rPr>
-        <w:t xml:space="preserve"> → </w:t>
-      </w:r>
-      <w:r>
-        <w:t>HLS</w:t>
-      </w:r>
-      <w:r>
-        <w:rPr>
-          <w:lang w:val="ru-RU"/>
-        </w:rPr>
-        <w:t xml:space="preserve"> и </w:t>
-      </w:r>
-      <w:r>
-        <w:t>HLS</w:t>
-      </w:r>
-      <w:r>
-        <w:rPr>
-          <w:lang w:val="ru-RU"/>
-        </w:rPr>
-        <w:t xml:space="preserve"> → </w:t>
-      </w:r>
-      <w:r>
-        <w:t>RGB</w:t>
-      </w:r>
-      <w:r>
-        <w:rPr>
-          <w:lang w:val="ru-RU"/>
-        </w:rPr>
-        <w:t xml:space="preserve">. Схема варианта имеет вид </w:t>
-      </w:r>
-      <w:r>
-        <w:t>CMYK</w:t>
-      </w:r>
-      <w:r>
-        <w:rPr>
-          <w:lang w:val="ru-RU"/>
-        </w:rPr>
-        <w:t xml:space="preserve"> ↔ </w:t>
-      </w:r>
-      <w:r>
-        <w:t>RGB</w:t>
-      </w:r>
-      <w:r>
-        <w:rPr>
-          <w:lang w:val="ru-RU"/>
-        </w:rPr>
-        <w:t xml:space="preserve"> ↔ </w:t>
-      </w:r>
-      <w:r>
-        <w:t>HLS</w:t>
-      </w:r>
-      <w:r>
-        <w:rPr>
-          <w:lang w:val="ru-RU"/>
-        </w:rPr>
-        <w:t xml:space="preserve">, поэтому при переходе между </w:t>
-      </w:r>
-      <w:r>
-        <w:t>CMYK</w:t>
-      </w:r>
-      <w:r>
-        <w:rPr>
-          <w:lang w:val="ru-RU"/>
-        </w:rPr>
-        <w:t xml:space="preserve"> и </w:t>
-      </w:r>
-      <w:r>
-        <w:t>HLS</w:t>
-      </w:r>
-      <w:r>
-        <w:rPr>
-          <w:lang w:val="ru-RU"/>
-        </w:rPr>
-        <w:t xml:space="preserve"> промежуточной моделью является </w:t>
-      </w:r>
-      <w:r>
-        <w:t>RGB</w:t>
-      </w:r>
-      <w:r>
-        <w:rPr>
-          <w:lang w:val="ru-RU"/>
-        </w:rPr>
-        <w:t>.</w:t>
-      </w:r>
-    </w:p>
-    <w:p>
-      <w:pPr>
-        <w:spacing w:after="0"/>
-        <w:ind w:firstLine="709"/>
-        <w:jc w:val="both"/>
-        <w:rPr>
-          <w:lang w:val="ru-RU"/>
-        </w:rPr>
-      </w:pPr>
-      <w:r>
-        <w:rPr>
-          <w:lang w:val="ru-RU"/>
-        </w:rPr>
-        <w:t xml:space="preserve">При преобразовании </w:t>
-      </w:r>
-      <w:r>
-        <w:t>RGB</w:t>
-      </w:r>
-      <w:r>
-        <w:rPr>
-          <w:lang w:val="ru-RU"/>
-        </w:rPr>
-        <w:t xml:space="preserve"> → </w:t>
-      </w:r>
-      <w:r>
-        <w:t>CMYK</w:t>
-      </w:r>
-      <w:r>
-        <w:rPr>
-          <w:lang w:val="ru-RU"/>
-        </w:rPr>
-        <w:t xml:space="preserve"> каналы </w:t>
-      </w:r>
-      <w:r>
-        <w:t>RGB</w:t>
-      </w:r>
-      <w:r>
-        <w:rPr>
-          <w:lang w:val="ru-RU"/>
-        </w:rPr>
-        <w:t xml:space="preserve"> сначала нормализуются в диапазон от 0 до 1. Чёрная составляющая определяется формулой:</w:t>
-      </w:r>
-    </w:p>
-    <w:p>
-      <w:pPr>
-        <w:spacing w:after="0"/>
-        <w:jc w:val="center"/>
-        <w:rPr>
-          <w:lang w:val="ru-RU"/>
-        </w:rPr>
-      </w:pPr>
-      <w:r>
-        <w:rPr>
-          <w:i/>
-        </w:rPr>
-        <w:t>K</w:t>
-      </w:r>
-      <w:r>
-        <w:rPr>
-          <w:i/>
-          <w:lang w:val="ru-RU"/>
-        </w:rPr>
-        <w:t xml:space="preserve"> = 1 − </w:t>
-      </w:r>
-      <w:r>
-        <w:rPr>
-          <w:i/>
-        </w:rPr>
-        <w:t>max</w:t>
-      </w:r>
-      <w:r>
-        <w:rPr>
-          <w:i/>
-          <w:lang w:val="ru-RU"/>
-        </w:rPr>
-        <w:t>(</w:t>
-      </w:r>
-      <w:r>
-        <w:rPr>
-          <w:i/>
-        </w:rPr>
-        <w:t>R</w:t>
-      </w:r>
-      <w:r>
-        <w:rPr>
-          <w:i/>
-          <w:lang w:val="ru-RU"/>
-        </w:rPr>
-        <w:t xml:space="preserve">, </w:t>
-      </w:r>
-      <w:r>
-        <w:rPr>
-          <w:i/>
-        </w:rPr>
-        <w:t>G</w:t>
-      </w:r>
-      <w:r>
-        <w:rPr>
-          <w:i/>
-          <w:lang w:val="ru-RU"/>
-        </w:rPr>
-        <w:t xml:space="preserve">, </w:t>
-      </w:r>
-      <w:r>
-        <w:rPr>
-          <w:i/>
-        </w:rPr>
-        <w:t>B</w:t>
-      </w:r>
-      <w:r>
-        <w:rPr>
-          <w:i/>
-          <w:lang w:val="ru-RU"/>
-        </w:rPr>
-        <w:t>).</w:t>
-      </w:r>
-    </w:p>
-    <w:p>
-      <w:pPr>
-        <w:spacing w:after="0"/>
-        <w:ind w:firstLine="709"/>
-        <w:jc w:val="both"/>
-        <w:rPr>
-          <w:lang w:val="ru-RU"/>
-        </w:rPr>
-      </w:pPr>
-      <w:r>
-        <w:rPr>
-          <w:lang w:val="ru-RU"/>
-        </w:rPr>
-        <w:t xml:space="preserve">Если </w:t>
-      </w:r>
-      <w:r>
-        <w:t>K</w:t>
-      </w:r>
-      <w:r>
-        <w:rPr>
-          <w:lang w:val="ru-RU"/>
-        </w:rPr>
-        <w:t xml:space="preserve"> ≠ 1, остальные составляющие вычисляются по формулам:</w:t>
-      </w:r>
-    </w:p>
-    <w:p>
-      <w:pPr>
-        <w:spacing w:after="0"/>
-        <w:jc w:val="center"/>
-        <w:rPr>
-          <w:lang w:val="ru-RU"/>
-        </w:rPr>
-      </w:pPr>
-      <w:r>
-        <w:rPr>
-          <w:i/>
-        </w:rPr>
-        <w:t>C</w:t>
-      </w:r>
-      <w:r>
-        <w:rPr>
-          <w:i/>
-          <w:lang w:val="ru-RU"/>
-        </w:rPr>
-        <w:t xml:space="preserve"> = (1 − </w:t>
-      </w:r>
-      <w:r>
-        <w:rPr>
-          <w:i/>
-        </w:rPr>
-        <w:t>R</w:t>
-      </w:r>
-      <w:r>
-        <w:rPr>
-          <w:i/>
-          <w:lang w:val="ru-RU"/>
-        </w:rPr>
-        <w:t xml:space="preserve"> − </w:t>
-      </w:r>
-      <w:r>
-        <w:rPr>
-          <w:i/>
-        </w:rPr>
-        <w:t>K</w:t>
-      </w:r>
-      <w:r>
-        <w:rPr>
-          <w:i/>
-          <w:lang w:val="ru-RU"/>
-        </w:rPr>
-        <w:t xml:space="preserve">) / (1 − </w:t>
-      </w:r>
-      <w:r>
-        <w:rPr>
-          <w:i/>
-        </w:rPr>
-        <w:t>K</w:t>
-      </w:r>
-      <w:r>
-        <w:rPr>
-          <w:i/>
-          <w:lang w:val="ru-RU"/>
-        </w:rPr>
-        <w:t>),</w:t>
-      </w:r>
-      <w:r>
-        <w:rPr>
-          <w:i/>
-          <w:lang w:val="ru-RU"/>
-        </w:rPr>
-        <w:t xml:space="preserve"> </w:t>
-      </w:r>
-      <w:r>
-        <w:rPr>
-          <w:i/>
-        </w:rPr>
-        <w:t>M</w:t>
-      </w:r>
-      <w:r>
-        <w:rPr>
-          <w:i/>
-          <w:lang w:val="ru-RU"/>
-        </w:rPr>
-        <w:t xml:space="preserve"> = (1 − </w:t>
-      </w:r>
-      <w:r>
-        <w:rPr>
-          <w:i/>
-        </w:rPr>
-        <w:t>G</w:t>
-      </w:r>
-      <w:r>
-        <w:rPr>
-          <w:i/>
-          <w:lang w:val="ru-RU"/>
-        </w:rPr>
-        <w:t xml:space="preserve"> − </w:t>
-      </w:r>
-      <w:r>
-        <w:rPr>
-          <w:i/>
-        </w:rPr>
-        <w:t>K</w:t>
-      </w:r>
-      <w:r>
-        <w:rPr>
-          <w:i/>
-          <w:lang w:val="ru-RU"/>
-        </w:rPr>
-        <w:t xml:space="preserve">) / (1 − </w:t>
-      </w:r>
-      <w:r>
-        <w:rPr>
-          <w:i/>
-        </w:rPr>
-        <w:t>K</w:t>
-      </w:r>
-      <w:r>
-        <w:rPr>
-          <w:i/>
-          <w:lang w:val="ru-RU"/>
-        </w:rPr>
-        <w:t xml:space="preserve">), </w:t>
-      </w:r>
-      <w:r>
-        <w:rPr>
-          <w:i/>
-        </w:rPr>
-        <w:t>Y</w:t>
-      </w:r>
-      <w:r>
-        <w:rPr>
-          <w:i/>
-          <w:lang w:val="ru-RU"/>
-        </w:rPr>
-        <w:t xml:space="preserve"> = (1 − </w:t>
-      </w:r>
-      <w:r>
-        <w:rPr>
-          <w:i/>
-        </w:rPr>
-        <w:t>B</w:t>
-      </w:r>
-      <w:r>
-        <w:rPr>
-          <w:i/>
-          <w:lang w:val="ru-RU"/>
-        </w:rPr>
-        <w:t xml:space="preserve"> − </w:t>
-      </w:r>
-      <w:r>
-        <w:rPr>
-          <w:i/>
-        </w:rPr>
-        <w:t>K</w:t>
-      </w:r>
-      <w:r>
-        <w:rPr>
-          <w:i/>
-          <w:lang w:val="ru-RU"/>
-        </w:rPr>
-        <w:t xml:space="preserve">) / (1 − </w:t>
-      </w:r>
-      <w:r>
-        <w:rPr>
-          <w:i/>
-        </w:rPr>
-        <w:t>K</w:t>
-      </w:r>
-      <w:r>
-        <w:rPr>
-          <w:i/>
-          <w:lang w:val="ru-RU"/>
-        </w:rPr>
-        <w:t>).</w:t>
-      </w:r>
-    </w:p>
-    <w:p>
-      <w:pPr>
-        <w:spacing w:after="0"/>
-        <w:ind w:firstLine="709"/>
-        <w:jc w:val="both"/>
-        <w:rPr>
-          <w:lang w:val="ru-RU"/>
-        </w:rPr>
-      </w:pPr>
-      <w:r>
-        <w:rPr>
-          <w:lang w:val="ru-RU"/>
-        </w:rPr>
-        <w:t xml:space="preserve">Для обратного перехода </w:t>
-      </w:r>
-      <w:r>
-        <w:t>CMYK</w:t>
-      </w:r>
-      <w:r>
-        <w:rPr>
-          <w:lang w:val="ru-RU"/>
-        </w:rPr>
-        <w:t xml:space="preserve"> → </w:t>
-      </w:r>
-      <w:r>
-        <w:t>RGB</w:t>
-      </w:r>
-      <w:r>
-        <w:rPr>
-          <w:lang w:val="ru-RU"/>
-        </w:rPr>
-        <w:t xml:space="preserve"> компоненты </w:t>
-      </w:r>
-      <w:r>
-        <w:t>CMYK</w:t>
-      </w:r>
-      <w:r>
-        <w:rPr>
-          <w:lang w:val="ru-RU"/>
-        </w:rPr>
-        <w:t xml:space="preserve"> переводятся из процентов в диапазон от 0 до 1, после чего вычисляются </w:t>
-      </w:r>
-      <w:r>
-        <w:t>RGB</w:t>
-      </w:r>
-      <w:r>
-        <w:rPr>
-          <w:lang w:val="ru-RU"/>
-        </w:rPr>
-        <w:t>-каналы:</w:t>
-      </w:r>
-    </w:p>
-    <w:p>
-      <w:pPr>
-        <w:spacing w:after="0"/>
-        <w:jc w:val="center"/>
-        <w:rPr>
-          <w:lang w:val="ru-RU"/>
-        </w:rPr>
-      </w:pPr>
-      <w:r>
-        <w:rPr>
-          <w:i/>
-        </w:rPr>
-        <w:t>R</w:t>
-      </w:r>
-      <w:r>
-        <w:rPr>
-          <w:i/>
-          <w:lang w:val="ru-RU"/>
-        </w:rPr>
-        <w:t xml:space="preserve"> = 255 · (1 − </w:t>
-      </w:r>
-      <w:r>
-        <w:rPr>
-          <w:i/>
-        </w:rPr>
-        <w:t>C</w:t>
-      </w:r>
-      <w:r>
-        <w:rPr>
-          <w:i/>
-          <w:lang w:val="ru-RU"/>
-        </w:rPr>
-        <w:t xml:space="preserve">) · (1 − </w:t>
-      </w:r>
-      <w:r>
-        <w:rPr>
-          <w:i/>
-        </w:rPr>
-        <w:t>K</w:t>
-      </w:r>
-      <w:r>
-        <w:rPr>
-          <w:i/>
-          <w:lang w:val="ru-RU"/>
-        </w:rPr>
-        <w:t>),</w:t>
-      </w:r>
-      <w:r>
-        <w:rPr>
-          <w:i/>
-          <w:lang w:val="ru-RU"/>
-        </w:rPr>
-        <w:t xml:space="preserve"> </w:t>
-      </w:r>
-      <w:r>
-        <w:rPr>
-          <w:i/>
-        </w:rPr>
-        <w:t>G</w:t>
-      </w:r>
-      <w:r>
-        <w:rPr>
-          <w:i/>
-          <w:lang w:val="ru-RU"/>
-        </w:rPr>
-        <w:t xml:space="preserve"> = 255 · (1 − </w:t>
-      </w:r>
-      <w:r>
-        <w:rPr>
-          <w:i/>
-        </w:rPr>
-        <w:t>M</w:t>
-      </w:r>
-      <w:r>
-        <w:rPr>
-          <w:i/>
-          <w:lang w:val="ru-RU"/>
-        </w:rPr>
-        <w:t xml:space="preserve">) · (1 − </w:t>
-      </w:r>
-      <w:r>
-        <w:rPr>
-          <w:i/>
-        </w:rPr>
-        <w:t>K</w:t>
-      </w:r>
-      <w:r>
-        <w:rPr>
-          <w:i/>
-          <w:lang w:val="ru-RU"/>
-        </w:rPr>
-        <w:t xml:space="preserve">), </w:t>
-      </w:r>
-      <w:r>
-        <w:rPr>
-          <w:i/>
-        </w:rPr>
-        <w:t>B</w:t>
-      </w:r>
-      <w:r>
-        <w:rPr>
-          <w:i/>
-          <w:lang w:val="ru-RU"/>
-        </w:rPr>
-        <w:t xml:space="preserve"> = 255 · (1 − </w:t>
-      </w:r>
-      <w:r>
-        <w:rPr>
-          <w:i/>
-        </w:rPr>
-        <w:t>Y</w:t>
-      </w:r>
-      <w:r>
-        <w:rPr>
-          <w:i/>
-          <w:lang w:val="ru-RU"/>
-        </w:rPr>
-        <w:t xml:space="preserve">) · (1 − </w:t>
-      </w:r>
-      <w:r>
-        <w:rPr>
-          <w:i/>
-        </w:rPr>
-        <w:t>K</w:t>
-      </w:r>
-      <w:r>
-        <w:rPr>
-          <w:i/>
-          <w:lang w:val="ru-RU"/>
-        </w:rPr>
-        <w:t>).</w:t>
-      </w:r>
-    </w:p>
-    <w:p>
-      <w:pPr>
-        <w:spacing w:after="0"/>
-        <w:ind w:firstLine="709"/>
-        <w:jc w:val="both"/>
-        <w:rPr>
-          <w:lang w:val="ru-RU"/>
-        </w:rPr>
-      </w:pPr>
-      <w:r>
-        <w:rPr>
-          <w:lang w:val="ru-RU"/>
-        </w:rPr>
-        <w:t xml:space="preserve">При преобразовании </w:t>
-      </w:r>
-      <w:r>
-        <w:t>RGB</w:t>
-      </w:r>
-      <w:r>
-        <w:rPr>
-          <w:lang w:val="ru-RU"/>
-        </w:rPr>
-        <w:t xml:space="preserve"> → </w:t>
-      </w:r>
-      <w:r>
-        <w:t>HLS</w:t>
-      </w:r>
-      <w:r>
-        <w:rPr>
-          <w:lang w:val="ru-RU"/>
-        </w:rPr>
-        <w:t xml:space="preserve"> определяются максимальная и минимальная нормализованные </w:t>
-      </w:r>
-      <w:r>
-        <w:t>RGB</w:t>
-      </w:r>
-      <w:r>
-        <w:rPr>
-          <w:lang w:val="ru-RU"/>
-        </w:rPr>
-        <w:t xml:space="preserve">-компоненты. Светлота вычисляется как </w:t>
-      </w:r>
-      <w:r>
-        <w:t>L</w:t>
-      </w:r>
-      <w:r>
-        <w:rPr>
-          <w:lang w:val="ru-RU"/>
-        </w:rPr>
-        <w:t xml:space="preserve"> = (</w:t>
-      </w:r>
-      <w:r>
-        <w:t>max</w:t>
-      </w:r>
-      <w:r>
-        <w:rPr>
-          <w:lang w:val="ru-RU"/>
-        </w:rPr>
-        <w:t xml:space="preserve"> + </w:t>
-      </w:r>
-      <w:r>
-        <w:t>min</w:t>
-      </w:r>
-      <w:r>
-        <w:rPr>
-          <w:lang w:val="ru-RU"/>
-        </w:rPr>
-        <w:t xml:space="preserve">) / 2. Если все три компоненты равны, цвет является ахроматическим: насыщенность равна нулю. В остальных случаях оттенок определяется по максимальной </w:t>
-      </w:r>
-      <w:r>
-        <w:t>RGB</w:t>
-      </w:r>
-      <w:r>
-        <w:rPr>
-          <w:lang w:val="ru-RU"/>
-        </w:rPr>
-        <w:t>-компоненте, а насыщенность — с учётом светлоты.</w:t>
-      </w:r>
-    </w:p>
-    <w:p>
-      <w:pPr>
-        <w:spacing w:after="0"/>
-        <w:ind w:firstLine="709"/>
-        <w:jc w:val="both"/>
-        <w:rPr>
-          <w:lang w:val="ru-RU"/>
-        </w:rPr>
-      </w:pPr>
-      <w:r>
-        <w:rPr>
-          <w:lang w:val="ru-RU"/>
-        </w:rPr>
-        <w:t xml:space="preserve">При преобразовании </w:t>
-      </w:r>
-      <w:r>
-        <w:t>HLS</w:t>
-      </w:r>
-      <w:r>
-        <w:rPr>
-          <w:lang w:val="ru-RU"/>
-        </w:rPr>
-        <w:t xml:space="preserve"> → </w:t>
-      </w:r>
-      <w:r>
-        <w:t>RGB</w:t>
-      </w:r>
-      <w:r>
-        <w:rPr>
-          <w:lang w:val="ru-RU"/>
-        </w:rPr>
-        <w:t xml:space="preserve"> сначала вычисляется цветность </w:t>
-      </w:r>
-      <w:r>
-        <w:t>C</w:t>
-      </w:r>
-      <w:r>
-        <w:rPr>
-          <w:lang w:val="ru-RU"/>
-        </w:rPr>
-        <w:t xml:space="preserve"> = (1 − |2</w:t>
-      </w:r>
-      <w:r>
-        <w:t>L</w:t>
-      </w:r>
-      <w:r>
-        <w:rPr>
-          <w:lang w:val="ru-RU"/>
-        </w:rPr>
-        <w:t xml:space="preserve"> − 1|) · </w:t>
-      </w:r>
-      <w:r>
-        <w:t>S</w:t>
-      </w:r>
-      <w:r>
-        <w:rPr>
-          <w:lang w:val="ru-RU"/>
-        </w:rPr>
-        <w:t xml:space="preserve">. Затем по оттенку определяется сектор цветового круга, формируются промежуточные компоненты и после добавления смещения значения переводятся в диапазон </w:t>
-      </w:r>
-      <w:r>
-        <w:t>RGB</w:t>
-      </w:r>
-      <w:r>
-        <w:rPr>
-          <w:lang w:val="ru-RU"/>
-        </w:rPr>
-        <w:t>.</w:t>
-      </w:r>
-    </w:p>
-    <w:p>
-      <w:pPr>
-        <w:keepNext/>
-        <w:spacing w:before="100" w:after="60"/>
-        <w:rPr>
-          <w:lang w:val="ru-RU"/>
-        </w:rPr>
-      </w:pPr>
-      <w:r>
-        <w:rPr>
-          <w:b/>
-          <w:lang w:val="ru-RU"/>
-        </w:rPr>
-        <w:lastRenderedPageBreak/>
-        <w:t>6. Автоматический пересчёт</w:t>
-      </w:r>
-    </w:p>
-    <w:p>
-      <w:pPr>
-        <w:spacing w:after="0"/>
-        <w:ind w:firstLine="709"/>
-        <w:jc w:val="both"/>
-        <w:rPr>
-          <w:lang w:val="ru-RU"/>
-        </w:rPr>
-      </w:pPr>
-      <w:r>
-        <w:rPr>
-          <w:lang w:val="ru-RU"/>
-        </w:rPr>
-        <w:t xml:space="preserve">Для синхронизации моделей используется </w:t>
-      </w:r>
-      <w:r>
-        <w:t>ColorController</w:t>
-      </w:r>
-      <w:r>
-        <w:rPr>
-          <w:lang w:val="ru-RU"/>
-        </w:rPr>
-        <w:t xml:space="preserve">. При изменении </w:t>
-      </w:r>
-      <w:r>
-        <w:t>RGB</w:t>
-      </w:r>
-      <w:r>
-        <w:rPr>
-          <w:lang w:val="ru-RU"/>
-        </w:rPr>
-        <w:t xml:space="preserve"> выполняется пересчёт </w:t>
-      </w:r>
-      <w:r>
-        <w:t>RGB</w:t>
-      </w:r>
-      <w:r>
-        <w:rPr>
-          <w:lang w:val="ru-RU"/>
-        </w:rPr>
-        <w:t xml:space="preserve"> → </w:t>
-      </w:r>
-      <w:r>
-        <w:t>CMYK</w:t>
-      </w:r>
-      <w:r>
-        <w:rPr>
-          <w:lang w:val="ru-RU"/>
-        </w:rPr>
-        <w:t xml:space="preserve"> и </w:t>
-      </w:r>
-      <w:r>
-        <w:t>RGB</w:t>
-      </w:r>
-      <w:r>
-        <w:rPr>
-          <w:lang w:val="ru-RU"/>
-        </w:rPr>
-        <w:t xml:space="preserve"> → </w:t>
-      </w:r>
-      <w:r>
-        <w:t>HLS</w:t>
-      </w:r>
-      <w:r>
-        <w:rPr>
-          <w:lang w:val="ru-RU"/>
-        </w:rPr>
-        <w:t xml:space="preserve">. При изменении </w:t>
-      </w:r>
-      <w:r>
-        <w:t>CMYK</w:t>
-      </w:r>
-      <w:r>
-        <w:rPr>
-          <w:lang w:val="ru-RU"/>
-        </w:rPr>
-        <w:t xml:space="preserve"> сначала выполняется </w:t>
-      </w:r>
-      <w:r>
-        <w:t>CMYK</w:t>
-      </w:r>
-      <w:r>
-        <w:rPr>
-          <w:lang w:val="ru-RU"/>
-        </w:rPr>
-        <w:t xml:space="preserve"> → </w:t>
-      </w:r>
-      <w:r>
-        <w:t>RGB</w:t>
-      </w:r>
-      <w:r>
-        <w:rPr>
-          <w:lang w:val="ru-RU"/>
-        </w:rPr>
-        <w:t xml:space="preserve">, затем </w:t>
-      </w:r>
-      <w:r>
-        <w:t>RGB</w:t>
-      </w:r>
-      <w:r>
-        <w:rPr>
-          <w:lang w:val="ru-RU"/>
-        </w:rPr>
-        <w:t xml:space="preserve"> → </w:t>
-      </w:r>
-      <w:r>
-        <w:t>HLS</w:t>
-      </w:r>
-      <w:r>
-        <w:rPr>
-          <w:lang w:val="ru-RU"/>
-        </w:rPr>
-        <w:t xml:space="preserve">. При изменении </w:t>
-      </w:r>
-      <w:r>
-        <w:t>HLS</w:t>
-      </w:r>
-      <w:r>
-        <w:rPr>
-          <w:lang w:val="ru-RU"/>
-        </w:rPr>
-        <w:t xml:space="preserve"> выполняется </w:t>
-      </w:r>
-      <w:r>
-        <w:t>HLS</w:t>
-      </w:r>
-      <w:r>
-        <w:rPr>
-          <w:lang w:val="ru-RU"/>
-        </w:rPr>
-        <w:t xml:space="preserve"> → </w:t>
-      </w:r>
-      <w:r>
-        <w:t>RGB</w:t>
-      </w:r>
-      <w:r>
-        <w:rPr>
-          <w:lang w:val="ru-RU"/>
-        </w:rPr>
-        <w:t xml:space="preserve">, затем </w:t>
-      </w:r>
-      <w:r>
-        <w:t>RGB</w:t>
-      </w:r>
-      <w:r>
-        <w:rPr>
-          <w:lang w:val="ru-RU"/>
-        </w:rPr>
-        <w:t xml:space="preserve"> → </w:t>
-      </w:r>
-      <w:r>
-        <w:t>CMYK</w:t>
-      </w:r>
-      <w:r>
-        <w:rPr>
-          <w:lang w:val="ru-RU"/>
-        </w:rPr>
-        <w:t>.</w:t>
-      </w:r>
-    </w:p>
-    <w:p>
-      <w:pPr>
-        <w:spacing w:after="0"/>
-        <w:ind w:firstLine="709"/>
-        <w:jc w:val="both"/>
-        <w:rPr>
-          <w:lang w:val="ru-RU"/>
-        </w:rPr>
-      </w:pPr>
-      <w:r>
-        <w:rPr>
-          <w:lang w:val="ru-RU"/>
-        </w:rPr>
-        <w:t xml:space="preserve">После вычислений интерфейс обновляет числовые значения, положение ползунков и область предварительного просмотра. Чтобы программное обновление элементов не запускало повторный пересчёт, используются блокировка </w:t>
-      </w:r>
-      <w:r>
-        <w:t>Qt</w:t>
-      </w:r>
-      <w:r>
-        <w:rPr>
-          <w:lang w:val="ru-RU"/>
-        </w:rPr>
-        <w:t>-сигналов и внутренний признак обновления интерфейса.</w:t>
-      </w:r>
-    </w:p>
-    <w:p>
-      <w:pPr>
-        <w:keepNext/>
-        <w:spacing w:before="100" w:after="60"/>
-        <w:rPr>
-          <w:lang w:val="ru-RU"/>
-        </w:rPr>
-      </w:pPr>
-      <w:r>
-        <w:rPr>
-          <w:b/>
-          <w:lang w:val="ru-RU"/>
-        </w:rPr>
-        <w:t>7. Диапазоны и округление</w:t>
-      </w:r>
-    </w:p>
-    <w:p>
-      <w:pPr>
-        <w:spacing w:after="0"/>
-        <w:ind w:firstLine="709"/>
-        <w:jc w:val="both"/>
-        <w:rPr>
-          <w:lang w:val="ru-RU"/>
-        </w:rPr>
-      </w:pPr>
-      <w:r>
-        <w:rPr>
-          <w:lang w:val="ru-RU"/>
-        </w:rPr>
-        <w:t>Для составляющих цветовых моделей установлены следующие допустимые диапазоны:</w:t>
-      </w:r>
-    </w:p>
-    <w:p>
-      <w:pPr>
-        <w:spacing w:after="0"/>
-        <w:ind w:left="397" w:hanging="255"/>
-        <w:jc w:val="both"/>
-        <w:rPr>
-          <w:lang w:val="ru-RU"/>
-        </w:rPr>
-      </w:pPr>
-      <w:r>
-        <w:rPr>
-          <w:lang w:val="ru-RU"/>
-        </w:rPr>
-        <w:t xml:space="preserve">• </w:t>
-      </w:r>
-      <w:r>
-        <w:t>RGB</w:t>
-      </w:r>
-      <w:r>
-        <w:rPr>
-          <w:lang w:val="ru-RU"/>
-        </w:rPr>
-        <w:t xml:space="preserve">: </w:t>
-      </w:r>
-      <w:r>
-        <w:t>R</w:t>
-      </w:r>
-      <w:r>
-        <w:rPr>
-          <w:lang w:val="ru-RU"/>
-        </w:rPr>
-        <w:t xml:space="preserve">, </w:t>
-      </w:r>
-      <w:r>
-        <w:t>G</w:t>
-      </w:r>
-      <w:r>
-        <w:rPr>
-          <w:lang w:val="ru-RU"/>
-        </w:rPr>
-        <w:t xml:space="preserve">, </w:t>
-      </w:r>
-      <w:r>
-        <w:t>B</w:t>
-      </w:r>
-      <w:r>
-        <w:rPr>
-          <w:lang w:val="ru-RU"/>
-        </w:rPr>
-        <w:t xml:space="preserve"> — от 0 до 255;</w:t>
-      </w:r>
-    </w:p>
-    <w:p>
-      <w:pPr>
-        <w:spacing w:after="0"/>
-        <w:ind w:left="397" w:hanging="255"/>
-        <w:jc w:val="both"/>
-        <w:rPr>
-          <w:lang w:val="ru-RU"/>
-        </w:rPr>
-      </w:pPr>
-      <w:r>
-        <w:rPr>
-          <w:lang w:val="ru-RU"/>
-        </w:rPr>
-        <w:t xml:space="preserve">• </w:t>
-      </w:r>
-      <w:r>
-        <w:t>CMYK</w:t>
-      </w:r>
-      <w:r>
-        <w:rPr>
-          <w:lang w:val="ru-RU"/>
-        </w:rPr>
-        <w:t xml:space="preserve">: </w:t>
-      </w:r>
-      <w:r>
-        <w:t>C</w:t>
-      </w:r>
-      <w:r>
-        <w:rPr>
-          <w:lang w:val="ru-RU"/>
-        </w:rPr>
-        <w:t xml:space="preserve">, </w:t>
-      </w:r>
-      <w:r>
-        <w:t>M</w:t>
-      </w:r>
-      <w:r>
-        <w:rPr>
-          <w:lang w:val="ru-RU"/>
-        </w:rPr>
-        <w:t xml:space="preserve">, </w:t>
-      </w:r>
-      <w:r>
-        <w:t>Y</w:t>
-      </w:r>
-      <w:r>
-        <w:rPr>
-          <w:lang w:val="ru-RU"/>
-        </w:rPr>
-        <w:t xml:space="preserve">, </w:t>
-      </w:r>
-      <w:r>
-        <w:t>K</w:t>
-      </w:r>
-      <w:r>
-        <w:rPr>
-          <w:lang w:val="ru-RU"/>
-        </w:rPr>
-        <w:t xml:space="preserve"> — от 0 до 100%;</w:t>
-      </w:r>
-    </w:p>
-    <w:p>
-      <w:pPr>
-        <w:spacing w:after="0"/>
-        <w:ind w:left="397" w:hanging="255"/>
-        <w:jc w:val="both"/>
-        <w:rPr>
-          <w:lang w:val="ru-RU"/>
-        </w:rPr>
-      </w:pPr>
-      <w:r>
-        <w:rPr>
-          <w:lang w:val="ru-RU"/>
-        </w:rPr>
-        <w:t xml:space="preserve">• </w:t>
-      </w:r>
-      <w:r>
-        <w:t>HLS</w:t>
-      </w:r>
-      <w:r>
-        <w:rPr>
-          <w:lang w:val="ru-RU"/>
-        </w:rPr>
-        <w:t xml:space="preserve">: </w:t>
-      </w:r>
-      <w:r>
-        <w:t>H</w:t>
-      </w:r>
-      <w:r>
-        <w:rPr>
-          <w:lang w:val="ru-RU"/>
-        </w:rPr>
-        <w:t xml:space="preserve"> — от 0 до 360°, </w:t>
-      </w:r>
-      <w:r>
-        <w:t>L</w:t>
-      </w:r>
-      <w:r>
-        <w:rPr>
-          <w:lang w:val="ru-RU"/>
-        </w:rPr>
-        <w:t xml:space="preserve"> и </w:t>
-      </w:r>
-      <w:r>
-        <w:t>S</w:t>
-      </w:r>
-      <w:r>
-        <w:rPr>
-          <w:lang w:val="ru-RU"/>
-        </w:rPr>
-        <w:t xml:space="preserve"> — от 0 до 100%.</w:t>
-      </w:r>
-    </w:p>
-    <w:p>
-      <w:pPr>
-        <w:spacing w:after="0"/>
-        <w:ind w:firstLine="709"/>
-        <w:jc w:val="both"/>
-        <w:rPr>
-          <w:lang w:val="ru-RU"/>
-        </w:rPr>
-      </w:pPr>
-      <w:r>
-        <w:rPr>
-          <w:lang w:val="ru-RU"/>
-        </w:rPr>
-        <w:t xml:space="preserve">Точный ввод проверяется на корректность формата и принадлежность допустимому диапазону. Для дробных значений допускается ввод с точкой или запятой. </w:t>
-      </w:r>
-      <w:r>
-        <w:t>RGB</w:t>
-      </w:r>
-      <w:r>
-        <w:rPr>
-          <w:lang w:val="ru-RU"/>
-        </w:rPr>
-        <w:t xml:space="preserve">-компоненты хранятся и отображаются как целые числа. Значения </w:t>
-      </w:r>
-      <w:r>
-        <w:t>CMYK</w:t>
-      </w:r>
-      <w:r>
-        <w:rPr>
-          <w:lang w:val="ru-RU"/>
-        </w:rPr>
-        <w:t xml:space="preserve"> и </w:t>
-      </w:r>
-      <w:r>
-        <w:t>HLS</w:t>
-      </w:r>
-      <w:r>
-        <w:rPr>
-          <w:lang w:val="ru-RU"/>
-        </w:rPr>
-        <w:t xml:space="preserve"> выводятся с точностью до одного знака после запятой, при этом вычисления выполняются с большей точностью.</w:t>
-      </w:r>
-    </w:p>
-    <w:p>
-      <w:pPr>
-        <w:keepNext/>
-        <w:spacing w:before="100" w:after="60"/>
-        <w:rPr>
-          <w:lang w:val="ru-RU"/>
-        </w:rPr>
-      </w:pPr>
-      <w:r>
-        <w:rPr>
-          <w:b/>
-          <w:lang w:val="ru-RU"/>
-        </w:rPr>
-        <w:t>8. Предупреждение об обрезании-округлении</w:t>
-      </w:r>
-    </w:p>
-    <w:p>
-      <w:pPr>
-        <w:spacing w:after="0"/>
-        <w:ind w:firstLine="709"/>
-        <w:jc w:val="both"/>
-        <w:rPr>
-          <w:lang w:val="ru-RU"/>
-        </w:rPr>
-      </w:pPr>
-      <w:r>
-        <w:rPr>
-          <w:lang w:val="ru-RU"/>
-        </w:rPr>
-        <w:t xml:space="preserve">При переводе из моделей с дробными составляющими в </w:t>
-      </w:r>
-      <w:r>
-        <w:t>RGB</w:t>
-      </w:r>
-      <w:r>
-        <w:rPr>
-          <w:lang w:val="ru-RU"/>
-        </w:rPr>
-        <w:t xml:space="preserve"> рассчитанные значения могут требовать округления до целых каналов. Если в ходе вычисления значение выходит за допустимые границы, оно ограничивается соответствующим диапазоном. В таких случаях приложение выводит ненавязчивое предупреждение об обрезании-округлении, не блокируя дальнейшую работу пользователя.</w:t>
-      </w:r>
-    </w:p>
-    <w:p>
-      <w:pPr>
-        <w:keepNext/>
-        <w:spacing w:before="160" w:after="60"/>
-        <w:rPr>
-          <w:lang w:val="ru-RU"/>
-        </w:rPr>
-      </w:pPr>
-      <w:r>
-        <w:rPr>
-          <w:b/>
-          <w:sz w:val="26"/>
-          <w:lang w:val="ru-RU"/>
-        </w:rPr>
-        <w:t>Проблемы, возникшие в работе, и способы решения</w:t>
-      </w:r>
-    </w:p>
-    <w:p>
-      <w:pPr>
-        <w:pStyle w:val="ae"/>
-        <w:keepNext/>
-        <w:numPr>
-          <w:ilvl w:val="0"/>
-          <w:numId w:val="16"/>
-        </w:numPr>
-        <w:spacing w:before="80" w:after="20"/>
-        <w:rPr>
-          <w:lang w:val="ru-RU"/>
-        </w:rPr>
-      </w:pPr>
-      <w:r>
-        <w:rPr>
-          <w:b/>
-          <w:lang w:val="ru-RU"/>
-        </w:rPr>
-        <w:t>Синхронизация трёх цветовых моделей</w:t>
-      </w:r>
-    </w:p>
-    <w:p>
-      <w:pPr>
-        <w:keepNext/>
-        <w:spacing w:after="0"/>
-        <w:ind w:firstLine="709"/>
-        <w:jc w:val="both"/>
-        <w:rPr>
-          <w:lang w:val="ru-RU"/>
-        </w:rPr>
-      </w:pPr>
-      <w:r>
-        <w:rPr>
-          <w:b/>
-          <w:lang w:val="ru-RU"/>
-        </w:rPr>
-        <w:t>Проблема:</w:t>
-      </w:r>
-      <w:r>
-        <w:rPr>
-          <w:lang w:val="ru-RU"/>
-        </w:rPr>
-        <w:t xml:space="preserve"> при независимом обновлении элементов интерфейса значения одной модели могли измениться раньше, чем две другие.</w:t>
-      </w:r>
-    </w:p>
-    <w:p>
-      <w:pPr>
-        <w:spacing w:after="0"/>
-        <w:ind w:firstLine="709"/>
-        <w:jc w:val="both"/>
-        <w:rPr>
-          <w:lang w:val="ru-RU"/>
-        </w:rPr>
-      </w:pPr>
-      <w:r>
-        <w:rPr>
-          <w:b/>
-          <w:lang w:val="ru-RU"/>
-        </w:rPr>
-        <w:t>Решение:</w:t>
-      </w:r>
-      <w:r>
-        <w:rPr>
-          <w:lang w:val="ru-RU"/>
-        </w:rPr>
-        <w:t xml:space="preserve"> все изменения были направлены через </w:t>
-      </w:r>
-      <w:r>
-        <w:t>ColorController</w:t>
-      </w:r>
-      <w:r>
-        <w:rPr>
-          <w:lang w:val="ru-RU"/>
-        </w:rPr>
-        <w:t>. После изменения любой компоненты выполняется единый пересчёт и только затем обновляется интерфейс.</w:t>
-      </w:r>
-    </w:p>
-    <w:p>
-      <w:pPr>
-        <w:pStyle w:val="ae"/>
-        <w:keepNext/>
-        <w:numPr>
-          <w:ilvl w:val="0"/>
-          <w:numId w:val="16"/>
-        </w:numPr>
-        <w:spacing w:before="80" w:after="20"/>
-        <w:rPr>
-          <w:lang w:val="ru-RU"/>
-        </w:rPr>
-      </w:pPr>
-      <w:r>
-        <w:rPr>
-          <w:b/>
-          <w:lang w:val="ru-RU"/>
-        </w:rPr>
-        <w:t>Повторное срабатывание обработчиков</w:t>
-      </w:r>
-    </w:p>
-    <w:p>
-      <w:pPr>
-        <w:keepNext/>
-        <w:spacing w:after="0"/>
-        <w:ind w:firstLine="709"/>
-        <w:jc w:val="both"/>
-        <w:rPr>
-          <w:lang w:val="ru-RU"/>
-        </w:rPr>
-      </w:pPr>
-      <w:r>
-        <w:rPr>
-          <w:b/>
-          <w:lang w:val="ru-RU"/>
-        </w:rPr>
-        <w:t>Проблема:</w:t>
-      </w:r>
-      <w:r>
-        <w:rPr>
-          <w:lang w:val="ru-RU"/>
-        </w:rPr>
-        <w:t xml:space="preserve"> программное изменение поля или ползунка могло повторно вызвать сигнал изменения и запустить лишний пересчёт.</w:t>
-      </w:r>
-    </w:p>
-    <w:p>
-      <w:pPr>
-        <w:spacing w:after="0"/>
-        <w:ind w:firstLine="709"/>
-        <w:jc w:val="both"/>
-        <w:rPr>
-          <w:lang w:val="ru-RU"/>
-        </w:rPr>
-      </w:pPr>
-      <w:r>
-        <w:rPr>
-          <w:b/>
-          <w:lang w:val="ru-RU"/>
-        </w:rPr>
-        <w:t>Решение:</w:t>
-      </w:r>
-      <w:r>
-        <w:rPr>
-          <w:lang w:val="ru-RU"/>
-        </w:rPr>
-        <w:t xml:space="preserve"> при обновлении интерфейса используются блокировка сигналов </w:t>
-      </w:r>
-      <w:r>
-        <w:t>Qt</w:t>
-      </w:r>
-      <w:r>
-        <w:rPr>
-          <w:lang w:val="ru-RU"/>
-        </w:rPr>
-        <w:t xml:space="preserve"> и внутренний признак обновления, что предотвращает рекурсивные вызовы.</w:t>
-      </w:r>
-    </w:p>
-    <w:p>
-      <w:pPr>
-        <w:pStyle w:val="ae"/>
-        <w:keepNext/>
-        <w:numPr>
-          <w:ilvl w:val="0"/>
-          <w:numId w:val="16"/>
-        </w:numPr>
-        <w:spacing w:before="80" w:after="20"/>
-        <w:rPr>
-          <w:lang w:val="ru-RU"/>
-        </w:rPr>
-      </w:pPr>
-      <w:r>
-        <w:rPr>
-          <w:b/>
-          <w:lang w:val="ru-RU"/>
-        </w:rPr>
-        <w:t xml:space="preserve">Округление при переходе к </w:t>
-      </w:r>
-      <w:r>
-        <w:rPr>
-          <w:b/>
-        </w:rPr>
-        <w:t>RGB</w:t>
-      </w:r>
-    </w:p>
-    <w:p>
-      <w:pPr>
-        <w:keepNext/>
-        <w:spacing w:after="0"/>
-        <w:ind w:firstLine="709"/>
-        <w:jc w:val="both"/>
-        <w:rPr>
-          <w:lang w:val="ru-RU"/>
-        </w:rPr>
-      </w:pPr>
-      <w:r>
-        <w:rPr>
-          <w:b/>
-          <w:lang w:val="ru-RU"/>
-        </w:rPr>
-        <w:t>Проблема:</w:t>
-      </w:r>
-      <w:r>
-        <w:rPr>
-          <w:lang w:val="ru-RU"/>
-        </w:rPr>
-        <w:t xml:space="preserve"> </w:t>
-      </w:r>
-      <w:r>
-        <w:t>CMYK</w:t>
-      </w:r>
-      <w:r>
-        <w:rPr>
-          <w:lang w:val="ru-RU"/>
-        </w:rPr>
-        <w:t xml:space="preserve"> и </w:t>
-      </w:r>
-      <w:r>
-        <w:t>HLS</w:t>
-      </w:r>
-      <w:r>
-        <w:rPr>
-          <w:lang w:val="ru-RU"/>
-        </w:rPr>
-        <w:t xml:space="preserve"> используют дробные значения, тогда как </w:t>
-      </w:r>
-      <w:r>
-        <w:t>RGB</w:t>
-      </w:r>
-      <w:r>
-        <w:rPr>
-          <w:lang w:val="ru-RU"/>
-        </w:rPr>
-        <w:t>-компоненты в приложении являются целыми.</w:t>
-      </w:r>
-    </w:p>
-    <w:p>
-      <w:pPr>
-        <w:spacing w:after="0"/>
-        <w:ind w:firstLine="709"/>
-        <w:jc w:val="both"/>
-        <w:rPr>
-          <w:lang w:val="ru-RU"/>
-        </w:rPr>
-      </w:pPr>
-      <w:r>
-        <w:rPr>
-          <w:b/>
-          <w:lang w:val="ru-RU"/>
-        </w:rPr>
-        <w:t>Решение:</w:t>
-      </w:r>
-      <w:r>
-        <w:rPr>
-          <w:lang w:val="ru-RU"/>
-        </w:rPr>
-        <w:t xml:space="preserve"> рассчитанные </w:t>
-      </w:r>
-      <w:r>
-        <w:t>RGB</w:t>
-      </w:r>
-      <w:r>
-        <w:rPr>
-          <w:lang w:val="ru-RU"/>
-        </w:rPr>
-        <w:t>-компоненты округляются до ближайшего целого, а пользователю при необходимости показывается ненавязчивое предупреждение.</w:t>
-      </w:r>
-    </w:p>
-    <w:p>
-      <w:pPr>
-        <w:spacing w:after="0"/>
-        <w:ind w:firstLine="709"/>
-        <w:jc w:val="both"/>
-        <w:rPr>
-          <w:lang w:val="ru-RU"/>
-        </w:rPr>
-      </w:pPr>
-      <w:bookmarkStart w:id="0" w:name="_GoBack"/>
-      <w:bookmarkEnd w:id="0"/>
-      <w:r>
-        <w:rPr>
-          <w:b/>
-          <w:sz w:val="26"/>
-          <w:lang w:val="ru-RU"/>
-        </w:rPr>
-        <w:lastRenderedPageBreak/>
-        <w:t>Результаты работы</w:t>
-      </w:r>
-    </w:p>
-    <w:p>
-      <w:pPr>
-        <w:keepNext/>
-        <w:spacing w:before="160" w:after="60"/>
-        <w:rPr>
-          <w:lang w:val="ru-RU"/>
-        </w:rPr>
-      </w:pPr>
-      <w:r>
-        <w:rPr>
-          <w:lang w:val="ru-RU"/>
-        </w:rPr>
-        <w:t>В ходе лабораторной работы были изучены цветовые модели RGB, CMYK, HSV, HLS, XYZ и CIELAB (Lab), их назначение и области применения.</w:t>
-      </w:r>
-    </w:p>
-    <w:p>
-      <w:pPr>
-        <w:keepNext/>
-        <w:spacing w:before="160" w:after="60"/>
-        <w:rPr>
-          <w:lang w:val="ru-RU"/>
-        </w:rPr>
-      </w:pPr>
-      <w:r>
-        <w:rPr>
-          <w:lang w:val="ru-RU"/>
-        </w:rPr>
-        <w:t>Был исследован цветовой график МКО, понятие цветового охвата и проблема выхода цветов за пределы диапазона sRGB.</w:t>
-      </w:r>
-    </w:p>
-    <w:p>
-      <w:pPr>
-        <w:keepNext/>
-        <w:spacing w:before="160" w:after="60"/>
-        <w:rPr>
-          <w:lang w:val="ru-RU"/>
-        </w:rPr>
-      </w:pPr>
-      <w:r>
-        <w:rPr>
-          <w:lang w:val="ru-RU"/>
-        </w:rPr>
-        <w:t>Разраб</w:t>
-      </w:r>
-      <w:r>
-        <w:rPr>
-          <w:lang w:val="ru-RU"/>
-        </w:rPr>
-        <w:t>отано настольное приложение на С</w:t>
-      </w:r>
-      <w:r>
-        <w:rPr>
-          <w:lang w:val="ru-RU"/>
-        </w:rPr>
-        <w:t>++, которое одновременно отображает в</w:t>
-      </w:r>
-      <w:r>
-        <w:rPr>
-          <w:lang w:val="ru-RU"/>
-        </w:rPr>
-        <w:t xml:space="preserve">ыбранный цвет в моделях </w:t>
-      </w:r>
-      <w:r>
-        <w:t>CMYK</w:t>
-      </w:r>
-      <w:r>
-        <w:rPr>
-          <w:lang w:val="ru-RU"/>
-        </w:rPr>
-        <w:t xml:space="preserve">, </w:t>
-      </w:r>
-      <w:r>
-        <w:t>RGB</w:t>
-      </w:r>
-      <w:r>
-        <w:rPr>
-          <w:lang w:val="ru-RU"/>
-        </w:rPr>
-        <w:t xml:space="preserve"> и H</w:t>
-      </w:r>
-      <w:r>
-        <w:t>LS</w:t>
-      </w:r>
-      <w:r>
-        <w:rPr>
-          <w:lang w:val="ru-RU"/>
-        </w:rPr>
-        <w:t>.</w:t>
-      </w:r>
-    </w:p>
-    <w:p>
-      <w:pPr>
-        <w:keepNext/>
-        <w:spacing w:before="160" w:after="60"/>
-        <w:rPr>
-          <w:lang w:val="ru-RU"/>
-        </w:rPr>
-      </w:pPr>
-      <w:r>
-        <w:rPr>
-          <w:lang w:val="ru-RU"/>
-        </w:rPr>
-        <w:t>Приложение позволяет:</w:t>
-      </w:r>
-    </w:p>
-    <w:p>
-      <w:pPr>
-        <w:pStyle w:val="ae"/>
-        <w:keepNext/>
-        <w:numPr>
-          <w:ilvl w:val="0"/>
-          <w:numId w:val="17"/>
-        </w:numPr>
-        <w:spacing w:before="160" w:after="60"/>
-        <w:rPr>
-          <w:lang w:val="ru-RU"/>
-        </w:rPr>
-      </w:pPr>
-      <w:r>
-        <w:rPr>
-          <w:lang w:val="ru-RU"/>
-        </w:rPr>
-        <w:t>вводить точные значения компонентов в числовые поля;</w:t>
-      </w:r>
-    </w:p>
-    <w:p>
-      <w:pPr>
-        <w:pStyle w:val="ae"/>
-        <w:keepNext/>
-        <w:numPr>
-          <w:ilvl w:val="0"/>
-          <w:numId w:val="17"/>
-        </w:numPr>
-        <w:spacing w:before="160" w:after="60"/>
-        <w:rPr>
-          <w:lang w:val="ru-RU"/>
-        </w:rPr>
-      </w:pPr>
-      <w:r>
-        <w:rPr>
-          <w:lang w:val="ru-RU"/>
-        </w:rPr>
-        <w:t>плавно изменять значения с помощью ползунков;</w:t>
-      </w:r>
-    </w:p>
-    <w:p>
-      <w:pPr>
-        <w:pStyle w:val="ae"/>
-        <w:keepNext/>
-        <w:numPr>
-          <w:ilvl w:val="0"/>
-          <w:numId w:val="17"/>
-        </w:numPr>
-        <w:spacing w:before="160" w:after="60"/>
-        <w:rPr>
-          <w:lang w:val="ru-RU"/>
-        </w:rPr>
-      </w:pPr>
-      <w:r>
-        <w:rPr>
-          <w:lang w:val="ru-RU"/>
-        </w:rPr>
-        <w:t>выбирать цвет из палитры браузера;</w:t>
-      </w:r>
-    </w:p>
-    <w:p>
-      <w:pPr>
-        <w:pStyle w:val="ae"/>
-        <w:keepNext/>
-        <w:numPr>
-          <w:ilvl w:val="0"/>
-          <w:numId w:val="17"/>
-        </w:numPr>
-        <w:spacing w:before="160" w:after="60"/>
-        <w:rPr>
-          <w:lang w:val="ru-RU"/>
-        </w:rPr>
-      </w:pPr>
-      <w:r>
-        <w:rPr>
-          <w:lang w:val="ru-RU"/>
-        </w:rPr>
-        <w:t>автоматиче</w:t>
-      </w:r>
-      <w:r>
-        <w:rPr>
-          <w:lang w:val="ru-RU"/>
-        </w:rPr>
-        <w:t xml:space="preserve">ски пересчитывать </w:t>
-      </w:r>
-      <w:r>
-        <w:t>CMYK</w:t>
-      </w:r>
-      <w:r>
-        <w:rPr>
-          <w:lang w:val="ru-RU"/>
-        </w:rPr>
-        <w:t xml:space="preserve">, </w:t>
-      </w:r>
-      <w:r>
-        <w:rPr>
-          <w:lang w:val="ru-RU"/>
-        </w:rPr>
-        <w:t>RGB и H</w:t>
-      </w:r>
-      <w:r>
-        <w:t>LS</w:t>
-      </w:r>
-      <w:r>
-        <w:rPr>
-          <w:lang w:val="ru-RU"/>
-        </w:rPr>
-        <w:t xml:space="preserve"> при изменении любой компоненты;</w:t>
-      </w:r>
-    </w:p>
-    <w:p>
-      <w:pPr>
-        <w:pStyle w:val="ae"/>
-        <w:keepNext/>
-        <w:numPr>
-          <w:ilvl w:val="0"/>
-          <w:numId w:val="17"/>
-        </w:numPr>
-        <w:spacing w:before="160" w:after="60"/>
-        <w:rPr>
-          <w:lang w:val="ru-RU"/>
-        </w:rPr>
-      </w:pPr>
-      <w:r>
-        <w:rPr>
-          <w:lang w:val="ru-RU"/>
-        </w:rPr>
-        <w:t>отображать текущий цвет в области предварительного просмотра;</w:t>
-      </w:r>
-    </w:p>
-    <w:p>
-      <w:pPr>
-        <w:keepNext/>
-        <w:spacing w:before="160" w:after="60"/>
-        <w:rPr>
-          <w:lang w:val="ru-RU"/>
-        </w:rPr>
-      </w:pPr>
-      <w:r>
-        <w:rPr>
-          <w:b/>
-          <w:sz w:val="26"/>
-          <w:lang w:val="ru-RU"/>
-        </w:rPr>
-        <w:t>Вывод</w:t>
-      </w:r>
-    </w:p>
-    <w:p>
-      <w:pPr>
-        <w:spacing w:after="0"/>
-        <w:ind w:firstLine="709"/>
-        <w:jc w:val="both"/>
-        <w:rPr>
-          <w:lang w:val="ru-RU"/>
-        </w:rPr>
-      </w:pPr>
-      <w:r>
-        <w:rPr>
-          <w:lang w:val="ru-RU"/>
-        </w:rPr>
-        <w:t xml:space="preserve">В ходе лабораторной работы были изучены цветовые модели </w:t>
-      </w:r>
-      <w:r>
-        <w:t>RGB</w:t>
-      </w:r>
-      <w:r>
-        <w:rPr>
-          <w:lang w:val="ru-RU"/>
-        </w:rPr>
-        <w:t xml:space="preserve">, </w:t>
-      </w:r>
-      <w:r>
-        <w:t>CMYK</w:t>
-      </w:r>
-      <w:r>
-        <w:rPr>
-          <w:lang w:val="ru-RU"/>
-        </w:rPr>
-        <w:t xml:space="preserve">, </w:t>
-      </w:r>
-      <w:r>
-        <w:t>HSV</w:t>
-      </w:r>
-      <w:r>
-        <w:rPr>
-          <w:lang w:val="ru-RU"/>
-        </w:rPr>
-        <w:t xml:space="preserve">, </w:t>
-      </w:r>
-      <w:r>
-        <w:t>HLS</w:t>
-      </w:r>
-      <w:r>
-        <w:rPr>
-          <w:lang w:val="ru-RU"/>
-        </w:rPr>
-        <w:t xml:space="preserve">, </w:t>
-      </w:r>
-      <w:r>
-        <w:t>XYZ</w:t>
-      </w:r>
-      <w:r>
-        <w:rPr>
-          <w:lang w:val="ru-RU"/>
-        </w:rPr>
-        <w:t xml:space="preserve"> и </w:t>
-      </w:r>
-      <w:r>
-        <w:t>CIELAB</w:t>
-      </w:r>
-      <w:r>
-        <w:rPr>
-          <w:lang w:val="ru-RU"/>
-        </w:rPr>
-        <w:t xml:space="preserve"> (</w:t>
-      </w:r>
-      <w:r>
-        <w:t>Lab</w:t>
-      </w:r>
-      <w:r>
-        <w:rPr>
-          <w:lang w:val="ru-RU"/>
-        </w:rPr>
-        <w:t xml:space="preserve">), основные принципы перехода от одной модели к другой и цветовой график МКО. Для практической части реализована схема преобразований </w:t>
-      </w:r>
-      <w:r>
-        <w:t>CMYK</w:t>
-      </w:r>
-      <w:r>
-        <w:rPr>
-          <w:lang w:val="ru-RU"/>
-        </w:rPr>
-        <w:t xml:space="preserve"> ↔ </w:t>
-      </w:r>
-      <w:r>
-        <w:t>RGB</w:t>
-      </w:r>
-      <w:r>
-        <w:rPr>
-          <w:lang w:val="ru-RU"/>
-        </w:rPr>
-        <w:t xml:space="preserve"> ↔ </w:t>
-      </w:r>
-      <w:r>
-        <w:t>HLS</w:t>
-      </w:r>
-      <w:r>
-        <w:rPr>
-          <w:lang w:val="ru-RU"/>
-        </w:rPr>
-        <w:t>.</w:t>
-      </w:r>
-    </w:p>
-    <w:p>
-      <w:pPr>
-        <w:spacing w:after="0"/>
-        <w:ind w:firstLine="709"/>
-        <w:jc w:val="both"/>
-        <w:rPr>
-          <w:lang w:val="ru-RU"/>
-        </w:rPr>
-      </w:pPr>
-      <w:r>
-        <w:rPr>
-          <w:lang w:val="ru-RU"/>
-        </w:rPr>
-        <w:t>Разработанное приложение позволяет задавать цвет тремя способами: через точные поля ввода, палитру и ползунки. При изменении любой компоненты автоматически пересчитываются две другие модели, поэтому все представления соотв</w:t>
-      </w:r>
-      <w:r>
-        <w:rPr>
-          <w:lang w:val="ru-RU"/>
-        </w:rPr>
-        <w:t>етствуют одному текущему цвету.</w:t>
-      </w:r>
+        <w:rPr>
+          <w:lang w:val="ru-RU"/>
+        </w:rPr>
+      </w:pPr>
     </w:p>
     <w:sectPr>
       <w:footerReference w:type="default" r:id="rId8"/>
@@ -3058,7 +2908,7 @@
         <w:noProof/>
         <w:sz w:val="20"/>
       </w:rPr>
-      <w:t>1</w:t>
+      <w:t>2</w:t>
     </w:r>
     <w:r>
       <w:rPr>
@@ -3918,6 +3768,119 @@
     </w:lvl>
   </w:abstractNum>
   <w:abstractNum w:abstractNumId="15" w15:restartNumberingAfterBreak="0">
+    <w:nsid w:val="59513DB9"/>
+    <w:multiLevelType w:val="hybridMultilevel"/>
+    <w:tmpl w:val="21620714"/>
+    <w:lvl w:ilvl="0" w:tplc="04190001">
+      <w:start w:val="1"/>
+      <w:numFmt w:val="bullet"/>
+      <w:lvlText w:val=""/>
+      <w:lvlJc w:val="left"/>
+      <w:pPr>
+        <w:ind w:left="1287" w:hanging="360"/>
+      </w:pPr>
+      <w:rPr>
+        <w:rFonts w:ascii="Symbol" w:hAnsi="Symbol" w:hint="default"/>
+      </w:rPr>
+    </w:lvl>
+    <w:lvl w:ilvl="1" w:tplc="04190003" w:tentative="1">
+      <w:start w:val="1"/>
+      <w:numFmt w:val="bullet"/>
+      <w:lvlText w:val="o"/>
+      <w:lvlJc w:val="left"/>
+      <w:pPr>
+        <w:ind w:left="2007" w:hanging="360"/>
+      </w:pPr>
+      <w:rPr>
+        <w:rFonts w:ascii="Courier New" w:hAnsi="Courier New" w:cs="Courier New" w:hint="default"/>
+      </w:rPr>
+    </w:lvl>
+    <w:lvl w:ilvl="2" w:tplc="04190005" w:tentative="1">
+      <w:start w:val="1"/>
+      <w:numFmt w:val="bullet"/>
+      <w:lvlText w:val=""/>
+      <w:lvlJc w:val="left"/>
+      <w:pPr>
+        <w:ind w:left="2727" w:hanging="360"/>
+      </w:pPr>
+      <w:rPr>
+        <w:rFonts w:ascii="Wingdings" w:hAnsi="Wingdings" w:hint="default"/>
+      </w:rPr>
+    </w:lvl>
+    <w:lvl w:ilvl="3" w:tplc="04190001" w:tentative="1">
+      <w:start w:val="1"/>
+      <w:numFmt w:val="bullet"/>
+      <w:lvlText w:val=""/>
+      <w:lvlJc w:val="left"/>
+      <w:pPr>
+        <w:ind w:left="3447" w:hanging="360"/>
+      </w:pPr>
+      <w:rPr>
+        <w:rFonts w:ascii="Symbol" w:hAnsi="Symbol" w:hint="default"/>
+      </w:rPr>
+    </w:lvl>
+    <w:lvl w:ilvl="4" w:tplc="04190003" w:tentative="1">
+      <w:start w:val="1"/>
+      <w:numFmt w:val="bullet"/>
+      <w:lvlText w:val="o"/>
+      <w:lvlJc w:val="left"/>
+      <w:pPr>
+        <w:ind w:left="4167" w:hanging="360"/>
+      </w:pPr>
+      <w:rPr>
+        <w:rFonts w:ascii="Courier New" w:hAnsi="Courier New" w:cs="Courier New" w:hint="default"/>
+      </w:rPr>
+    </w:lvl>
+    <w:lvl w:ilvl="5" w:tplc="04190005" w:tentative="1">
+      <w:start w:val="1"/>
+      <w:numFmt w:val="bullet"/>
+      <w:lvlText w:val=""/>
+      <w:lvlJc w:val="left"/>
+      <w:pPr>
+        <w:ind w:left="4887" w:hanging="360"/>
+      </w:pPr>
+      <w:rPr>
+        <w:rFonts w:ascii="Wingdings" w:hAnsi="Wingdings" w:hint="default"/>
+      </w:rPr>
+    </w:lvl>
+    <w:lvl w:ilvl="6" w:tplc="04190001" w:tentative="1">
+      <w:start w:val="1"/>
+      <w:numFmt w:val="bullet"/>
+      <w:lvlText w:val=""/>
+      <w:lvlJc w:val="left"/>
+      <w:pPr>
+        <w:ind w:left="5607" w:hanging="360"/>
+      </w:pPr>
+      <w:rPr>
+        <w:rFonts w:ascii="Symbol" w:hAnsi="Symbol" w:hint="default"/>
+      </w:rPr>
+    </w:lvl>
+    <w:lvl w:ilvl="7" w:tplc="04190003" w:tentative="1">
+      <w:start w:val="1"/>
+      <w:numFmt w:val="bullet"/>
+      <w:lvlText w:val="o"/>
+      <w:lvlJc w:val="left"/>
+      <w:pPr>
+        <w:ind w:left="6327" w:hanging="360"/>
+      </w:pPr>
+      <w:rPr>
+        <w:rFonts w:ascii="Courier New" w:hAnsi="Courier New" w:cs="Courier New" w:hint="default"/>
+      </w:rPr>
+    </w:lvl>
+    <w:lvl w:ilvl="8" w:tplc="04190005" w:tentative="1">
+      <w:start w:val="1"/>
+      <w:numFmt w:val="bullet"/>
+      <w:lvlText w:val=""/>
+      <w:lvlJc w:val="left"/>
+      <w:pPr>
+        <w:ind w:left="7047" w:hanging="360"/>
+      </w:pPr>
+      <w:rPr>
+        <w:rFonts w:ascii="Wingdings" w:hAnsi="Wingdings" w:hint="default"/>
+      </w:rPr>
+    </w:lvl>
+  </w:abstractNum>
+  <w:abstractNum w:abstractNumId="16" w15:restartNumberingAfterBreak="0">
     <w:nsid w:val="5B7600DE"/>
     <w:multiLevelType w:val="hybridMultilevel"/>
     <w:tmpl w:val="3CFE2FF6"/>
@@ -4007,7 +3970,120 @@
       </w:pPr>
     </w:lvl>
   </w:abstractNum>
-  <w:abstractNum w:abstractNumId="16" w15:restartNumberingAfterBreak="0">
+  <w:abstractNum w:abstractNumId="17" w15:restartNumberingAfterBreak="0">
+    <w:nsid w:val="722011BF"/>
+    <w:multiLevelType w:val="hybridMultilevel"/>
+    <w:tmpl w:val="EDD46AD0"/>
+    <w:lvl w:ilvl="0" w:tplc="9F5CFB30">
+      <w:start w:val="2"/>
+      <w:numFmt w:val="bullet"/>
+      <w:lvlText w:val="•"/>
+      <w:lvlJc w:val="left"/>
+      <w:pPr>
+        <w:ind w:left="927" w:hanging="360"/>
+      </w:pPr>
+      <w:rPr>
+        <w:rFonts w:ascii="Times New Roman" w:eastAsia="Times New Roman" w:hAnsi="Times New Roman" w:cs="Times New Roman" w:hint="default"/>
+      </w:rPr>
+    </w:lvl>
+    <w:lvl w:ilvl="1" w:tplc="04190003" w:tentative="1">
+      <w:start w:val="1"/>
+      <w:numFmt w:val="bullet"/>
+      <w:lvlText w:val="o"/>
+      <w:lvlJc w:val="left"/>
+      <w:pPr>
+        <w:ind w:left="1647" w:hanging="360"/>
+      </w:pPr>
+      <w:rPr>
+        <w:rFonts w:ascii="Courier New" w:hAnsi="Courier New" w:cs="Courier New" w:hint="default"/>
+      </w:rPr>
+    </w:lvl>
+    <w:lvl w:ilvl="2" w:tplc="04190005" w:tentative="1">
+      <w:start w:val="1"/>
+      <w:numFmt w:val="bullet"/>
+      <w:lvlText w:val=""/>
+      <w:lvlJc w:val="left"/>
+      <w:pPr>
+        <w:ind w:left="2367" w:hanging="360"/>
+      </w:pPr>
+      <w:rPr>
+        <w:rFonts w:ascii="Wingdings" w:hAnsi="Wingdings" w:hint="default"/>
+      </w:rPr>
+    </w:lvl>
+    <w:lvl w:ilvl="3" w:tplc="04190001" w:tentative="1">
+      <w:start w:val="1"/>
+      <w:numFmt w:val="bullet"/>
+      <w:lvlText w:val=""/>
+      <w:lvlJc w:val="left"/>
+      <w:pPr>
+        <w:ind w:left="3087" w:hanging="360"/>
+      </w:pPr>
+      <w:rPr>
+        <w:rFonts w:ascii="Symbol" w:hAnsi="Symbol" w:hint="default"/>
+      </w:rPr>
+    </w:lvl>
+    <w:lvl w:ilvl="4" w:tplc="04190003" w:tentative="1">
+      <w:start w:val="1"/>
+      <w:numFmt w:val="bullet"/>
+      <w:lvlText w:val="o"/>
+      <w:lvlJc w:val="left"/>
+      <w:pPr>
+        <w:ind w:left="3807" w:hanging="360"/>
+      </w:pPr>
+      <w:rPr>
+        <w:rFonts w:ascii="Courier New" w:hAnsi="Courier New" w:cs="Courier New" w:hint="default"/>
+      </w:rPr>
+    </w:lvl>
+    <w:lvl w:ilvl="5" w:tplc="04190005" w:tentative="1">
+      <w:start w:val="1"/>
+      <w:numFmt w:val="bullet"/>
+      <w:lvlText w:val=""/>
+      <w:lvlJc w:val="left"/>
+      <w:pPr>
+        <w:ind w:left="4527" w:hanging="360"/>
+      </w:pPr>
+      <w:rPr>
+        <w:rFonts w:ascii="Wingdings" w:hAnsi="Wingdings" w:hint="default"/>
+      </w:rPr>
+    </w:lvl>
+    <w:lvl w:ilvl="6" w:tplc="04190001" w:tentative="1">
+      <w:start w:val="1"/>
+      <w:numFmt w:val="bullet"/>
+      <w:lvlText w:val=""/>
+      <w:lvlJc w:val="left"/>
+      <w:pPr>
+        <w:ind w:left="5247" w:hanging="360"/>
+      </w:pPr>
+      <w:rPr>
+        <w:rFonts w:ascii="Symbol" w:hAnsi="Symbol" w:hint="default"/>
+      </w:rPr>
+    </w:lvl>
+    <w:lvl w:ilvl="7" w:tplc="04190003" w:tentative="1">
+      <w:start w:val="1"/>
+      <w:numFmt w:val="bullet"/>
+      <w:lvlText w:val="o"/>
+      <w:lvlJc w:val="left"/>
+      <w:pPr>
+        <w:ind w:left="5967" w:hanging="360"/>
+      </w:pPr>
+      <w:rPr>
+        <w:rFonts w:ascii="Courier New" w:hAnsi="Courier New" w:cs="Courier New" w:hint="default"/>
+      </w:rPr>
+    </w:lvl>
+    <w:lvl w:ilvl="8" w:tplc="04190005" w:tentative="1">
+      <w:start w:val="1"/>
+      <w:numFmt w:val="bullet"/>
+      <w:lvlText w:val=""/>
+      <w:lvlJc w:val="left"/>
+      <w:pPr>
+        <w:ind w:left="6687" w:hanging="360"/>
+      </w:pPr>
+      <w:rPr>
+        <w:rFonts w:ascii="Wingdings" w:hAnsi="Wingdings" w:hint="default"/>
+      </w:rPr>
+    </w:lvl>
+  </w:abstractNum>
+  <w:abstractNum w:abstractNumId="18" w15:restartNumberingAfterBreak="0">
     <w:nsid w:val="78900F4B"/>
     <w:multiLevelType w:val="hybridMultilevel"/>
     <w:tmpl w:val="4072CDD6"/>
@@ -4159,16 +4235,22 @@
     <w:abstractNumId w:val="13"/>
   </w:num>
   <w:num w:numId="14">
-    <w:abstractNumId w:val="16"/>
+    <w:abstractNumId w:val="18"/>
   </w:num>
   <w:num w:numId="15">
     <w:abstractNumId w:val="14"/>
   </w:num>
   <w:num w:numId="16">
-    <w:abstractNumId w:val="15"/>
+    <w:abstractNumId w:val="16"/>
   </w:num>
   <w:num w:numId="17">
     <w:abstractNumId w:val="11"/>
+  </w:num>
+  <w:num w:numId="18">
+    <w:abstractNumId w:val="15"/>
+  </w:num>
+  <w:num w:numId="19">
+    <w:abstractNumId w:val="17"/>
   </w:num>
 </w:numbering>
 </file>
@@ -4557,10 +4639,16 @@
   <w:style w:type="paragraph" w:default="1" w:styleId="a1">
     <w:name w:val="Normal"/>
     <w:qFormat/>
-    <w:rsid w:val="00FC693F"/>
+    <w:rsid w:val="003A15CC"/>
+    <w:pPr>
+      <w:spacing w:line="360" w:lineRule="auto"/>
+      <w:ind w:firstLine="720"/>
+      <w:contextualSpacing/>
+      <w:jc w:val="both"/>
+    </w:pPr>
     <w:rPr>
       <w:rFonts w:ascii="Times New Roman" w:eastAsia="Times New Roman" w:hAnsi="Times New Roman"/>
-      <w:sz w:val="24"/>
+      <w:sz w:val="28"/>
     </w:rPr>
   </w:style>
   <w:style w:type="paragraph" w:styleId="1">
@@ -4582,7 +4670,6 @@
       <w:b/>
       <w:bCs/>
       <w:color w:val="365F91" w:themeColor="accent1" w:themeShade="BF"/>
-      <w:sz w:val="28"/>
       <w:szCs w:val="28"/>
     </w:rPr>
   </w:style>
@@ -4908,7 +4995,6 @@
         <w:bottom w:val="single" w:sz="8" w:space="4" w:color="4F81BD" w:themeColor="accent1"/>
       </w:pBdr>
       <w:spacing w:after="300" w:line="240" w:lineRule="auto"/>
-      <w:contextualSpacing/>
     </w:pPr>
     <w:rPr>
       <w:rFonts w:asciiTheme="majorHAnsi" w:eastAsiaTheme="majorEastAsia" w:hAnsiTheme="majorHAnsi" w:cstheme="majorBidi"/>
@@ -4946,6 +5032,7 @@
       <w:numPr>
         <w:ilvl w:val="1"/>
       </w:numPr>
+      <w:ind w:firstLine="720"/>
     </w:pPr>
     <w:rPr>
       <w:rFonts w:asciiTheme="majorHAnsi" w:eastAsiaTheme="majorEastAsia" w:hAnsiTheme="majorHAnsi" w:cstheme="majorBidi"/>
@@ -4980,7 +5067,6 @@
     <w:rsid w:val="00FC693F"/>
     <w:pPr>
       <w:ind w:left="720"/>
-      <w:contextualSpacing/>
     </w:pPr>
   </w:style>
   <w:style w:type="paragraph" w:styleId="af">
@@ -5053,7 +5139,6 @@
     <w:rsid w:val="00AA1D8D"/>
     <w:pPr>
       <w:ind w:left="360" w:hanging="360"/>
-      <w:contextualSpacing/>
     </w:pPr>
   </w:style>
   <w:style w:type="paragraph" w:styleId="25">
@@ -5064,7 +5149,6 @@
     <w:rsid w:val="00326F90"/>
     <w:pPr>
       <w:ind w:left="720" w:hanging="360"/>
-      <w:contextualSpacing/>
     </w:pPr>
   </w:style>
   <w:style w:type="paragraph" w:styleId="35">
@@ -5075,7 +5159,6 @@
     <w:rsid w:val="00326F90"/>
     <w:pPr>
       <w:ind w:left="1080" w:hanging="360"/>
-      <w:contextualSpacing/>
     </w:pPr>
   </w:style>
   <w:style w:type="paragraph" w:styleId="a0">
@@ -5088,7 +5171,6 @@
       <w:numPr>
         <w:numId w:val="1"/>
       </w:numPr>
-      <w:contextualSpacing/>
     </w:pPr>
   </w:style>
   <w:style w:type="paragraph" w:styleId="20">
@@ -5101,7 +5183,6 @@
       <w:numPr>
         <w:numId w:val="2"/>
       </w:numPr>
-      <w:contextualSpacing/>
     </w:pPr>
   </w:style>
   <w:style w:type="paragraph" w:styleId="30">
@@ -5114,7 +5195,6 @@
       <w:numPr>
         <w:numId w:val="3"/>
       </w:numPr>
-      <w:contextualSpacing/>
     </w:pPr>
   </w:style>
   <w:style w:type="paragraph" w:styleId="a">
@@ -5127,7 +5207,6 @@
       <w:numPr>
         <w:numId w:val="5"/>
       </w:numPr>
-      <w:contextualSpacing/>
     </w:pPr>
   </w:style>
   <w:style w:type="paragraph" w:styleId="2">
@@ -5140,7 +5219,6 @@
       <w:numPr>
         <w:numId w:val="6"/>
       </w:numPr>
-      <w:contextualSpacing/>
     </w:pPr>
   </w:style>
   <w:style w:type="paragraph" w:styleId="3">
@@ -5153,7 +5231,6 @@
       <w:numPr>
         <w:numId w:val="7"/>
       </w:numPr>
-      <w:contextualSpacing/>
     </w:pPr>
   </w:style>
   <w:style w:type="paragraph" w:styleId="af2">
@@ -5165,7 +5242,6 @@
     <w:pPr>
       <w:spacing w:after="120"/>
       <w:ind w:left="360"/>
-      <w:contextualSpacing/>
     </w:pPr>
   </w:style>
   <w:style w:type="paragraph" w:styleId="26">
@@ -5177,7 +5253,6 @@
     <w:pPr>
       <w:spacing w:after="120"/>
       <w:ind w:left="720"/>
-      <w:contextualSpacing/>
     </w:pPr>
   </w:style>
   <w:style w:type="paragraph" w:styleId="36">
@@ -5189,7 +5264,6 @@
     <w:pPr>
       <w:spacing w:after="120"/>
       <w:ind w:left="1080"/>
-      <w:contextualSpacing/>
     </w:pPr>
   </w:style>
   <w:style w:type="paragraph" w:styleId="af3">
@@ -15879,7 +15953,7 @@
 </file>
 
 <file path=customXml/itemProps1.xml><?xml version="1.0" encoding="utf-8"?>
-<ds:datastoreItem xmlns:ds="http://schemas.openxmlformats.org/officeDocument/2006/customXml" ds:itemID="{2BEB0758-14F8-467A-A19F-09160D33C04E}">
+<ds:datastoreItem xmlns:ds="http://schemas.openxmlformats.org/officeDocument/2006/customXml" ds:itemID="{B620AA68-76BC-4545-948E-879467473C15}">
   <ds:schemaRefs>
     <ds:schemaRef ds:uri="http://schemas.openxmlformats.org/officeDocument/2006/bibliography"/>
   </ds:schemaRefs>

--- a/lab1/docs/Лабораторная_работа_1_отчёт.docx
+++ b/lab1/docs/Лабораторная_работа_1_отчёт.docx
@@ -2600,14 +2600,13 @@
           <w:szCs w:val="26"/>
           <w:lang w:val="ru-RU"/>
         </w:rPr>
-        <w:t>Вывод</w:t>
+        <w:t>Результат работы</w:t>
       </w:r>
     </w:p>
     <w:p>
       <w:pPr>
         <w:ind w:firstLine="567"/>
         <w:rPr>
-          <w:sz w:val="24"/>
           <w:szCs w:val="24"/>
           <w:lang w:val="ru-RU"/>
         </w:rPr>
@@ -2763,6 +2762,120 @@
           <w:szCs w:val="24"/>
         </w:rPr>
         <w:t>ColorConverter</w:t>
+      </w:r>
+      <w:r>
+        <w:rPr>
+          <w:sz w:val="24"/>
+          <w:szCs w:val="24"/>
+          <w:lang w:val="ru-RU"/>
+        </w:rPr>
+        <w:t xml:space="preserve">. Приложение позволяет задавать цвет несколькими способами, автоматически пересчитывать значения моделей </w:t>
+      </w:r>
+      <w:r>
+        <w:rPr>
+          <w:sz w:val="24"/>
+          <w:szCs w:val="24"/>
+        </w:rPr>
+        <w:t>RGB</w:t>
+      </w:r>
+      <w:r>
+        <w:rPr>
+          <w:sz w:val="24"/>
+          <w:szCs w:val="24"/>
+          <w:lang w:val="ru-RU"/>
+        </w:rPr>
+        <w:t xml:space="preserve">, </w:t>
+      </w:r>
+      <w:r>
+        <w:rPr>
+          <w:sz w:val="24"/>
+          <w:szCs w:val="24"/>
+        </w:rPr>
+        <w:t>CMYK</w:t>
+      </w:r>
+      <w:r>
+        <w:rPr>
+          <w:sz w:val="24"/>
+          <w:szCs w:val="24"/>
+          <w:lang w:val="ru-RU"/>
+        </w:rPr>
+        <w:t xml:space="preserve"> и </w:t>
+      </w:r>
+      <w:r>
+        <w:rPr>
+          <w:sz w:val="24"/>
+          <w:szCs w:val="24"/>
+        </w:rPr>
+        <w:t>HLS</w:t>
+      </w:r>
+      <w:r>
+        <w:rPr>
+          <w:sz w:val="24"/>
+          <w:szCs w:val="24"/>
+          <w:lang w:val="ru-RU"/>
+        </w:rPr>
+        <w:t xml:space="preserve"> и </w:t>
+      </w:r>
+      <w:r>
+        <w:rPr>
+          <w:sz w:val="24"/>
+          <w:szCs w:val="24"/>
+          <w:lang w:val="ru-RU"/>
+        </w:rPr>
+        <w:t>отображать результат в удобном виде</w:t>
+      </w:r>
+      <w:r>
+        <w:rPr>
+          <w:szCs w:val="24"/>
+          <w:lang w:val="ru-RU"/>
+        </w:rPr>
+        <w:t>.</w:t>
+      </w:r>
+    </w:p>
+    <w:p>
+      <w:pPr>
+        <w:ind w:firstLine="567"/>
+        <w:rPr>
+          <w:b/>
+          <w:sz w:val="26"/>
+          <w:szCs w:val="26"/>
+          <w:lang w:val="ru-RU"/>
+        </w:rPr>
+      </w:pPr>
+      <w:r>
+        <w:rPr>
+          <w:b/>
+          <w:sz w:val="26"/>
+          <w:szCs w:val="26"/>
+          <w:lang w:val="ru-RU"/>
+        </w:rPr>
+        <w:t>Вывод</w:t>
+      </w:r>
+    </w:p>
+    <w:p>
+      <w:pPr>
+        <w:ind w:firstLine="567"/>
+        <w:rPr>
+          <w:sz w:val="24"/>
+          <w:szCs w:val="24"/>
+          <w:lang w:val="ru-RU"/>
+        </w:rPr>
+      </w:pPr>
+      <w:r>
+        <w:rPr>
+          <w:sz w:val="24"/>
+          <w:szCs w:val="24"/>
+          <w:lang w:val="ru-RU"/>
+        </w:rPr>
+        <w:t>Ц</w:t>
+      </w:r>
+      <w:r>
+        <w:rPr>
+          <w:sz w:val="24"/>
+          <w:szCs w:val="24"/>
+          <w:lang w:val="ru-RU"/>
+        </w:rPr>
+        <w:t xml:space="preserve">ветовые модели не взаимозаменяемы (RGB — аддитивная, CMYK — субтрактивная, HLS — перцепционная). Прямой переход без потерь невозможен, связующим звеном выступает аппаратное </w:t>
       </w:r>
       <w:bookmarkStart w:id="0" w:name="_GoBack"/>
       <w:bookmarkEnd w:id="0"/>
@@ -2772,68 +2885,51 @@
           <w:szCs w:val="24"/>
           <w:lang w:val="ru-RU"/>
         </w:rPr>
-        <w:t xml:space="preserve">. Приложение позволяет задавать цвет несколькими способами, автоматически пересчитывать значения моделей </w:t>
-      </w:r>
-      <w:r>
-        <w:rPr>
-          <w:sz w:val="24"/>
-          <w:szCs w:val="24"/>
-        </w:rPr>
-        <w:t>RGB</w:t>
-      </w:r>
-      <w:r>
-        <w:rPr>
-          <w:sz w:val="24"/>
-          <w:szCs w:val="24"/>
-          <w:lang w:val="ru-RU"/>
-        </w:rPr>
-        <w:t xml:space="preserve">, </w:t>
-      </w:r>
-      <w:r>
-        <w:rPr>
-          <w:sz w:val="24"/>
-          <w:szCs w:val="24"/>
-        </w:rPr>
-        <w:t>CMYK</w:t>
-      </w:r>
-      <w:r>
-        <w:rPr>
-          <w:sz w:val="24"/>
-          <w:szCs w:val="24"/>
-          <w:lang w:val="ru-RU"/>
-        </w:rPr>
-        <w:t xml:space="preserve"> и </w:t>
-      </w:r>
-      <w:r>
-        <w:rPr>
-          <w:sz w:val="24"/>
-          <w:szCs w:val="24"/>
-        </w:rPr>
-        <w:t>HLS</w:t>
-      </w:r>
-      <w:r>
-        <w:rPr>
-          <w:sz w:val="24"/>
-          <w:szCs w:val="24"/>
-          <w:lang w:val="ru-RU"/>
-        </w:rPr>
-        <w:t xml:space="preserve"> и </w:t>
-      </w:r>
-      <w:r>
-        <w:rPr>
-          <w:sz w:val="24"/>
-          <w:szCs w:val="24"/>
-          <w:lang w:val="ru-RU"/>
-        </w:rPr>
-        <w:t>отображать результат в удобном виде</w:t>
-      </w:r>
-      <w:r>
-        <w:rPr>
-          <w:szCs w:val="24"/>
-          <w:lang w:val="ru-RU"/>
-        </w:rPr>
-        <w:t>.</w:t>
-      </w:r>
+        <w:t>пространство RGB. Математика цвета нелинейна (гамма-коррекция), а CMYK неоднозначен — одному цвету соответствует множество наборов красок, что исключает покомпонентное сравнение. Ограниченность цветового охвата (график МКО) треб</w:t>
+      </w:r>
+      <w:r>
+        <w:rPr>
+          <w:sz w:val="24"/>
+          <w:szCs w:val="24"/>
+          <w:lang w:val="ru-RU"/>
+        </w:rPr>
+        <w:t>ует контроля выхода за границы.</w:t>
+      </w:r>
+    </w:p>
+    <w:p>
+      <w:pPr>
+        <w:ind w:firstLine="567"/>
+        <w:rPr>
+          <w:lang w:val="ru-RU"/>
+        </w:rPr>
+      </w:pPr>
+      <w:r>
+        <w:rPr>
+          <w:sz w:val="24"/>
+          <w:szCs w:val="24"/>
+          <w:lang w:val="ru-RU"/>
+        </w:rPr>
+        <w:t xml:space="preserve">Синхронизация нескольких моделей — нетривиальная задача. Её решение потребовало введения централизованного ColorController и блокировки Qt-сигналов (blockSignals) для предотвращения рекурсивных вызовов и сбивания ввода. Таким образом, корректный конвертер </w:t>
+      </w:r>
+      <w:r>
+        <w:rPr>
+          <w:sz w:val="24"/>
+          <w:szCs w:val="24"/>
+          <w:lang w:val="ru-RU"/>
+        </w:rPr>
+        <w:lastRenderedPageBreak/>
+        <w:t>цвета — это синтез строгой математики, учёта физиологии восприятия и продуманной архитектуры.</w:t>
+      </w:r>
+    </w:p>
+    <w:p>
+      <w:pPr>
+        <w:ind w:firstLine="567"/>
+        <w:rPr>
+          <w:sz w:val="24"/>
+          <w:szCs w:val="24"/>
+          <w:lang w:val="ru-RU"/>
+        </w:rPr>
+      </w:pPr>
     </w:p>
     <w:p>
       <w:pPr>
@@ -2908,7 +3004,7 @@
         <w:noProof/>
         <w:sz w:val="20"/>
       </w:rPr>
-      <w:t>2</w:t>
+      <w:t>3</w:t>
     </w:r>
     <w:r>
       <w:rPr>
@@ -15953,7 +16049,7 @@
 </file>
 
 <file path=customXml/itemProps1.xml><?xml version="1.0" encoding="utf-8"?>
-<ds:datastoreItem xmlns:ds="http://schemas.openxmlformats.org/officeDocument/2006/customXml" ds:itemID="{B620AA68-76BC-4545-948E-879467473C15}">
+<ds:datastoreItem xmlns:ds="http://schemas.openxmlformats.org/officeDocument/2006/customXml" ds:itemID="{5775C072-8D1F-4482-8AEE-A1210C3AC349}">
   <ds:schemaRefs>
     <ds:schemaRef ds:uri="http://schemas.openxmlformats.org/officeDocument/2006/bibliography"/>
   </ds:schemaRefs>

--- a/lab1/docs/Лабораторная_работа_1_отчёт.docx
+++ b/lab1/docs/Лабораторная_работа_1_отчёт.docx
@@ -53,14 +53,6 @@
         </w:rPr>
         <w:t xml:space="preserve"> модели</w:t>
       </w:r>
-      <w:r>
-        <w:rPr>
-          <w:b/>
-          <w:sz w:val="32"/>
-          <w:lang w:val="ru-RU"/>
-        </w:rPr>
-        <w:br/>
-      </w:r>
     </w:p>
     <w:p>
       <w:pPr>
@@ -1906,106 +1898,98 @@
           <w:szCs w:val="24"/>
           <w:lang w:val="ru-RU"/>
         </w:rPr>
-        <w:t xml:space="preserve"> сначала находятся максимальная и минимальная нормализованные </w:t>
-      </w:r>
-      <w:r>
-        <w:rPr>
-          <w:sz w:val="24"/>
-          <w:szCs w:val="24"/>
-          <w:lang w:val="ru-RU"/>
+        <w:t xml:space="preserve"> сначала находятся максимальная и минимальная нормализованные компоненты </w:t>
+      </w:r>
+      <w:r>
+        <w:rPr>
+          <w:sz w:val="24"/>
+          <w:szCs w:val="24"/>
+        </w:rPr>
+        <w:t>RGB</w:t>
+      </w:r>
+      <w:r>
+        <w:rPr>
+          <w:sz w:val="24"/>
+          <w:szCs w:val="24"/>
+          <w:lang w:val="ru-RU"/>
+        </w:rPr>
+        <w:t>. Светлота вычисляется по формуле:</w:t>
+      </w:r>
+      <w:r>
+        <w:rPr>
+          <w:sz w:val="24"/>
+          <w:szCs w:val="24"/>
+          <w:lang w:val="ru-RU"/>
+        </w:rPr>
+        <w:t xml:space="preserve"> </w:t>
+      </w:r>
+      <w:r>
+        <w:rPr>
+          <w:sz w:val="24"/>
+          <w:szCs w:val="24"/>
+        </w:rPr>
+        <w:t>L</w:t>
+      </w:r>
+      <w:r>
+        <w:rPr>
+          <w:sz w:val="24"/>
+          <w:szCs w:val="24"/>
+          <w:lang w:val="ru-RU"/>
+        </w:rPr>
+        <w:t xml:space="preserve"> = (</w:t>
+      </w:r>
+      <w:r>
+        <w:rPr>
+          <w:sz w:val="24"/>
+          <w:szCs w:val="24"/>
+        </w:rPr>
+        <w:t>max</w:t>
+      </w:r>
+      <w:r>
+        <w:rPr>
+          <w:sz w:val="24"/>
+          <w:szCs w:val="24"/>
+          <w:lang w:val="ru-RU"/>
+        </w:rPr>
+        <w:t xml:space="preserve"> + </w:t>
+      </w:r>
+      <w:r>
+        <w:rPr>
+          <w:sz w:val="24"/>
+          <w:szCs w:val="24"/>
+        </w:rPr>
+        <w:t>min</w:t>
+      </w:r>
+      <w:r>
+        <w:rPr>
+          <w:sz w:val="24"/>
+          <w:szCs w:val="24"/>
+          <w:lang w:val="ru-RU"/>
+        </w:rPr>
+        <w:t>) / 2.</w:t>
+      </w:r>
+      <w:r>
+        <w:rPr>
+          <w:sz w:val="24"/>
+          <w:szCs w:val="24"/>
+          <w:lang w:val="ru-RU"/>
+        </w:rPr>
+        <w:t xml:space="preserve"> </w:t>
+      </w:r>
+      <w:r>
+        <w:rPr>
+          <w:sz w:val="24"/>
+          <w:szCs w:val="24"/>
+          <w:lang w:val="ru-RU"/>
+        </w:rPr>
+        <w:t xml:space="preserve">При преобразовании </w:t>
+      </w:r>
+      <w:r>
+        <w:rPr>
+          <w:sz w:val="24"/>
+          <w:szCs w:val="24"/>
         </w:rPr>
         <w:lastRenderedPageBreak/>
-        <w:t xml:space="preserve">компоненты </w:t>
-      </w:r>
-      <w:r>
-        <w:rPr>
-          <w:sz w:val="24"/>
-          <w:szCs w:val="24"/>
-        </w:rPr>
-        <w:t>RGB</w:t>
-      </w:r>
-      <w:r>
-        <w:rPr>
-          <w:sz w:val="24"/>
-          <w:szCs w:val="24"/>
-          <w:lang w:val="ru-RU"/>
-        </w:rPr>
-        <w:t>. Светлота вычисляется по формуле:</w:t>
-      </w:r>
-      <w:r>
-        <w:rPr>
-          <w:sz w:val="24"/>
-          <w:szCs w:val="24"/>
-          <w:lang w:val="ru-RU"/>
-        </w:rPr>
-        <w:t xml:space="preserve"> </w:t>
-      </w:r>
-      <w:r>
-        <w:rPr>
-          <w:sz w:val="24"/>
-          <w:szCs w:val="24"/>
-        </w:rPr>
-        <w:t>L</w:t>
-      </w:r>
-      <w:r>
-        <w:rPr>
-          <w:sz w:val="24"/>
-          <w:szCs w:val="24"/>
-          <w:lang w:val="ru-RU"/>
-        </w:rPr>
-        <w:t xml:space="preserve"> = (</w:t>
-      </w:r>
-      <w:r>
-        <w:rPr>
-          <w:sz w:val="24"/>
-          <w:szCs w:val="24"/>
-        </w:rPr>
-        <w:t>max</w:t>
-      </w:r>
-      <w:r>
-        <w:rPr>
-          <w:sz w:val="24"/>
-          <w:szCs w:val="24"/>
-          <w:lang w:val="ru-RU"/>
-        </w:rPr>
-        <w:t xml:space="preserve"> + </w:t>
-      </w:r>
-      <w:r>
-        <w:rPr>
-          <w:sz w:val="24"/>
-          <w:szCs w:val="24"/>
-        </w:rPr>
-        <w:t>min</w:t>
-      </w:r>
-      <w:r>
-        <w:rPr>
-          <w:sz w:val="24"/>
-          <w:szCs w:val="24"/>
-          <w:lang w:val="ru-RU"/>
-        </w:rPr>
-        <w:t>) / 2.</w:t>
-      </w:r>
-      <w:r>
-        <w:rPr>
-          <w:sz w:val="24"/>
-          <w:szCs w:val="24"/>
-          <w:lang w:val="ru-RU"/>
-        </w:rPr>
-        <w:t xml:space="preserve"> </w:t>
-      </w:r>
-      <w:r>
-        <w:rPr>
-          <w:sz w:val="24"/>
-          <w:szCs w:val="24"/>
-          <w:lang w:val="ru-RU"/>
-        </w:rPr>
-        <w:t xml:space="preserve">При преобразовании </w:t>
-      </w:r>
-      <w:r>
-        <w:rPr>
-          <w:sz w:val="24"/>
-          <w:szCs w:val="24"/>
-        </w:rPr>
         <w:t>HLS</w:t>
       </w:r>
       <w:r>
@@ -2875,7 +2859,87 @@
           <w:szCs w:val="24"/>
           <w:lang w:val="ru-RU"/>
         </w:rPr>
-        <w:t xml:space="preserve">ветовые модели не взаимозаменяемы (RGB — аддитивная, CMYK — субтрактивная, HLS — перцепционная). Прямой переход без потерь невозможен, связующим звеном выступает аппаратное </w:t>
+        <w:t xml:space="preserve">ветовые модели не </w:t>
+      </w:r>
+      <w:r>
+        <w:rPr>
+          <w:sz w:val="24"/>
+          <w:szCs w:val="24"/>
+          <w:lang w:val="ru-RU"/>
+        </w:rPr>
+        <w:t xml:space="preserve">являются </w:t>
+      </w:r>
+      <w:r>
+        <w:rPr>
+          <w:sz w:val="24"/>
+          <w:szCs w:val="24"/>
+          <w:lang w:val="ru-RU"/>
+        </w:rPr>
+        <w:t>взаимозаменяемы</w:t>
+      </w:r>
+      <w:r>
+        <w:rPr>
+          <w:sz w:val="24"/>
+          <w:szCs w:val="24"/>
+          <w:lang w:val="ru-RU"/>
+        </w:rPr>
+        <w:t>ми.</w:t>
+      </w:r>
+      <w:r>
+        <w:rPr>
+          <w:sz w:val="24"/>
+          <w:szCs w:val="24"/>
+          <w:lang w:val="ru-RU"/>
+        </w:rPr>
+        <w:t xml:space="preserve"> </w:t>
+      </w:r>
+      <w:r>
+        <w:rPr>
+          <w:sz w:val="24"/>
+          <w:szCs w:val="24"/>
+          <w:lang w:val="ru-RU"/>
+        </w:rPr>
+        <w:t>RGB — аддитивная модель, описывающая излучение экрана, CMYK — субтрактивная, зависящая от красителей и бумаги, а HLS — перцепционная, ориентированная на человеческое восприятие. Прямой переход между ними без потерь невозможен: связующим звеном всегда выступает аппаратно-зависимое пространство RGB, а для физически корректных расчётов — пространства XYZ и Lab.</w:t>
+      </w:r>
+      <w:r>
+        <w:rPr>
+          <w:sz w:val="24"/>
+          <w:szCs w:val="24"/>
+          <w:lang w:val="ru-RU"/>
+        </w:rPr>
+        <w:t xml:space="preserve"> </w:t>
+      </w:r>
+      <w:r>
+        <w:rPr>
+          <w:sz w:val="24"/>
+          <w:szCs w:val="24"/>
+          <w:lang w:val="ru-RU"/>
+        </w:rPr>
+        <w:t>Ограниченность цветового охвата (график МКО) треб</w:t>
+      </w:r>
+      <w:r>
+        <w:rPr>
+          <w:sz w:val="24"/>
+          <w:szCs w:val="24"/>
+          <w:lang w:val="ru-RU"/>
+        </w:rPr>
+        <w:t>ует контроля выхода за границы.</w:t>
+      </w:r>
+    </w:p>
+    <w:p>
+      <w:pPr>
+        <w:ind w:firstLine="567"/>
+        <w:rPr>
+          <w:lang w:val="ru-RU"/>
+        </w:rPr>
+      </w:pPr>
+      <w:r>
+        <w:rPr>
+          <w:sz w:val="24"/>
+          <w:szCs w:val="24"/>
+          <w:lang w:val="ru-RU"/>
+        </w:rPr>
+        <w:t xml:space="preserve">Синхронизация нескольких моделей — нетривиальная задача. Её решение потребовало введения централизованного ColorController и блокировки Qt-сигналов (blockSignals) </w:t>
       </w:r>
       <w:bookmarkStart w:id="0" w:name="_GoBack"/>
       <w:bookmarkEnd w:id="0"/>
@@ -2885,31 +2949,7 @@
           <w:szCs w:val="24"/>
           <w:lang w:val="ru-RU"/>
         </w:rPr>
-        <w:t>пространство RGB. Математика цвета нелинейна (гамма-коррекция), а CMYK неоднозначен — одному цвету соответствует множество наборов красок, что исключает покомпонентное сравнение. Ограниченность цветового охвата (график МКО) треб</w:t>
-      </w:r>
-      <w:r>
-        <w:rPr>
-          <w:sz w:val="24"/>
-          <w:szCs w:val="24"/>
-          <w:lang w:val="ru-RU"/>
-        </w:rPr>
-        <w:t>ует контроля выхода за границы.</w:t>
-      </w:r>
-    </w:p>
-    <w:p>
-      <w:pPr>
-        <w:ind w:firstLine="567"/>
-        <w:rPr>
-          <w:lang w:val="ru-RU"/>
-        </w:rPr>
-      </w:pPr>
-      <w:r>
-        <w:rPr>
-          <w:sz w:val="24"/>
-          <w:szCs w:val="24"/>
-          <w:lang w:val="ru-RU"/>
-        </w:rPr>
-        <w:t xml:space="preserve">Синхронизация нескольких моделей — нетривиальная задача. Её решение потребовало введения централизованного ColorController и блокировки Qt-сигналов (blockSignals) для предотвращения рекурсивных вызовов и сбивания ввода. Таким образом, корректный конвертер </w:t>
+        <w:t xml:space="preserve">для предотвращения рекурсивных вызовов и сбивания ввода. Таким образом, корректный конвертер </w:t>
       </w:r>
       <w:r>
         <w:rPr>
@@ -16049,7 +16089,7 @@
 </file>
 
 <file path=customXml/itemProps1.xml><?xml version="1.0" encoding="utf-8"?>
-<ds:datastoreItem xmlns:ds="http://schemas.openxmlformats.org/officeDocument/2006/customXml" ds:itemID="{5775C072-8D1F-4482-8AEE-A1210C3AC349}">
+<ds:datastoreItem xmlns:ds="http://schemas.openxmlformats.org/officeDocument/2006/customXml" ds:itemID="{51975AAC-8683-472B-9A5E-560F13A89687}">
   <ds:schemaRefs>
     <ds:schemaRef ds:uri="http://schemas.openxmlformats.org/officeDocument/2006/bibliography"/>
   </ds:schemaRefs>
